--- a/COMM5000/M1_final/01_Report/COMM5000_M1_Report.docx
+++ b/COMM5000/M1_final/01_Report/COMM5000_M1_Report.docx
@@ -46,7 +46,7 @@
           <w:sz w:val="18"/>
           <w:szCs w:val="18"/>
         </w:rPr>
-        <w:t xml:space="preserve">Word count: 979 (excluding tables, figures, captions and references)</w:t>
+        <w:t xml:space="preserve">Word count: 983 (excluding tables, figures, captions and references)</w:t>
       </w:r>
     </w:p>
     <w:p>
@@ -145,7 +145,7 @@
           <w:sz w:val="21"/>
           <w:szCs w:val="21"/>
         </w:rPr>
-        <w:t xml:space="preserve">The analysis uses the workbook as randomised on 26 September 2026 (stamp in cell B6 of the Dataset sheet), with every number calculated by Excel formulas. Labels were corrected only where the intended category was obvious, and no listing was deleted (Table 1). ‘Unknown’ entries were kept as a category because they affect 28.2% of rows and cannot be recovered. No cell is blank because the macro fills missing values (Stable Space 2026), so impossible zeros in the three technical fields were treated as missing.</w:t>
+        <w:t xml:space="preserve">The analysis uses the workbook as randomised on 26 September 2026 (stamp in cell B6 of the Dataset sheet), with every number calculated by Excel formulas. Labels were corrected only where the intended category was obvious, and no listing was deleted (Table 1). ‘Unknown’ entries were kept as a category because they affect 28.2% of rows and cannot be recovered. No cell is blank because the macro fills gaps (Stable Space 2026) and sets negative draws to zero, so technical zeros were treated as missing.</w:t>
       </w:r>
     </w:p>
     <w:p>
@@ -218,10 +218,10 @@
         <w:tblLayout w:type="fixed"/>
       </w:tblPr>
       <w:tblGrid>
-        <w:gridCol w:w="2823"/>
-        <w:gridCol w:w="1977"/>
-        <w:gridCol w:w="2447"/>
-        <w:gridCol w:w="2165"/>
+        <w:gridCol w:w="2541"/>
+        <w:gridCol w:w="1788"/>
+        <w:gridCol w:w="3012"/>
+        <w:gridCol w:w="2071"/>
       </w:tblGrid>
       <w:tr>
         <w:trPr>
@@ -230,7 +230,7 @@
         </w:trPr>
         <w:tc>
           <w:tcPr>
-            <w:tcW w:type="dxa" w:w="2823"/>
+            <w:tcW w:type="dxa" w:w="2541"/>
             <w:tcBorders>
               <w:top w:val="single" w:color="404040" w:sz="8"/>
               <w:left w:val="none" w:color="FFFFFF" w:sz="0"/>
@@ -266,7 +266,7 @@
         </w:tc>
         <w:tc>
           <w:tcPr>
-            <w:tcW w:type="dxa" w:w="1977"/>
+            <w:tcW w:type="dxa" w:w="1788"/>
             <w:tcBorders>
               <w:top w:val="single" w:color="404040" w:sz="8"/>
               <w:left w:val="none" w:color="FFFFFF" w:sz="0"/>
@@ -302,7 +302,7 @@
         </w:tc>
         <w:tc>
           <w:tcPr>
-            <w:tcW w:type="dxa" w:w="2447"/>
+            <w:tcW w:type="dxa" w:w="3012"/>
             <w:tcBorders>
               <w:top w:val="single" w:color="404040" w:sz="8"/>
               <w:left w:val="none" w:color="FFFFFF" w:sz="0"/>
@@ -338,7 +338,7 @@
         </w:tc>
         <w:tc>
           <w:tcPr>
-            <w:tcW w:type="dxa" w:w="2165"/>
+            <w:tcW w:type="dxa" w:w="2071"/>
             <w:tcBorders>
               <w:top w:val="single" w:color="404040" w:sz="8"/>
               <w:left w:val="none" w:color="FFFFFF" w:sz="0"/>
@@ -379,7 +379,7 @@
         </w:trPr>
         <w:tc>
           <w:tcPr>
-            <w:tcW w:type="dxa" w:w="2823"/>
+            <w:tcW w:type="dxa" w:w="2541"/>
             <w:tcBorders>
               <w:top w:val="none" w:color="FFFFFF" w:sz="0"/>
               <w:left w:val="none" w:color="FFFFFF" w:sz="0"/>
@@ -414,7 +414,7 @@
         </w:tc>
         <w:tc>
           <w:tcPr>
-            <w:tcW w:type="dxa" w:w="1977"/>
+            <w:tcW w:type="dxa" w:w="1788"/>
             <w:tcBorders>
               <w:top w:val="none" w:color="FFFFFF" w:sz="0"/>
               <w:left w:val="none" w:color="FFFFFF" w:sz="0"/>
@@ -449,7 +449,7 @@
         </w:tc>
         <w:tc>
           <w:tcPr>
-            <w:tcW w:type="dxa" w:w="2447"/>
+            <w:tcW w:type="dxa" w:w="3012"/>
             <w:tcBorders>
               <w:top w:val="none" w:color="FFFFFF" w:sz="0"/>
               <w:left w:val="none" w:color="FFFFFF" w:sz="0"/>
@@ -484,7 +484,7 @@
         </w:tc>
         <w:tc>
           <w:tcPr>
-            <w:tcW w:type="dxa" w:w="2165"/>
+            <w:tcW w:type="dxa" w:w="2071"/>
             <w:tcBorders>
               <w:top w:val="none" w:color="FFFFFF" w:sz="0"/>
               <w:left w:val="none" w:color="FFFFFF" w:sz="0"/>
@@ -524,7 +524,7 @@
         </w:trPr>
         <w:tc>
           <w:tcPr>
-            <w:tcW w:type="dxa" w:w="2823"/>
+            <w:tcW w:type="dxa" w:w="2541"/>
             <w:tcBorders>
               <w:top w:val="none" w:color="FFFFFF" w:sz="0"/>
               <w:left w:val="none" w:color="FFFFFF" w:sz="0"/>
@@ -559,7 +559,7 @@
         </w:tc>
         <w:tc>
           <w:tcPr>
-            <w:tcW w:type="dxa" w:w="1977"/>
+            <w:tcW w:type="dxa" w:w="1788"/>
             <w:tcBorders>
               <w:top w:val="none" w:color="FFFFFF" w:sz="0"/>
               <w:left w:val="none" w:color="FFFFFF" w:sz="0"/>
@@ -594,7 +594,7 @@
         </w:tc>
         <w:tc>
           <w:tcPr>
-            <w:tcW w:type="dxa" w:w="2447"/>
+            <w:tcW w:type="dxa" w:w="3012"/>
             <w:tcBorders>
               <w:top w:val="none" w:color="FFFFFF" w:sz="0"/>
               <w:left w:val="none" w:color="FFFFFF" w:sz="0"/>
@@ -629,7 +629,7 @@
         </w:tc>
         <w:tc>
           <w:tcPr>
-            <w:tcW w:type="dxa" w:w="2165"/>
+            <w:tcW w:type="dxa" w:w="2071"/>
             <w:tcBorders>
               <w:top w:val="none" w:color="FFFFFF" w:sz="0"/>
               <w:left w:val="none" w:color="FFFFFF" w:sz="0"/>
@@ -669,7 +669,7 @@
         </w:trPr>
         <w:tc>
           <w:tcPr>
-            <w:tcW w:type="dxa" w:w="2823"/>
+            <w:tcW w:type="dxa" w:w="2541"/>
             <w:tcBorders>
               <w:top w:val="none" w:color="FFFFFF" w:sz="0"/>
               <w:left w:val="none" w:color="FFFFFF" w:sz="0"/>
@@ -704,7 +704,7 @@
         </w:tc>
         <w:tc>
           <w:tcPr>
-            <w:tcW w:type="dxa" w:w="1977"/>
+            <w:tcW w:type="dxa" w:w="1788"/>
             <w:tcBorders>
               <w:top w:val="none" w:color="FFFFFF" w:sz="0"/>
               <w:left w:val="none" w:color="FFFFFF" w:sz="0"/>
@@ -739,7 +739,7 @@
         </w:tc>
         <w:tc>
           <w:tcPr>
-            <w:tcW w:type="dxa" w:w="2447"/>
+            <w:tcW w:type="dxa" w:w="3012"/>
             <w:tcBorders>
               <w:top w:val="none" w:color="FFFFFF" w:sz="0"/>
               <w:left w:val="none" w:color="FFFFFF" w:sz="0"/>
@@ -774,7 +774,7 @@
         </w:tc>
         <w:tc>
           <w:tcPr>
-            <w:tcW w:type="dxa" w:w="2165"/>
+            <w:tcW w:type="dxa" w:w="2071"/>
             <w:tcBorders>
               <w:top w:val="none" w:color="FFFFFF" w:sz="0"/>
               <w:left w:val="none" w:color="FFFFFF" w:sz="0"/>
@@ -814,7 +814,7 @@
         </w:trPr>
         <w:tc>
           <w:tcPr>
-            <w:tcW w:type="dxa" w:w="2823"/>
+            <w:tcW w:type="dxa" w:w="2541"/>
             <w:tcBorders>
               <w:top w:val="none" w:color="FFFFFF" w:sz="0"/>
               <w:left w:val="none" w:color="FFFFFF" w:sz="0"/>
@@ -849,7 +849,7 @@
         </w:tc>
         <w:tc>
           <w:tcPr>
-            <w:tcW w:type="dxa" w:w="1977"/>
+            <w:tcW w:type="dxa" w:w="1788"/>
             <w:tcBorders>
               <w:top w:val="none" w:color="FFFFFF" w:sz="0"/>
               <w:left w:val="none" w:color="FFFFFF" w:sz="0"/>
@@ -884,7 +884,7 @@
         </w:tc>
         <w:tc>
           <w:tcPr>
-            <w:tcW w:type="dxa" w:w="2447"/>
+            <w:tcW w:type="dxa" w:w="3012"/>
             <w:tcBorders>
               <w:top w:val="none" w:color="FFFFFF" w:sz="0"/>
               <w:left w:val="none" w:color="FFFFFF" w:sz="0"/>
@@ -919,7 +919,7 @@
         </w:tc>
         <w:tc>
           <w:tcPr>
-            <w:tcW w:type="dxa" w:w="2165"/>
+            <w:tcW w:type="dxa" w:w="2071"/>
             <w:tcBorders>
               <w:top w:val="none" w:color="FFFFFF" w:sz="0"/>
               <w:left w:val="none" w:color="FFFFFF" w:sz="0"/>
@@ -959,7 +959,7 @@
         </w:trPr>
         <w:tc>
           <w:tcPr>
-            <w:tcW w:type="dxa" w:w="2823"/>
+            <w:tcW w:type="dxa" w:w="2541"/>
             <w:tcBorders>
               <w:top w:val="none" w:color="FFFFFF" w:sz="0"/>
               <w:left w:val="none" w:color="FFFFFF" w:sz="0"/>
@@ -994,7 +994,7 @@
         </w:tc>
         <w:tc>
           <w:tcPr>
-            <w:tcW w:type="dxa" w:w="1977"/>
+            <w:tcW w:type="dxa" w:w="1788"/>
             <w:tcBorders>
               <w:top w:val="none" w:color="FFFFFF" w:sz="0"/>
               <w:left w:val="none" w:color="FFFFFF" w:sz="0"/>
@@ -1029,7 +1029,7 @@
         </w:tc>
         <w:tc>
           <w:tcPr>
-            <w:tcW w:type="dxa" w:w="2447"/>
+            <w:tcW w:type="dxa" w:w="3012"/>
             <w:tcBorders>
               <w:top w:val="none" w:color="FFFFFF" w:sz="0"/>
               <w:left w:val="none" w:color="FFFFFF" w:sz="0"/>
@@ -1064,7 +1064,7 @@
         </w:tc>
         <w:tc>
           <w:tcPr>
-            <w:tcW w:type="dxa" w:w="2165"/>
+            <w:tcW w:type="dxa" w:w="2071"/>
             <w:tcBorders>
               <w:top w:val="none" w:color="FFFFFF" w:sz="0"/>
               <w:left w:val="none" w:color="FFFFFF" w:sz="0"/>
@@ -1104,42 +1104,42 @@
         </w:trPr>
         <w:tc>
           <w:tcPr>
-            <w:tcW w:type="dxa" w:w="2823"/>
-            <w:tcBorders>
-              <w:top w:val="none" w:color="FFFFFF" w:sz="0"/>
-              <w:left w:val="none" w:color="FFFFFF" w:sz="0"/>
-              <w:bottom w:val="none" w:color="FFFFFF" w:sz="0"/>
-              <w:right w:val="none" w:color="FFFFFF" w:sz="0"/>
-            </w:tcBorders>
-            <w:tcMar>
-              <w:top w:type="dxa" w:w="20"/>
-              <w:left w:type="dxa" w:w="70"/>
-              <w:bottom w:type="dxa" w:w="20"/>
-              <w:right w:type="dxa" w:w="70"/>
-            </w:tcMar>
-            <w:vAlign w:val="top"/>
-          </w:tcPr>
-          <w:p>
-            <w:pPr>
-              <w:spacing w:after="0" w:before="0" w:line="240"/>
-              <w:jc w:val="left"/>
-            </w:pPr>
-            <w:r>
-              <w:rPr>
-                <w:rFonts w:ascii="Calibri" w:cs="Calibri" w:eastAsia="Calibri" w:hAnsi="Calibri"/>
-                <w:b w:val="false"/>
-                <w:bCs w:val="false"/>
-                <w:color w:val="1F1F1F"/>
-                <w:sz w:val="17"/>
-                <w:szCs w:val="17"/>
-              </w:rPr>
-              <w:t xml:space="preserve">Zero technical values (missing-value code)</w:t>
-            </w:r>
-          </w:p>
-        </w:tc>
-        <w:tc>
-          <w:tcPr>
-            <w:tcW w:type="dxa" w:w="1977"/>
+            <w:tcW w:type="dxa" w:w="2541"/>
+            <w:tcBorders>
+              <w:top w:val="none" w:color="FFFFFF" w:sz="0"/>
+              <w:left w:val="none" w:color="FFFFFF" w:sz="0"/>
+              <w:bottom w:val="none" w:color="FFFFFF" w:sz="0"/>
+              <w:right w:val="none" w:color="FFFFFF" w:sz="0"/>
+            </w:tcBorders>
+            <w:tcMar>
+              <w:top w:type="dxa" w:w="20"/>
+              <w:left w:type="dxa" w:w="70"/>
+              <w:bottom w:type="dxa" w:w="20"/>
+              <w:right w:type="dxa" w:w="70"/>
+            </w:tcMar>
+            <w:vAlign w:val="top"/>
+          </w:tcPr>
+          <w:p>
+            <w:pPr>
+              <w:spacing w:after="0" w:before="0" w:line="240"/>
+              <w:jc w:val="left"/>
+            </w:pPr>
+            <w:r>
+              <w:rPr>
+                <w:rFonts w:ascii="Calibri" w:cs="Calibri" w:eastAsia="Calibri" w:hAnsi="Calibri"/>
+                <w:b w:val="false"/>
+                <w:bCs w:val="false"/>
+                <w:color w:val="1F1F1F"/>
+                <w:sz w:val="17"/>
+                <w:szCs w:val="17"/>
+              </w:rPr>
+              <w:t xml:space="preserve">Zero technical values (the macro sets negative draws to 0)</w:t>
+            </w:r>
+          </w:p>
+        </w:tc>
+        <w:tc>
+          <w:tcPr>
+            <w:tcW w:type="dxa" w:w="1788"/>
             <w:tcBorders>
               <w:top w:val="none" w:color="FFFFFF" w:sz="0"/>
               <w:left w:val="none" w:color="FFFFFF" w:sz="0"/>
@@ -1174,7 +1174,7 @@
         </w:tc>
         <w:tc>
           <w:tcPr>
-            <w:tcW w:type="dxa" w:w="2447"/>
+            <w:tcW w:type="dxa" w:w="3012"/>
             <w:tcBorders>
               <w:top w:val="none" w:color="FFFFFF" w:sz="0"/>
               <w:left w:val="none" w:color="FFFFFF" w:sz="0"/>
@@ -1209,7 +1209,7 @@
         </w:tc>
         <w:tc>
           <w:tcPr>
-            <w:tcW w:type="dxa" w:w="2165"/>
+            <w:tcW w:type="dxa" w:w="2071"/>
             <w:tcBorders>
               <w:top w:val="none" w:color="FFFFFF" w:sz="0"/>
               <w:left w:val="none" w:color="FFFFFF" w:sz="0"/>
@@ -1249,7 +1249,7 @@
         </w:trPr>
         <w:tc>
           <w:tcPr>
-            <w:tcW w:type="dxa" w:w="2823"/>
+            <w:tcW w:type="dxa" w:w="2541"/>
             <w:tcBorders>
               <w:top w:val="none" w:color="FFFFFF" w:sz="0"/>
               <w:left w:val="none" w:color="FFFFFF" w:sz="0"/>
@@ -1284,7 +1284,7 @@
         </w:tc>
         <w:tc>
           <w:tcPr>
-            <w:tcW w:type="dxa" w:w="1977"/>
+            <w:tcW w:type="dxa" w:w="1788"/>
             <w:tcBorders>
               <w:top w:val="none" w:color="FFFFFF" w:sz="0"/>
               <w:left w:val="none" w:color="FFFFFF" w:sz="0"/>
@@ -1319,42 +1319,42 @@
         </w:tc>
         <w:tc>
           <w:tcPr>
-            <w:tcW w:type="dxa" w:w="2447"/>
-            <w:tcBorders>
-              <w:top w:val="none" w:color="FFFFFF" w:sz="0"/>
-              <w:left w:val="none" w:color="FFFFFF" w:sz="0"/>
-              <w:bottom w:val="none" w:color="FFFFFF" w:sz="0"/>
-              <w:right w:val="none" w:color="FFFFFF" w:sz="0"/>
-            </w:tcBorders>
-            <w:tcMar>
-              <w:top w:type="dxa" w:w="20"/>
-              <w:left w:type="dxa" w:w="70"/>
-              <w:bottom w:type="dxa" w:w="20"/>
-              <w:right w:type="dxa" w:w="70"/>
-            </w:tcMar>
-            <w:vAlign w:val="top"/>
-          </w:tcPr>
-          <w:p>
-            <w:pPr>
-              <w:spacing w:after="0" w:before="0" w:line="240"/>
-              <w:jc w:val="left"/>
-            </w:pPr>
-            <w:r>
-              <w:rPr>
-                <w:rFonts w:ascii="Calibri" w:cs="Calibri" w:eastAsia="Calibri" w:hAnsi="Calibri"/>
-                <w:b w:val="false"/>
-                <w:bCs w:val="false"/>
-                <w:color w:val="1F1F1F"/>
-                <w:sz w:val="17"/>
-                <w:szCs w:val="17"/>
-              </w:rPr>
-              <w:t xml:space="preserve">Mileage 36; Engine 52; Horsepower 33</w:t>
-            </w:r>
-          </w:p>
-        </w:tc>
-        <w:tc>
-          <w:tcPr>
-            <w:tcW w:type="dxa" w:w="2165"/>
+            <w:tcW w:type="dxa" w:w="3012"/>
+            <w:tcBorders>
+              <w:top w:val="none" w:color="FFFFFF" w:sz="0"/>
+              <w:left w:val="none" w:color="FFFFFF" w:sz="0"/>
+              <w:bottom w:val="none" w:color="FFFFFF" w:sz="0"/>
+              <w:right w:val="none" w:color="FFFFFF" w:sz="0"/>
+            </w:tcBorders>
+            <w:tcMar>
+              <w:top w:type="dxa" w:w="20"/>
+              <w:left w:type="dxa" w:w="70"/>
+              <w:bottom w:type="dxa" w:w="20"/>
+              <w:right w:type="dxa" w:w="70"/>
+            </w:tcMar>
+            <w:vAlign w:val="top"/>
+          </w:tcPr>
+          <w:p>
+            <w:pPr>
+              <w:spacing w:after="0" w:before="0" w:line="240"/>
+              <w:jc w:val="left"/>
+            </w:pPr>
+            <w:r>
+              <w:rPr>
+                <w:rFonts w:ascii="Calibri" w:cs="Calibri" w:eastAsia="Calibri" w:hAnsi="Calibri"/>
+                <w:b w:val="false"/>
+                <w:bCs w:val="false"/>
+                <w:color w:val="1F1F1F"/>
+                <w:sz w:val="17"/>
+                <w:szCs w:val="17"/>
+              </w:rPr>
+              <w:t xml:space="preserve">Mileage 36; Engine 52; Horsepower 33 (raw maxima 40.8 km/l, 5,502 cc, 393 hp)</w:t>
+            </w:r>
+          </w:p>
+        </w:tc>
+        <w:tc>
+          <w:tcPr>
+            <w:tcW w:type="dxa" w:w="2071"/>
             <w:tcBorders>
               <w:top w:val="none" w:color="FFFFFF" w:sz="0"/>
               <w:left w:val="none" w:color="FFFFFF" w:sz="0"/>
@@ -1394,7 +1394,7 @@
         </w:trPr>
         <w:tc>
           <w:tcPr>
-            <w:tcW w:type="dxa" w:w="2823"/>
+            <w:tcW w:type="dxa" w:w="2541"/>
             <w:tcBorders>
               <w:top w:val="none" w:color="FFFFFF" w:sz="0"/>
               <w:left w:val="none" w:color="FFFFFF" w:sz="0"/>
@@ -1429,7 +1429,7 @@
         </w:tc>
         <w:tc>
           <w:tcPr>
-            <w:tcW w:type="dxa" w:w="1977"/>
+            <w:tcW w:type="dxa" w:w="1788"/>
             <w:tcBorders>
               <w:top w:val="none" w:color="FFFFFF" w:sz="0"/>
               <w:left w:val="none" w:color="FFFFFF" w:sz="0"/>
@@ -1464,42 +1464,42 @@
         </w:tc>
         <w:tc>
           <w:tcPr>
-            <w:tcW w:type="dxa" w:w="2447"/>
-            <w:tcBorders>
-              <w:top w:val="none" w:color="FFFFFF" w:sz="0"/>
-              <w:left w:val="none" w:color="FFFFFF" w:sz="0"/>
-              <w:bottom w:val="none" w:color="FFFFFF" w:sz="0"/>
-              <w:right w:val="none" w:color="FFFFFF" w:sz="0"/>
-            </w:tcBorders>
-            <w:tcMar>
-              <w:top w:type="dxa" w:w="20"/>
-              <w:left w:type="dxa" w:w="70"/>
-              <w:bottom w:type="dxa" w:w="20"/>
-              <w:right w:type="dxa" w:w="70"/>
-            </w:tcMar>
-            <w:vAlign w:val="top"/>
-          </w:tcPr>
-          <w:p>
-            <w:pPr>
-              <w:spacing w:after="0" w:before="0" w:line="240"/>
-              <w:jc w:val="left"/>
-            </w:pPr>
-            <w:r>
-              <w:rPr>
-                <w:rFonts w:ascii="Calibri" w:cs="Calibri" w:eastAsia="Calibri" w:hAnsi="Calibri"/>
-                <w:b w:val="false"/>
-                <w:bCs w:val="false"/>
-                <w:color w:val="1F1F1F"/>
-                <w:sz w:val="17"/>
-                <w:szCs w:val="17"/>
-              </w:rPr>
-              <w:t xml:space="preserve">Horsepower 44 below 50, 67 above 190; Engine 60 below 850, 97 above 2,250; Mileage 42 below 11, 37 above 25.5; Car_Price 44 below INR 20,000</w:t>
-            </w:r>
-          </w:p>
-        </w:tc>
-        <w:tc>
-          <w:tcPr>
-            <w:tcW w:type="dxa" w:w="2165"/>
+            <w:tcW w:type="dxa" w:w="3012"/>
+            <w:tcBorders>
+              <w:top w:val="none" w:color="FFFFFF" w:sz="0"/>
+              <w:left w:val="none" w:color="FFFFFF" w:sz="0"/>
+              <w:bottom w:val="none" w:color="FFFFFF" w:sz="0"/>
+              <w:right w:val="none" w:color="FFFFFF" w:sz="0"/>
+            </w:tcBorders>
+            <w:tcMar>
+              <w:top w:type="dxa" w:w="20"/>
+              <w:left w:type="dxa" w:w="70"/>
+              <w:bottom w:type="dxa" w:w="20"/>
+              <w:right w:type="dxa" w:w="70"/>
+            </w:tcMar>
+            <w:vAlign w:val="top"/>
+          </w:tcPr>
+          <w:p>
+            <w:pPr>
+              <w:spacing w:after="0" w:before="0" w:line="240"/>
+              <w:jc w:val="left"/>
+            </w:pPr>
+            <w:r>
+              <w:rPr>
+                <w:rFonts w:ascii="Calibri" w:cs="Calibri" w:eastAsia="Calibri" w:hAnsi="Calibri"/>
+                <w:b w:val="false"/>
+                <w:bCs w:val="false"/>
+                <w:color w:val="1F1F1F"/>
+                <w:sz w:val="17"/>
+                <w:szCs w:val="17"/>
+              </w:rPr>
+              <w:t xml:space="preserve">hp: 44 &lt; 50, 67 &gt; 190; cc: 60 &lt; 850, 97 &gt; 2,250; km/l: 42 &lt; 11, 37 &gt; 25.5; price: 44 &lt; INR 20,000</w:t>
+            </w:r>
+          </w:p>
+        </w:tc>
+        <w:tc>
+          <w:tcPr>
+            <w:tcW w:type="dxa" w:w="2071"/>
             <w:tcBorders>
               <w:top w:val="none" w:color="FFFFFF" w:sz="0"/>
               <w:left w:val="none" w:color="FFFFFF" w:sz="0"/>
@@ -1539,7 +1539,7 @@
         </w:trPr>
         <w:tc>
           <w:tcPr>
-            <w:tcW w:type="dxa" w:w="2823"/>
+            <w:tcW w:type="dxa" w:w="2541"/>
             <w:tcBorders>
               <w:top w:val="none" w:color="FFFFFF" w:sz="0"/>
               <w:left w:val="none" w:color="FFFFFF" w:sz="0"/>
@@ -1574,7 +1574,7 @@
         </w:tc>
         <w:tc>
           <w:tcPr>
-            <w:tcW w:type="dxa" w:w="1977"/>
+            <w:tcW w:type="dxa" w:w="1788"/>
             <w:tcBorders>
               <w:top w:val="none" w:color="FFFFFF" w:sz="0"/>
               <w:left w:val="none" w:color="FFFFFF" w:sz="0"/>
@@ -1609,7 +1609,7 @@
         </w:tc>
         <w:tc>
           <w:tcPr>
-            <w:tcW w:type="dxa" w:w="2447"/>
+            <w:tcW w:type="dxa" w:w="3012"/>
             <w:tcBorders>
               <w:top w:val="none" w:color="FFFFFF" w:sz="0"/>
               <w:left w:val="none" w:color="FFFFFF" w:sz="0"/>
@@ -1644,7 +1644,7 @@
         </w:tc>
         <w:tc>
           <w:tcPr>
-            <w:tcW w:type="dxa" w:w="2165"/>
+            <w:tcW w:type="dxa" w:w="2071"/>
             <w:tcBorders>
               <w:top w:val="none" w:color="FFFFFF" w:sz="0"/>
               <w:left w:val="none" w:color="FFFFFF" w:sz="0"/>
@@ -1684,7 +1684,7 @@
         </w:trPr>
         <w:tc>
           <w:tcPr>
-            <w:tcW w:type="dxa" w:w="2823"/>
+            <w:tcW w:type="dxa" w:w="2541"/>
             <w:tcBorders>
               <w:top w:val="none" w:color="FFFFFF" w:sz="0"/>
               <w:left w:val="none" w:color="FFFFFF" w:sz="0"/>
@@ -1719,7 +1719,7 @@
         </w:tc>
         <w:tc>
           <w:tcPr>
-            <w:tcW w:type="dxa" w:w="1977"/>
+            <w:tcW w:type="dxa" w:w="1788"/>
             <w:tcBorders>
               <w:top w:val="none" w:color="FFFFFF" w:sz="0"/>
               <w:left w:val="none" w:color="FFFFFF" w:sz="0"/>
@@ -1754,7 +1754,7 @@
         </w:tc>
         <w:tc>
           <w:tcPr>
-            <w:tcW w:type="dxa" w:w="2447"/>
+            <w:tcW w:type="dxa" w:w="3012"/>
             <w:tcBorders>
               <w:top w:val="none" w:color="FFFFFF" w:sz="0"/>
               <w:left w:val="none" w:color="FFFFFF" w:sz="0"/>
@@ -1789,7 +1789,7 @@
         </w:tc>
         <w:tc>
           <w:tcPr>
-            <w:tcW w:type="dxa" w:w="2165"/>
+            <w:tcW w:type="dxa" w:w="2071"/>
             <w:tcBorders>
               <w:top w:val="none" w:color="FFFFFF" w:sz="0"/>
               <w:left w:val="none" w:color="FFFFFF" w:sz="0"/>
@@ -1829,7 +1829,7 @@
         </w:trPr>
         <w:tc>
           <w:tcPr>
-            <w:tcW w:type="dxa" w:w="2823"/>
+            <w:tcW w:type="dxa" w:w="2541"/>
             <w:tcBorders>
               <w:top w:val="none" w:color="FFFFFF" w:sz="0"/>
               <w:left w:val="none" w:color="FFFFFF" w:sz="0"/>
@@ -1864,7 +1864,7 @@
         </w:tc>
         <w:tc>
           <w:tcPr>
-            <w:tcW w:type="dxa" w:w="1977"/>
+            <w:tcW w:type="dxa" w:w="1788"/>
             <w:tcBorders>
               <w:top w:val="none" w:color="FFFFFF" w:sz="0"/>
               <w:left w:val="none" w:color="FFFFFF" w:sz="0"/>
@@ -1899,7 +1899,7 @@
         </w:tc>
         <w:tc>
           <w:tcPr>
-            <w:tcW w:type="dxa" w:w="2447"/>
+            <w:tcW w:type="dxa" w:w="3012"/>
             <w:tcBorders>
               <w:top w:val="none" w:color="FFFFFF" w:sz="0"/>
               <w:left w:val="none" w:color="FFFFFF" w:sz="0"/>
@@ -1934,7 +1934,7 @@
         </w:tc>
         <w:tc>
           <w:tcPr>
-            <w:tcW w:type="dxa" w:w="2165"/>
+            <w:tcW w:type="dxa" w:w="2071"/>
             <w:tcBorders>
               <w:top w:val="none" w:color="FFFFFF" w:sz="0"/>
               <w:left w:val="none" w:color="FFFFFF" w:sz="0"/>
@@ -1974,7 +1974,7 @@
         </w:trPr>
         <w:tc>
           <w:tcPr>
-            <w:tcW w:type="dxa" w:w="2823"/>
+            <w:tcW w:type="dxa" w:w="2541"/>
             <w:tcBorders>
               <w:top w:val="none" w:color="FFFFFF" w:sz="0"/>
               <w:left w:val="none" w:color="FFFFFF" w:sz="0"/>
@@ -2009,7 +2009,7 @@
         </w:tc>
         <w:tc>
           <w:tcPr>
-            <w:tcW w:type="dxa" w:w="1977"/>
+            <w:tcW w:type="dxa" w:w="1788"/>
             <w:tcBorders>
               <w:top w:val="none" w:color="FFFFFF" w:sz="0"/>
               <w:left w:val="none" w:color="FFFFFF" w:sz="0"/>
@@ -2044,7 +2044,7 @@
         </w:tc>
         <w:tc>
           <w:tcPr>
-            <w:tcW w:type="dxa" w:w="2447"/>
+            <w:tcW w:type="dxa" w:w="3012"/>
             <w:tcBorders>
               <w:top w:val="none" w:color="FFFFFF" w:sz="0"/>
               <w:left w:val="none" w:color="FFFFFF" w:sz="0"/>
@@ -2079,7 +2079,7 @@
         </w:tc>
         <w:tc>
           <w:tcPr>
-            <w:tcW w:type="dxa" w:w="2165"/>
+            <w:tcW w:type="dxa" w:w="2071"/>
             <w:tcBorders>
               <w:top w:val="none" w:color="FFFFFF" w:sz="0"/>
               <w:left w:val="none" w:color="FFFFFF" w:sz="0"/>
@@ -2119,7 +2119,7 @@
         </w:trPr>
         <w:tc>
           <w:tcPr>
-            <w:tcW w:type="dxa" w:w="2823"/>
+            <w:tcW w:type="dxa" w:w="2541"/>
             <w:tcBorders>
               <w:top w:val="none" w:color="FFFFFF" w:sz="0"/>
               <w:left w:val="none" w:color="FFFFFF" w:sz="0"/>
@@ -2154,7 +2154,7 @@
         </w:tc>
         <w:tc>
           <w:tcPr>
-            <w:tcW w:type="dxa" w:w="1977"/>
+            <w:tcW w:type="dxa" w:w="1788"/>
             <w:tcBorders>
               <w:top w:val="none" w:color="FFFFFF" w:sz="0"/>
               <w:left w:val="none" w:color="FFFFFF" w:sz="0"/>
@@ -2189,7 +2189,7 @@
         </w:tc>
         <w:tc>
           <w:tcPr>
-            <w:tcW w:type="dxa" w:w="2447"/>
+            <w:tcW w:type="dxa" w:w="3012"/>
             <w:tcBorders>
               <w:top w:val="none" w:color="FFFFFF" w:sz="0"/>
               <w:left w:val="none" w:color="FFFFFF" w:sz="0"/>
@@ -2224,7 +2224,7 @@
         </w:tc>
         <w:tc>
           <w:tcPr>
-            <w:tcW w:type="dxa" w:w="2165"/>
+            <w:tcW w:type="dxa" w:w="2071"/>
             <w:tcBorders>
               <w:top w:val="none" w:color="FFFFFF" w:sz="0"/>
               <w:left w:val="none" w:color="FFFFFF" w:sz="0"/>
@@ -2270,7 +2270,7 @@
           <w:sz w:val="15"/>
           <w:szCs w:val="15"/>
         </w:rPr>
-        <w:t xml:space="preserve">Source: calculated from Stable Space (2026). A group of k identical rows gives k(k − 1)/2 pairs and k − 1 repeat rows. The chance count multiplies the category shares of 13 fields and leaves out Brand and Year, which Model and Registration_Age already fix.</w:t>
+        <w:t xml:space="preserve">Source: calculated from Stable Space (2026). A group of k identical rows gives k(k − 1)/2 pairs and k − 1 repeat rows. The chance count multiplies, over 13 fields, the probability that two random rows share a category (sum of squared shares); Brand and Year are left out because Model and Registration_Age already fix them.</w:t>
       </w:r>
     </w:p>
     <w:p>
@@ -9451,7 +9451,7 @@
           <w:sz w:val="15"/>
           <w:szCs w:val="15"/>
         </w:rPr>
-        <w:t xml:space="preserve">Source: calculated from Stable Space (2026). ᵃ Rows with Kms_Driven ≤ 1,000,000. ᵇ Zero values and values beyond the mean ± 3 SD excluded. ᶜ Exact most frequent value for Registration_Age and Accidents. No exact value repeats for the continuous variables, so the midpoint of the most frequent class is shown (classes: price 50,000; km 10,000; cc 50; hp 5; km/l 0.5). Min and Max of the technical fields are isolated values (Table 1). SD is the sample standard deviation.</w:t>
+        <w:t xml:space="preserve">Source: calculated from Stable Space (2026). ᵃ Kms_Driven ≤ 1,000,000. ᵇ Zeros and values beyond mean ± 3 SD excluded; Min and Max are isolated values (Table 1). ᶜ Exact mode for Registration_Age and Accidents; the continuous variables have no repeated value, so the midpoint of the most frequent class is shown (price 50,000; km 10,000; cc 50; hp 5; km/l 0.5). SD: sample standard deviation.</w:t>
       </w:r>
     </w:p>
     <w:p>
@@ -9555,7 +9555,7 @@
           <w:sz w:val="21"/>
           <w:szCs w:val="21"/>
         </w:rPr>
-        <w:t xml:space="preserve">Price was plotted for 5,000 listings chosen with RAND() and frozen as values, the largest sample the guide suggests (UNSW Business School 2026, p. 7), beside medians for all listings (Figure 2). Registration_Age shows no clear association with price (r = 0.0001). Its median stays between INR 667,024 and 681,532 across all 25 ages (Figure 2b).</w:t>
+        <w:t xml:space="preserve">Price was plotted for 5,000 randomly chosen listings, the largest sample the guide suggests (UNSW Business School 2026, p. 7), beside medians for all listings (Figure 2). Registration_Age shows no clear association with price (r = 0.0001). Its median stays between INR 667,024 and 681,532 across all 25 ages (Figure 2b).</w:t>
       </w:r>
     </w:p>
     <w:p>
@@ -9584,7 +9584,7 @@
           <wp:inline distT="0" distB="0" distL="0" distR="0">
             <wp:extent cx="5219700" cy="3562350"/>
             <wp:effectExtent t="0" r="0" b="0" l="0"/>
-            <wp:docPr id="1" name="Figure 2" descr="Car_Price against Registration_Age (a, b) and Kms_Driven (c, d). (a) and (c) Random samples of 5,000 listings; ages in (a) are spread by up to 0.3 years so that points do not overlap. (b) and (d) Medians by segment with the interquartile range (IQR) for all listings; (c) and (d) use listings with Kms_Driven ≤ 1,000,000. Source: calculated from Stable Space (2026)." title="Figure 2"/>
+            <wp:docPr id="1" name="Figure 2" descr="Car_Price against Registration_Age (a, b) and Kms_Driven (c, d). (a) and (c) Random samples of 5,000 listings (orange = luxury, blue = non-luxury); ages in (a) are spread by up to 0.3 years so that points do not overlap. (b) and (d) Medians by segment with the interquartile range (IQR) for all listings; (c) and (d) use listings with Kms_Driven ≤ 1,000,000. Source: calculated from Stable Space (2026)." title="Figure 2"/>
             <wp:cNvGraphicFramePr>
               <a:graphicFrameLocks xmlns:a="http://schemas.openxmlformats.org/drawingml/2006/main" noChangeAspect="1"/>
             </wp:cNvGraphicFramePr>
@@ -9641,7 +9641,7 @@
           <w:sz w:val="17"/>
           <w:szCs w:val="17"/>
         </w:rPr>
-        <w:t xml:space="preserve">Car_Price against Registration_Age (a, b) and Kms_Driven (c, d). (a) and (c) Random samples of 5,000 listings; ages in (a) are spread by up to 0.3 years so that points do not overlap. (b) and (d) Medians by segment with the interquartile range (IQR) for all listings; (c) and (d) use listings with Kms_Driven ≤ 1,000,000. Source: calculated from Stable Space (2026).</w:t>
+        <w:t xml:space="preserve">Car_Price against Registration_Age (a, b) and Kms_Driven (c, d). (a) and (c) Random samples of 5,000 listings (orange = luxury, blue = non-luxury); ages in (a) are spread by up to 0.3 years so that points do not overlap. (b) and (d) Medians by segment with the interquartile range (IQR) for all listings; (c) and (d) use listings with Kms_Driven ≤ 1,000,000. Source: calculated from Stable Space (2026).</w:t>
       </w:r>
     </w:p>
     <w:p>
@@ -9653,7 +9653,7 @@
       <w:r>
         <w:drawing>
           <wp:inline distT="0" distB="0" distL="0" distR="0">
-            <wp:extent cx="5581650" cy="2705100"/>
+            <wp:extent cx="5400675" cy="2619375"/>
             <wp:effectExtent t="0" r="0" b="0" l="0"/>
             <wp:docPr id="1" name="Figure 3" descr="(a) Median Car_Price by five-year age band and usage decile, about 20,000 listings per cell; the vertical axis starts at INR 560,000. (b) Expected spread of the correlation in a random sample of 5,000 rows (normal approximation); vertical lines mark the full-data values and triangles the samples used in Figure 2. Source: calculated from Stable Space (2026)." title="Figure 3"/>
             <wp:cNvGraphicFramePr>
@@ -9678,7 +9678,7 @@
                   <pic:spPr bwMode="auto">
                     <a:xfrm>
                       <a:off x="0" y="0"/>
-                      <a:ext cx="5581650" cy="2705100"/>
+                      <a:ext cx="5400675" cy="2619375"/>
                     </a:xfrm>
                     <a:prstGeom prst="rect">
                       <a:avLst/>
@@ -9745,7 +9745,7 @@
           <w:sz w:val="21"/>
           <w:szCs w:val="21"/>
         </w:rPr>
-        <w:t xml:space="preserve">Luxury listings carry no price premium. Their mean price is 0.30% lower than for non-luxury cars and their median 0.17% lower, trivial next to a price SD of INR 1.15 million. The 13 brand medians lie within 1.3% of each other with overlapping intervals (Figure 4a).</w:t>
+        <w:t xml:space="preserve">Luxury listings carry no price premium. Their mean price is 0.30% lower than for non-luxury cars and their median 0.17% lower, trivial next to a price SD of INR 1.15 million. The 13 brand medians lie within 1.24% of each other with overlapping intervals (Figure 4a).</w:t>
       </w:r>
     </w:p>
     <w:p>
@@ -9760,7 +9760,7 @@
           <w:sz w:val="21"/>
           <w:szCs w:val="21"/>
         </w:rPr>
-        <w:t xml:space="preserve">Among the other numeric fields, only Horsepower (+0.033) and Engine_CC (+0.026) come near Kms_Driven. All others stay within ±0.005 in every segment (Figure 4b; Table A2). Other category medians differ by at most 1.6%, and the 3.2% spread across the 39 models is about what chance gives (Table A3). The conclusions hold without Unknown rows, extreme prices or possible duplicates (Table A4).</w:t>
+        <w:t xml:space="preserve">Among the other numeric fields, only Horsepower (+0.033) and Engine_CC (+0.026) exceed ±0.005 in any segment (Figure 4b; Table A2). Other category medians differ by at most 1.53%, and the 3.2% spread across the 39 models is about what chance gives (Table A3). The conclusions hold without Unknown rows, extreme prices or possible duplicates (Table A4).</w:t>
       </w:r>
     </w:p>
     <w:p>
@@ -9772,9 +9772,9 @@
       <w:r>
         <w:drawing>
           <wp:inline distT="0" distB="0" distL="0" distR="0">
-            <wp:extent cx="5762625" cy="2533650"/>
+            <wp:extent cx="5581650" cy="2447925"/>
             <wp:effectExtent t="0" r="0" b="0" l="0"/>
-            <wp:docPr id="1" name="Figure 4" descr="(a) Median Car_Price by brand and segment with 95% intervals (ranks n/2 ± 1.96√n/2 of the sorted prices); the axis does not start at zero and the dashed line is the overall median. The 95% confidence interval for the luxury minus non-luxury difference in mean price is −0.82% to +0.22%. (b) Pearson correlation of each numeric field with Car_Price. Source: calculated from Stable Space (2026)." title="Figure 4"/>
+            <wp:docPr id="1" name="Figure 4" descr="(a) Median Car_Price by brand and segment (orange = luxury, blue = non-luxury) with 95% intervals (ranks n/2 ± 1.96√n/2 of the sorted prices); the axis does not start at zero and the dashed line is the overall median. The 95% confidence interval for the luxury minus non-luxury difference in mean price, as a percentage of the non-luxury mean, is −0.82% to +0.22%. (b) Pearson correlation of each numeric field with Car_Price. Source: calculated from Stable Space (2026)." title="Figure 4"/>
             <wp:cNvGraphicFramePr>
               <a:graphicFrameLocks xmlns:a="http://schemas.openxmlformats.org/drawingml/2006/main" noChangeAspect="1"/>
             </wp:cNvGraphicFramePr>
@@ -9797,7 +9797,7 @@
                   <pic:spPr bwMode="auto">
                     <a:xfrm>
                       <a:off x="0" y="0"/>
-                      <a:ext cx="5762625" cy="2533650"/>
+                      <a:ext cx="5581650" cy="2447925"/>
                     </a:xfrm>
                     <a:prstGeom prst="rect">
                       <a:avLst/>
@@ -9831,7 +9831,7 @@
           <w:sz w:val="17"/>
           <w:szCs w:val="17"/>
         </w:rPr>
-        <w:t xml:space="preserve">(a) Median Car_Price by brand and segment with 95% intervals (ranks n/2 ± 1.96√n/2 of the sorted prices); the axis does not start at zero and the dashed line is the overall median. The 95% confidence interval for the luxury minus non-luxury difference in mean price is −0.82% to +0.22%. (b) Pearson correlation of each numeric field with Car_Price. Source: calculated from Stable Space (2026).</w:t>
+        <w:t xml:space="preserve">(a) Median Car_Price by brand and segment (orange = luxury, blue = non-luxury) with 95% intervals (ranks n/2 ± 1.96√n/2 of the sorted prices); the axis does not start at zero and the dashed line is the overall median. The 95% confidence interval for the luxury minus non-luxury difference in mean price, as a percentage of the non-luxury mean, is −0.82% to +0.22%. (b) Pearson correlation of each numeric field with Car_Price. Source: calculated from Stable Space (2026).</w:t>
       </w:r>
     </w:p>
     <w:p>
@@ -9882,7 +9882,7 @@
           <w:sz w:val="21"/>
           <w:szCs w:val="21"/>
         </w:rPr>
-        <w:t xml:space="preserve">Price should be described by its median and modelled on a log scale. Usage has a weak negative association with price, Horsepower and Engine_CC weaker positive ones, and age, brand segment, model and the other fields none. A luxury premium in cash offers is therefore not supported. Any model must also handle Unknown fields (28% of rows) and possible duplicates.</w:t>
+        <w:t xml:space="preserve">Price should be described by its median and modelled on a log scale. Usage has a weak negative association with price, Horsepower and Engine_CC weaker positive ones, and age, brand segment, model and the other fields none of practical size. A luxury premium in cash offers is therefore not supported. Any model must also handle Unknown fields (28% of rows) and possible duplicates.</w:t>
       </w:r>
     </w:p>
     <w:p>
@@ -9915,7 +9915,7 @@
           <w:sz w:val="21"/>
           <w:szCs w:val="21"/>
         </w:rPr>
-        <w:t xml:space="preserve">The data are simulated for assessment (UNSW Business School 2026, p. 4), and the macro’s code regenerates Mileage_kmpl, Engine_CC, Horsepower, Kms_Driven and Car_Price without reference to brand or age. This probably explains the missing associations. Each summary also looks at one variable at a time. A straight line of log price on log kilometres (Excel SLOPE and INTERCEPT), fitted and checked on the same listings, misses the listed price by a median of 55.2%, barely better than quoting the overall median (55.3%). Offers based on kilometres alone would be unreliable. A better approach would fit a multiple regression on log price, check it on a hold-out sample and quote a price range. The client should also record inspection condition and trim level, and validate any model on its own final sale prices.</w:t>
+        <w:t xml:space="preserve">The data are simulated for assessment (UNSW Business School 2026, p. 4), and the macro’s code regenerates Mileage_kmpl, Engine_CC, Horsepower, Kms_Driven and Car_Price without reference to brand or age. This probably explains the missing associations. Each summary also looks at one variable at a time. A straight line of log price on log kilometres (Excel SLOPE and INTERCEPT), fitted and checked on the same listings, misses the listed price by a median of 55.2%, barely better than quoting the overall median (55.3%). On that line, 10% more kilometres means a price about 0.8% lower. Offers based on kilometres alone would be unreliable. A better approach would fit a multiple regression on log price, check it on a hold-out sample and quote a price range. The client should also record inspection condition and trim level, and validate any model on its own final sale prices.</w:t>
       </w:r>
     </w:p>
     <w:p>
@@ -10471,7 +10471,7 @@
                 <w:sz w:val="17"/>
                 <w:szCs w:val="17"/>
               </w:rPr>
-              <w:t xml:space="preserve">Is there a luxury premium?</w:t>
+              <w:t xml:space="preserve">Is brand segment associated with price?</w:t>
             </w:r>
           </w:p>
         </w:tc>
@@ -10541,7 +10541,7 @@
                 <w:sz w:val="17"/>
                 <w:szCs w:val="17"/>
               </w:rPr>
-              <w:t xml:space="preserve">H0: mean log price is equal for the two segments; H1: luxury is higher. Two-sample t-test</w:t>
+              <w:t xml:space="preserve">H0: mean log price is equal for the two segments; H1: it differs. Two-sample t-test</w:t>
             </w:r>
           </w:p>
         </w:tc>
@@ -10722,6 +10722,151 @@
                 <w:szCs w:val="17"/>
               </w:rPr>
               <w:t xml:space="preserve">Typical error against the median benchmark; price ranges</w:t>
+            </w:r>
+          </w:p>
+        </w:tc>
+      </w:tr>
+      <w:tr>
+        <w:trPr>
+          <w:cantSplit/>
+        </w:trPr>
+        <w:tc>
+          <w:tcPr>
+            <w:tcW w:type="dxa" w:w="2259"/>
+            <w:tcBorders>
+              <w:top w:val="none" w:color="FFFFFF" w:sz="0"/>
+              <w:left w:val="none" w:color="FFFFFF" w:sz="0"/>
+              <w:bottom w:val="none" w:color="FFFFFF" w:sz="0"/>
+              <w:right w:val="none" w:color="FFFFFF" w:sz="0"/>
+            </w:tcBorders>
+            <w:tcMar>
+              <w:top w:type="dxa" w:w="20"/>
+              <w:left w:type="dxa" w:w="70"/>
+              <w:bottom w:type="dxa" w:w="20"/>
+              <w:right w:type="dxa" w:w="70"/>
+            </w:tcMar>
+            <w:vAlign w:val="top"/>
+          </w:tcPr>
+          <w:p>
+            <w:pPr>
+              <w:spacing w:after="0" w:before="0" w:line="240"/>
+              <w:jc w:val="left"/>
+            </w:pPr>
+            <w:r>
+              <w:rPr>
+                <w:rFonts w:ascii="Calibri" w:cs="Calibri" w:eastAsia="Calibri" w:hAnsi="Calibri"/>
+                <w:b w:val="false"/>
+                <w:bCs w:val="false"/>
+                <w:color w:val="1F1F1F"/>
+                <w:sz w:val="17"/>
+                <w:szCs w:val="17"/>
+              </w:rPr>
+              <w:t xml:space="preserve">Which listings need a manual check now?</w:t>
+            </w:r>
+          </w:p>
+        </w:tc>
+        <w:tc>
+          <w:tcPr>
+            <w:tcW w:type="dxa" w:w="1035"/>
+            <w:tcBorders>
+              <w:top w:val="none" w:color="FFFFFF" w:sz="0"/>
+              <w:left w:val="none" w:color="FFFFFF" w:sz="0"/>
+              <w:bottom w:val="none" w:color="FFFFFF" w:sz="0"/>
+              <w:right w:val="none" w:color="FFFFFF" w:sz="0"/>
+            </w:tcBorders>
+            <w:tcMar>
+              <w:top w:type="dxa" w:w="20"/>
+              <w:left w:type="dxa" w:w="70"/>
+              <w:bottom w:type="dxa" w:w="20"/>
+              <w:right w:type="dxa" w:w="70"/>
+            </w:tcMar>
+            <w:vAlign w:val="top"/>
+          </w:tcPr>
+          <w:p>
+            <w:pPr>
+              <w:spacing w:after="0" w:before="0" w:line="240"/>
+              <w:jc w:val="left"/>
+            </w:pPr>
+            <w:r>
+              <w:rPr>
+                <w:rFonts w:ascii="Calibri" w:cs="Calibri" w:eastAsia="Calibri" w:hAnsi="Calibri"/>
+                <w:b w:val="false"/>
+                <w:bCs w:val="false"/>
+                <w:color w:val="1F1F1F"/>
+                <w:sz w:val="17"/>
+                <w:szCs w:val="17"/>
+              </w:rPr>
+              <w:t xml:space="preserve">Now</w:t>
+            </w:r>
+          </w:p>
+        </w:tc>
+        <w:tc>
+          <w:tcPr>
+            <w:tcW w:type="dxa" w:w="3577"/>
+            <w:tcBorders>
+              <w:top w:val="none" w:color="FFFFFF" w:sz="0"/>
+              <w:left w:val="none" w:color="FFFFFF" w:sz="0"/>
+              <w:bottom w:val="none" w:color="FFFFFF" w:sz="0"/>
+              <w:right w:val="none" w:color="FFFFFF" w:sz="0"/>
+            </w:tcBorders>
+            <w:tcMar>
+              <w:top w:type="dxa" w:w="20"/>
+              <w:left w:type="dxa" w:w="70"/>
+              <w:bottom w:type="dxa" w:w="20"/>
+              <w:right w:type="dxa" w:w="70"/>
+            </w:tcMar>
+            <w:vAlign w:val="top"/>
+          </w:tcPr>
+          <w:p>
+            <w:pPr>
+              <w:spacing w:after="0" w:before="0" w:line="240"/>
+              <w:jc w:val="left"/>
+            </w:pPr>
+            <w:r>
+              <w:rPr>
+                <w:rFonts w:ascii="Calibri" w:cs="Calibri" w:eastAsia="Calibri" w:hAnsi="Calibri"/>
+                <w:b w:val="false"/>
+                <w:bCs w:val="false"/>
+                <w:color w:val="1F1F1F"/>
+                <w:sz w:val="17"/>
+                <w:szCs w:val="17"/>
+              </w:rPr>
+              <w:t xml:space="preserve">Compare each listing’s price with the interquartile range for its usage decile (Figure 2d)</w:t>
+            </w:r>
+          </w:p>
+        </w:tc>
+        <w:tc>
+          <w:tcPr>
+            <w:tcW w:type="dxa" w:w="2541"/>
+            <w:tcBorders>
+              <w:top w:val="none" w:color="FFFFFF" w:sz="0"/>
+              <w:left w:val="none" w:color="FFFFFF" w:sz="0"/>
+              <w:bottom w:val="none" w:color="FFFFFF" w:sz="0"/>
+              <w:right w:val="none" w:color="FFFFFF" w:sz="0"/>
+            </w:tcBorders>
+            <w:tcMar>
+              <w:top w:type="dxa" w:w="20"/>
+              <w:left w:type="dxa" w:w="70"/>
+              <w:bottom w:type="dxa" w:w="20"/>
+              <w:right w:type="dxa" w:w="70"/>
+            </w:tcMar>
+            <w:vAlign w:val="top"/>
+          </w:tcPr>
+          <w:p>
+            <w:pPr>
+              <w:spacing w:after="0" w:before="0" w:line="240"/>
+              <w:jc w:val="left"/>
+            </w:pPr>
+            <w:r>
+              <w:rPr>
+                <w:rFonts w:ascii="Calibri" w:cs="Calibri" w:eastAsia="Calibri" w:hAnsi="Calibri"/>
+                <w:b w:val="false"/>
+                <w:bCs w:val="false"/>
+                <w:color w:val="1F1F1F"/>
+                <w:sz w:val="17"/>
+                <w:szCs w:val="17"/>
+              </w:rPr>
+              <w:t xml:space="preserve">Listings outside the range sent for manual appraisal</w:t>
             </w:r>
           </w:p>
         </w:tc>
@@ -11011,7 +11156,7 @@
     <w:p>
       <w:pPr>
         <w:keepNext/>
-        <w:spacing w:after="60" w:before="160"/>
+        <w:spacing w:after="60" w:before="100"/>
       </w:pPr>
       <w:r>
         <w:rPr>
@@ -11031,7 +11176,7 @@
           <w:sz w:val="18"/>
           <w:szCs w:val="18"/>
         </w:rPr>
-        <w:t xml:space="preserve">  The 20 fields in the dataset</w:t>
+        <w:t xml:space="preserve">  The 20 fields in the dataset, with the share of listings in each category</w:t>
       </w:r>
     </w:p>
     <w:tbl>
@@ -11048,10 +11193,10 @@
         <w:tblLayout w:type="fixed"/>
       </w:tblPr>
       <w:tblGrid>
-        <w:gridCol w:w="2071"/>
-        <w:gridCol w:w="1129"/>
-        <w:gridCol w:w="3388"/>
-        <w:gridCol w:w="2824"/>
+        <w:gridCol w:w="1601"/>
+        <w:gridCol w:w="847"/>
+        <w:gridCol w:w="2729"/>
+        <w:gridCol w:w="4235"/>
       </w:tblGrid>
       <w:tr>
         <w:trPr>
@@ -11060,7 +11205,7 @@
         </w:trPr>
         <w:tc>
           <w:tcPr>
-            <w:tcW w:type="dxa" w:w="2071"/>
+            <w:tcW w:type="dxa" w:w="1601"/>
             <w:tcBorders>
               <w:top w:val="single" w:color="404040" w:sz="8"/>
               <w:left w:val="none" w:color="FFFFFF" w:sz="0"/>
@@ -11087,8 +11232,8 @@
                 <w:b/>
                 <w:bCs/>
                 <w:color w:val="1F1F1F"/>
-                <w:sz w:val="17"/>
-                <w:szCs w:val="17"/>
+                <w:sz w:val="16"/>
+                <w:szCs w:val="16"/>
               </w:rPr>
               <w:t xml:space="preserve">Field</w:t>
             </w:r>
@@ -11096,7 +11241,7 @@
         </w:tc>
         <w:tc>
           <w:tcPr>
-            <w:tcW w:type="dxa" w:w="1129"/>
+            <w:tcW w:type="dxa" w:w="847"/>
             <w:tcBorders>
               <w:top w:val="single" w:color="404040" w:sz="8"/>
               <w:left w:val="none" w:color="FFFFFF" w:sz="0"/>
@@ -11123,8 +11268,8 @@
                 <w:b/>
                 <w:bCs/>
                 <w:color w:val="1F1F1F"/>
-                <w:sz w:val="17"/>
-                <w:szCs w:val="17"/>
+                <w:sz w:val="16"/>
+                <w:szCs w:val="16"/>
               </w:rPr>
               <w:t xml:space="preserve">Type</w:t>
             </w:r>
@@ -11132,7 +11277,7 @@
         </w:tc>
         <w:tc>
           <w:tcPr>
-            <w:tcW w:type="dxa" w:w="3388"/>
+            <w:tcW w:type="dxa" w:w="2729"/>
             <w:tcBorders>
               <w:top w:val="single" w:color="404040" w:sz="8"/>
               <w:left w:val="none" w:color="FFFFFF" w:sz="0"/>
@@ -11159,8 +11304,8 @@
                 <w:b/>
                 <w:bCs/>
                 <w:color w:val="1F1F1F"/>
-                <w:sz w:val="17"/>
-                <w:szCs w:val="17"/>
+                <w:sz w:val="16"/>
+                <w:szCs w:val="16"/>
               </w:rPr>
               <w:t xml:space="preserve">Unit or values</w:t>
             </w:r>
@@ -11168,7 +11313,7 @@
         </w:tc>
         <w:tc>
           <w:tcPr>
-            <w:tcW w:type="dxa" w:w="2824"/>
+            <w:tcW w:type="dxa" w:w="4235"/>
             <w:tcBorders>
               <w:top w:val="single" w:color="404040" w:sz="8"/>
               <w:left w:val="none" w:color="FFFFFF" w:sz="0"/>
@@ -11195,8 +11340,8 @@
                 <w:b/>
                 <w:bCs/>
                 <w:color w:val="1F1F1F"/>
-                <w:sz w:val="17"/>
-                <w:szCs w:val="17"/>
+                <w:sz w:val="16"/>
+                <w:szCs w:val="16"/>
               </w:rPr>
               <w:t xml:space="preserve">Note</w:t>
             </w:r>
@@ -11209,34 +11354,34 @@
         </w:trPr>
         <w:tc>
           <w:tcPr>
-            <w:tcW w:type="dxa" w:w="2071"/>
-            <w:tcBorders>
-              <w:top w:val="none" w:color="FFFFFF" w:sz="0"/>
-              <w:left w:val="none" w:color="FFFFFF" w:sz="0"/>
-              <w:bottom w:val="none" w:color="FFFFFF" w:sz="0"/>
-              <w:right w:val="none" w:color="FFFFFF" w:sz="0"/>
-            </w:tcBorders>
-            <w:tcMar>
-              <w:top w:type="dxa" w:w="20"/>
-              <w:left w:type="dxa" w:w="70"/>
-              <w:bottom w:type="dxa" w:w="20"/>
-              <w:right w:type="dxa" w:w="70"/>
-            </w:tcMar>
-            <w:vAlign w:val="top"/>
-          </w:tcPr>
-          <w:p>
-            <w:pPr>
-              <w:spacing w:after="0" w:before="0" w:line="240"/>
-              <w:jc w:val="left"/>
-            </w:pPr>
-            <w:r>
-              <w:rPr>
-                <w:rFonts w:ascii="Calibri" w:cs="Calibri" w:eastAsia="Calibri" w:hAnsi="Calibri"/>
-                <w:b w:val="false"/>
-                <w:bCs w:val="false"/>
-                <w:color w:val="1F1F1F"/>
-                <w:sz w:val="17"/>
-                <w:szCs w:val="17"/>
+            <w:tcW w:type="dxa" w:w="1601"/>
+            <w:tcBorders>
+              <w:top w:val="none" w:color="FFFFFF" w:sz="0"/>
+              <w:left w:val="none" w:color="FFFFFF" w:sz="0"/>
+              <w:bottom w:val="none" w:color="FFFFFF" w:sz="0"/>
+              <w:right w:val="none" w:color="FFFFFF" w:sz="0"/>
+            </w:tcBorders>
+            <w:tcMar>
+              <w:top w:type="dxa" w:w="20"/>
+              <w:left w:type="dxa" w:w="70"/>
+              <w:bottom w:type="dxa" w:w="20"/>
+              <w:right w:type="dxa" w:w="70"/>
+            </w:tcMar>
+            <w:vAlign w:val="top"/>
+          </w:tcPr>
+          <w:p>
+            <w:pPr>
+              <w:spacing w:after="0" w:before="0" w:line="240"/>
+              <w:jc w:val="left"/>
+            </w:pPr>
+            <w:r>
+              <w:rPr>
+                <w:rFonts w:ascii="Calibri" w:cs="Calibri" w:eastAsia="Calibri" w:hAnsi="Calibri"/>
+                <w:b w:val="false"/>
+                <w:bCs w:val="false"/>
+                <w:color w:val="1F1F1F"/>
+                <w:sz w:val="16"/>
+                <w:szCs w:val="16"/>
               </w:rPr>
               <w:t xml:space="preserve">Brand</w:t>
             </w:r>
@@ -11244,34 +11389,34 @@
         </w:tc>
         <w:tc>
           <w:tcPr>
-            <w:tcW w:type="dxa" w:w="1129"/>
-            <w:tcBorders>
-              <w:top w:val="none" w:color="FFFFFF" w:sz="0"/>
-              <w:left w:val="none" w:color="FFFFFF" w:sz="0"/>
-              <w:bottom w:val="none" w:color="FFFFFF" w:sz="0"/>
-              <w:right w:val="none" w:color="FFFFFF" w:sz="0"/>
-            </w:tcBorders>
-            <w:tcMar>
-              <w:top w:type="dxa" w:w="20"/>
-              <w:left w:type="dxa" w:w="70"/>
-              <w:bottom w:type="dxa" w:w="20"/>
-              <w:right w:type="dxa" w:w="70"/>
-            </w:tcMar>
-            <w:vAlign w:val="top"/>
-          </w:tcPr>
-          <w:p>
-            <w:pPr>
-              <w:spacing w:after="0" w:before="0" w:line="240"/>
-              <w:jc w:val="left"/>
-            </w:pPr>
-            <w:r>
-              <w:rPr>
-                <w:rFonts w:ascii="Calibri" w:cs="Calibri" w:eastAsia="Calibri" w:hAnsi="Calibri"/>
-                <w:b w:val="false"/>
-                <w:bCs w:val="false"/>
-                <w:color w:val="1F1F1F"/>
-                <w:sz w:val="17"/>
-                <w:szCs w:val="17"/>
+            <w:tcW w:type="dxa" w:w="847"/>
+            <w:tcBorders>
+              <w:top w:val="none" w:color="FFFFFF" w:sz="0"/>
+              <w:left w:val="none" w:color="FFFFFF" w:sz="0"/>
+              <w:bottom w:val="none" w:color="FFFFFF" w:sz="0"/>
+              <w:right w:val="none" w:color="FFFFFF" w:sz="0"/>
+            </w:tcBorders>
+            <w:tcMar>
+              <w:top w:type="dxa" w:w="20"/>
+              <w:left w:type="dxa" w:w="70"/>
+              <w:bottom w:type="dxa" w:w="20"/>
+              <w:right w:type="dxa" w:w="70"/>
+            </w:tcMar>
+            <w:vAlign w:val="top"/>
+          </w:tcPr>
+          <w:p>
+            <w:pPr>
+              <w:spacing w:after="0" w:before="0" w:line="240"/>
+              <w:jc w:val="left"/>
+            </w:pPr>
+            <w:r>
+              <w:rPr>
+                <w:rFonts w:ascii="Calibri" w:cs="Calibri" w:eastAsia="Calibri" w:hAnsi="Calibri"/>
+                <w:b w:val="false"/>
+                <w:bCs w:val="false"/>
+                <w:color w:val="1F1F1F"/>
+                <w:sz w:val="16"/>
+                <w:szCs w:val="16"/>
               </w:rPr>
               <w:t xml:space="preserve">Text</w:t>
             </w:r>
@@ -11279,34 +11424,34 @@
         </w:tc>
         <w:tc>
           <w:tcPr>
-            <w:tcW w:type="dxa" w:w="3388"/>
-            <w:tcBorders>
-              <w:top w:val="none" w:color="FFFFFF" w:sz="0"/>
-              <w:left w:val="none" w:color="FFFFFF" w:sz="0"/>
-              <w:bottom w:val="none" w:color="FFFFFF" w:sz="0"/>
-              <w:right w:val="none" w:color="FFFFFF" w:sz="0"/>
-            </w:tcBorders>
-            <w:tcMar>
-              <w:top w:type="dxa" w:w="20"/>
-              <w:left w:type="dxa" w:w="70"/>
-              <w:bottom w:type="dxa" w:w="20"/>
-              <w:right w:type="dxa" w:w="70"/>
-            </w:tcMar>
-            <w:vAlign w:val="top"/>
-          </w:tcPr>
-          <w:p>
-            <w:pPr>
-              <w:spacing w:after="0" w:before="0" w:line="240"/>
-              <w:jc w:val="left"/>
-            </w:pPr>
-            <w:r>
-              <w:rPr>
-                <w:rFonts w:ascii="Calibri" w:cs="Calibri" w:eastAsia="Calibri" w:hAnsi="Calibri"/>
-                <w:b w:val="false"/>
-                <w:bCs w:val="false"/>
-                <w:color w:val="1F1F1F"/>
-                <w:sz w:val="17"/>
-                <w:szCs w:val="17"/>
+            <w:tcW w:type="dxa" w:w="2729"/>
+            <w:tcBorders>
+              <w:top w:val="none" w:color="FFFFFF" w:sz="0"/>
+              <w:left w:val="none" w:color="FFFFFF" w:sz="0"/>
+              <w:bottom w:val="none" w:color="FFFFFF" w:sz="0"/>
+              <w:right w:val="none" w:color="FFFFFF" w:sz="0"/>
+            </w:tcBorders>
+            <w:tcMar>
+              <w:top w:type="dxa" w:w="20"/>
+              <w:left w:type="dxa" w:w="70"/>
+              <w:bottom w:type="dxa" w:w="20"/>
+              <w:right w:type="dxa" w:w="70"/>
+            </w:tcMar>
+            <w:vAlign w:val="top"/>
+          </w:tcPr>
+          <w:p>
+            <w:pPr>
+              <w:spacing w:after="0" w:before="0" w:line="240"/>
+              <w:jc w:val="left"/>
+            </w:pPr>
+            <w:r>
+              <w:rPr>
+                <w:rFonts w:ascii="Calibri" w:cs="Calibri" w:eastAsia="Calibri" w:hAnsi="Calibri"/>
+                <w:b w:val="false"/>
+                <w:bCs w:val="false"/>
+                <w:color w:val="1F1F1F"/>
+                <w:sz w:val="16"/>
+                <w:szCs w:val="16"/>
               </w:rPr>
               <w:t xml:space="preserve">13 brands after trimming</w:t>
             </w:r>
@@ -11314,36 +11459,36 @@
         </w:tc>
         <w:tc>
           <w:tcPr>
-            <w:tcW w:type="dxa" w:w="2824"/>
-            <w:tcBorders>
-              <w:top w:val="none" w:color="FFFFFF" w:sz="0"/>
-              <w:left w:val="none" w:color="FFFFFF" w:sz="0"/>
-              <w:bottom w:val="none" w:color="FFFFFF" w:sz="0"/>
-              <w:right w:val="none" w:color="FFFFFF" w:sz="0"/>
-            </w:tcBorders>
-            <w:tcMar>
-              <w:top w:type="dxa" w:w="20"/>
-              <w:left w:type="dxa" w:w="70"/>
-              <w:bottom w:type="dxa" w:w="20"/>
-              <w:right w:type="dxa" w:w="70"/>
-            </w:tcMar>
-            <w:vAlign w:val="top"/>
-          </w:tcPr>
-          <w:p>
-            <w:pPr>
-              <w:spacing w:after="0" w:before="0" w:line="240"/>
-              <w:jc w:val="left"/>
-            </w:pPr>
-            <w:r>
-              <w:rPr>
-                <w:rFonts w:ascii="Calibri" w:cs="Calibri" w:eastAsia="Calibri" w:hAnsi="Calibri"/>
-                <w:b w:val="false"/>
-                <w:bCs w:val="false"/>
-                <w:color w:val="1F1F1F"/>
-                <w:sz w:val="17"/>
-                <w:szCs w:val="17"/>
-              </w:rPr>
-              <w:t xml:space="preserve">Luxury = Audi, BMW, Mercedes</w:t>
+            <w:tcW w:type="dxa" w:w="4235"/>
+            <w:tcBorders>
+              <w:top w:val="none" w:color="FFFFFF" w:sz="0"/>
+              <w:left w:val="none" w:color="FFFFFF" w:sz="0"/>
+              <w:bottom w:val="none" w:color="FFFFFF" w:sz="0"/>
+              <w:right w:val="none" w:color="FFFFFF" w:sz="0"/>
+            </w:tcBorders>
+            <w:tcMar>
+              <w:top w:type="dxa" w:w="20"/>
+              <w:left w:type="dxa" w:w="70"/>
+              <w:bottom w:type="dxa" w:w="20"/>
+              <w:right w:type="dxa" w:w="70"/>
+            </w:tcMar>
+            <w:vAlign w:val="top"/>
+          </w:tcPr>
+          <w:p>
+            <w:pPr>
+              <w:spacing w:after="0" w:before="0" w:line="240"/>
+              <w:jc w:val="left"/>
+            </w:pPr>
+            <w:r>
+              <w:rPr>
+                <w:rFonts w:ascii="Calibri" w:cs="Calibri" w:eastAsia="Calibri" w:hAnsi="Calibri"/>
+                <w:b w:val="false"/>
+                <w:bCs w:val="false"/>
+                <w:color w:val="1F1F1F"/>
+                <w:sz w:val="16"/>
+                <w:szCs w:val="16"/>
+              </w:rPr>
+              <w:t xml:space="preserve">Luxury = Audi, BMW, Mercedes; about 7.7% each</w:t>
             </w:r>
           </w:p>
         </w:tc>
@@ -11354,34 +11499,34 @@
         </w:trPr>
         <w:tc>
           <w:tcPr>
-            <w:tcW w:type="dxa" w:w="2071"/>
-            <w:tcBorders>
-              <w:top w:val="none" w:color="FFFFFF" w:sz="0"/>
-              <w:left w:val="none" w:color="FFFFFF" w:sz="0"/>
-              <w:bottom w:val="none" w:color="FFFFFF" w:sz="0"/>
-              <w:right w:val="none" w:color="FFFFFF" w:sz="0"/>
-            </w:tcBorders>
-            <w:tcMar>
-              <w:top w:type="dxa" w:w="20"/>
-              <w:left w:type="dxa" w:w="70"/>
-              <w:bottom w:type="dxa" w:w="20"/>
-              <w:right w:type="dxa" w:w="70"/>
-            </w:tcMar>
-            <w:vAlign w:val="top"/>
-          </w:tcPr>
-          <w:p>
-            <w:pPr>
-              <w:spacing w:after="0" w:before="0" w:line="240"/>
-              <w:jc w:val="left"/>
-            </w:pPr>
-            <w:r>
-              <w:rPr>
-                <w:rFonts w:ascii="Calibri" w:cs="Calibri" w:eastAsia="Calibri" w:hAnsi="Calibri"/>
-                <w:b w:val="false"/>
-                <w:bCs w:val="false"/>
-                <w:color w:val="1F1F1F"/>
-                <w:sz w:val="17"/>
-                <w:szCs w:val="17"/>
+            <w:tcW w:type="dxa" w:w="1601"/>
+            <w:tcBorders>
+              <w:top w:val="none" w:color="FFFFFF" w:sz="0"/>
+              <w:left w:val="none" w:color="FFFFFF" w:sz="0"/>
+              <w:bottom w:val="none" w:color="FFFFFF" w:sz="0"/>
+              <w:right w:val="none" w:color="FFFFFF" w:sz="0"/>
+            </w:tcBorders>
+            <w:tcMar>
+              <w:top w:type="dxa" w:w="20"/>
+              <w:left w:type="dxa" w:w="70"/>
+              <w:bottom w:type="dxa" w:w="20"/>
+              <w:right w:type="dxa" w:w="70"/>
+            </w:tcMar>
+            <w:vAlign w:val="top"/>
+          </w:tcPr>
+          <w:p>
+            <w:pPr>
+              <w:spacing w:after="0" w:before="0" w:line="240"/>
+              <w:jc w:val="left"/>
+            </w:pPr>
+            <w:r>
+              <w:rPr>
+                <w:rFonts w:ascii="Calibri" w:cs="Calibri" w:eastAsia="Calibri" w:hAnsi="Calibri"/>
+                <w:b w:val="false"/>
+                <w:bCs w:val="false"/>
+                <w:color w:val="1F1F1F"/>
+                <w:sz w:val="16"/>
+                <w:szCs w:val="16"/>
               </w:rPr>
               <w:t xml:space="preserve">Model</w:t>
             </w:r>
@@ -11389,34 +11534,34 @@
         </w:tc>
         <w:tc>
           <w:tcPr>
-            <w:tcW w:type="dxa" w:w="1129"/>
-            <w:tcBorders>
-              <w:top w:val="none" w:color="FFFFFF" w:sz="0"/>
-              <w:left w:val="none" w:color="FFFFFF" w:sz="0"/>
-              <w:bottom w:val="none" w:color="FFFFFF" w:sz="0"/>
-              <w:right w:val="none" w:color="FFFFFF" w:sz="0"/>
-            </w:tcBorders>
-            <w:tcMar>
-              <w:top w:type="dxa" w:w="20"/>
-              <w:left w:type="dxa" w:w="70"/>
-              <w:bottom w:type="dxa" w:w="20"/>
-              <w:right w:type="dxa" w:w="70"/>
-            </w:tcMar>
-            <w:vAlign w:val="top"/>
-          </w:tcPr>
-          <w:p>
-            <w:pPr>
-              <w:spacing w:after="0" w:before="0" w:line="240"/>
-              <w:jc w:val="left"/>
-            </w:pPr>
-            <w:r>
-              <w:rPr>
-                <w:rFonts w:ascii="Calibri" w:cs="Calibri" w:eastAsia="Calibri" w:hAnsi="Calibri"/>
-                <w:b w:val="false"/>
-                <w:bCs w:val="false"/>
-                <w:color w:val="1F1F1F"/>
-                <w:sz w:val="17"/>
-                <w:szCs w:val="17"/>
+            <w:tcW w:type="dxa" w:w="847"/>
+            <w:tcBorders>
+              <w:top w:val="none" w:color="FFFFFF" w:sz="0"/>
+              <w:left w:val="none" w:color="FFFFFF" w:sz="0"/>
+              <w:bottom w:val="none" w:color="FFFFFF" w:sz="0"/>
+              <w:right w:val="none" w:color="FFFFFF" w:sz="0"/>
+            </w:tcBorders>
+            <w:tcMar>
+              <w:top w:type="dxa" w:w="20"/>
+              <w:left w:type="dxa" w:w="70"/>
+              <w:bottom w:type="dxa" w:w="20"/>
+              <w:right w:type="dxa" w:w="70"/>
+            </w:tcMar>
+            <w:vAlign w:val="top"/>
+          </w:tcPr>
+          <w:p>
+            <w:pPr>
+              <w:spacing w:after="0" w:before="0" w:line="240"/>
+              <w:jc w:val="left"/>
+            </w:pPr>
+            <w:r>
+              <w:rPr>
+                <w:rFonts w:ascii="Calibri" w:cs="Calibri" w:eastAsia="Calibri" w:hAnsi="Calibri"/>
+                <w:b w:val="false"/>
+                <w:bCs w:val="false"/>
+                <w:color w:val="1F1F1F"/>
+                <w:sz w:val="16"/>
+                <w:szCs w:val="16"/>
               </w:rPr>
               <w:t xml:space="preserve">Text</w:t>
             </w:r>
@@ -11424,34 +11569,34 @@
         </w:tc>
         <w:tc>
           <w:tcPr>
-            <w:tcW w:type="dxa" w:w="3388"/>
-            <w:tcBorders>
-              <w:top w:val="none" w:color="FFFFFF" w:sz="0"/>
-              <w:left w:val="none" w:color="FFFFFF" w:sz="0"/>
-              <w:bottom w:val="none" w:color="FFFFFF" w:sz="0"/>
-              <w:right w:val="none" w:color="FFFFFF" w:sz="0"/>
-            </w:tcBorders>
-            <w:tcMar>
-              <w:top w:type="dxa" w:w="20"/>
-              <w:left w:type="dxa" w:w="70"/>
-              <w:bottom w:type="dxa" w:w="20"/>
-              <w:right w:type="dxa" w:w="70"/>
-            </w:tcMar>
-            <w:vAlign w:val="top"/>
-          </w:tcPr>
-          <w:p>
-            <w:pPr>
-              <w:spacing w:after="0" w:before="0" w:line="240"/>
-              <w:jc w:val="left"/>
-            </w:pPr>
-            <w:r>
-              <w:rPr>
-                <w:rFonts w:ascii="Calibri" w:cs="Calibri" w:eastAsia="Calibri" w:hAnsi="Calibri"/>
-                <w:b w:val="false"/>
-                <w:bCs w:val="false"/>
-                <w:color w:val="1F1F1F"/>
-                <w:sz w:val="17"/>
-                <w:szCs w:val="17"/>
+            <w:tcW w:type="dxa" w:w="2729"/>
+            <w:tcBorders>
+              <w:top w:val="none" w:color="FFFFFF" w:sz="0"/>
+              <w:left w:val="none" w:color="FFFFFF" w:sz="0"/>
+              <w:bottom w:val="none" w:color="FFFFFF" w:sz="0"/>
+              <w:right w:val="none" w:color="FFFFFF" w:sz="0"/>
+            </w:tcBorders>
+            <w:tcMar>
+              <w:top w:type="dxa" w:w="20"/>
+              <w:left w:type="dxa" w:w="70"/>
+              <w:bottom w:type="dxa" w:w="20"/>
+              <w:right w:type="dxa" w:w="70"/>
+            </w:tcMar>
+            <w:vAlign w:val="top"/>
+          </w:tcPr>
+          <w:p>
+            <w:pPr>
+              <w:spacing w:after="0" w:before="0" w:line="240"/>
+              <w:jc w:val="left"/>
+            </w:pPr>
+            <w:r>
+              <w:rPr>
+                <w:rFonts w:ascii="Calibri" w:cs="Calibri" w:eastAsia="Calibri" w:hAnsi="Calibri"/>
+                <w:b w:val="false"/>
+                <w:bCs w:val="false"/>
+                <w:color w:val="1F1F1F"/>
+                <w:sz w:val="16"/>
+                <w:szCs w:val="16"/>
               </w:rPr>
               <w:t xml:space="preserve">39 models, each with one brand</w:t>
             </w:r>
@@ -11459,36 +11604,36 @@
         </w:tc>
         <w:tc>
           <w:tcPr>
-            <w:tcW w:type="dxa" w:w="2824"/>
-            <w:tcBorders>
-              <w:top w:val="none" w:color="FFFFFF" w:sz="0"/>
-              <w:left w:val="none" w:color="FFFFFF" w:sz="0"/>
-              <w:bottom w:val="none" w:color="FFFFFF" w:sz="0"/>
-              <w:right w:val="none" w:color="FFFFFF" w:sz="0"/>
-            </w:tcBorders>
-            <w:tcMar>
-              <w:top w:type="dxa" w:w="20"/>
-              <w:left w:type="dxa" w:w="70"/>
-              <w:bottom w:type="dxa" w:w="20"/>
-              <w:right w:type="dxa" w:w="70"/>
-            </w:tcMar>
-            <w:vAlign w:val="top"/>
-          </w:tcPr>
-          <w:p>
-            <w:pPr>
-              <w:spacing w:after="0" w:before="0" w:line="240"/>
-              <w:jc w:val="left"/>
-            </w:pPr>
-            <w:r>
-              <w:rPr>
-                <w:rFonts w:ascii="Calibri" w:cs="Calibri" w:eastAsia="Calibri" w:hAnsi="Calibri"/>
-                <w:b w:val="false"/>
-                <w:bCs w:val="false"/>
-                <w:color w:val="1F1F1F"/>
-                <w:sz w:val="17"/>
-                <w:szCs w:val="17"/>
-              </w:rPr>
-              <w:t xml:space="preserve"/>
+            <w:tcW w:type="dxa" w:w="4235"/>
+            <w:tcBorders>
+              <w:top w:val="none" w:color="FFFFFF" w:sz="0"/>
+              <w:left w:val="none" w:color="FFFFFF" w:sz="0"/>
+              <w:bottom w:val="none" w:color="FFFFFF" w:sz="0"/>
+              <w:right w:val="none" w:color="FFFFFF" w:sz="0"/>
+            </w:tcBorders>
+            <w:tcMar>
+              <w:top w:type="dxa" w:w="20"/>
+              <w:left w:type="dxa" w:w="70"/>
+              <w:bottom w:type="dxa" w:w="20"/>
+              <w:right w:type="dxa" w:w="70"/>
+            </w:tcMar>
+            <w:vAlign w:val="top"/>
+          </w:tcPr>
+          <w:p>
+            <w:pPr>
+              <w:spacing w:after="0" w:before="0" w:line="240"/>
+              <w:jc w:val="left"/>
+            </w:pPr>
+            <w:r>
+              <w:rPr>
+                <w:rFonts w:ascii="Calibri" w:cs="Calibri" w:eastAsia="Calibri" w:hAnsi="Calibri"/>
+                <w:b w:val="false"/>
+                <w:bCs w:val="false"/>
+                <w:color w:val="1F1F1F"/>
+                <w:sz w:val="16"/>
+                <w:szCs w:val="16"/>
+              </w:rPr>
+              <w:t xml:space="preserve">About 2.6% each</w:t>
             </w:r>
           </w:p>
         </w:tc>
@@ -11499,34 +11644,34 @@
         </w:trPr>
         <w:tc>
           <w:tcPr>
-            <w:tcW w:type="dxa" w:w="2071"/>
-            <w:tcBorders>
-              <w:top w:val="none" w:color="FFFFFF" w:sz="0"/>
-              <w:left w:val="none" w:color="FFFFFF" w:sz="0"/>
-              <w:bottom w:val="none" w:color="FFFFFF" w:sz="0"/>
-              <w:right w:val="none" w:color="FFFFFF" w:sz="0"/>
-            </w:tcBorders>
-            <w:tcMar>
-              <w:top w:type="dxa" w:w="20"/>
-              <w:left w:type="dxa" w:w="70"/>
-              <w:bottom w:type="dxa" w:w="20"/>
-              <w:right w:type="dxa" w:w="70"/>
-            </w:tcMar>
-            <w:vAlign w:val="top"/>
-          </w:tcPr>
-          <w:p>
-            <w:pPr>
-              <w:spacing w:after="0" w:before="0" w:line="240"/>
-              <w:jc w:val="left"/>
-            </w:pPr>
-            <w:r>
-              <w:rPr>
-                <w:rFonts w:ascii="Calibri" w:cs="Calibri" w:eastAsia="Calibri" w:hAnsi="Calibri"/>
-                <w:b w:val="false"/>
-                <w:bCs w:val="false"/>
-                <w:color w:val="1F1F1F"/>
-                <w:sz w:val="17"/>
-                <w:szCs w:val="17"/>
+            <w:tcW w:type="dxa" w:w="1601"/>
+            <w:tcBorders>
+              <w:top w:val="none" w:color="FFFFFF" w:sz="0"/>
+              <w:left w:val="none" w:color="FFFFFF" w:sz="0"/>
+              <w:bottom w:val="none" w:color="FFFFFF" w:sz="0"/>
+              <w:right w:val="none" w:color="FFFFFF" w:sz="0"/>
+            </w:tcBorders>
+            <w:tcMar>
+              <w:top w:type="dxa" w:w="20"/>
+              <w:left w:type="dxa" w:w="70"/>
+              <w:bottom w:type="dxa" w:w="20"/>
+              <w:right w:type="dxa" w:w="70"/>
+            </w:tcMar>
+            <w:vAlign w:val="top"/>
+          </w:tcPr>
+          <w:p>
+            <w:pPr>
+              <w:spacing w:after="0" w:before="0" w:line="240"/>
+              <w:jc w:val="left"/>
+            </w:pPr>
+            <w:r>
+              <w:rPr>
+                <w:rFonts w:ascii="Calibri" w:cs="Calibri" w:eastAsia="Calibri" w:hAnsi="Calibri"/>
+                <w:b w:val="false"/>
+                <w:bCs w:val="false"/>
+                <w:color w:val="1F1F1F"/>
+                <w:sz w:val="16"/>
+                <w:szCs w:val="16"/>
               </w:rPr>
               <w:t xml:space="preserve">Year</w:t>
             </w:r>
@@ -11534,34 +11679,34 @@
         </w:tc>
         <w:tc>
           <w:tcPr>
-            <w:tcW w:type="dxa" w:w="1129"/>
-            <w:tcBorders>
-              <w:top w:val="none" w:color="FFFFFF" w:sz="0"/>
-              <w:left w:val="none" w:color="FFFFFF" w:sz="0"/>
-              <w:bottom w:val="none" w:color="FFFFFF" w:sz="0"/>
-              <w:right w:val="none" w:color="FFFFFF" w:sz="0"/>
-            </w:tcBorders>
-            <w:tcMar>
-              <w:top w:type="dxa" w:w="20"/>
-              <w:left w:type="dxa" w:w="70"/>
-              <w:bottom w:type="dxa" w:w="20"/>
-              <w:right w:type="dxa" w:w="70"/>
-            </w:tcMar>
-            <w:vAlign w:val="top"/>
-          </w:tcPr>
-          <w:p>
-            <w:pPr>
-              <w:spacing w:after="0" w:before="0" w:line="240"/>
-              <w:jc w:val="left"/>
-            </w:pPr>
-            <w:r>
-              <w:rPr>
-                <w:rFonts w:ascii="Calibri" w:cs="Calibri" w:eastAsia="Calibri" w:hAnsi="Calibri"/>
-                <w:b w:val="false"/>
-                <w:bCs w:val="false"/>
-                <w:color w:val="1F1F1F"/>
-                <w:sz w:val="17"/>
-                <w:szCs w:val="17"/>
+            <w:tcW w:type="dxa" w:w="847"/>
+            <w:tcBorders>
+              <w:top w:val="none" w:color="FFFFFF" w:sz="0"/>
+              <w:left w:val="none" w:color="FFFFFF" w:sz="0"/>
+              <w:bottom w:val="none" w:color="FFFFFF" w:sz="0"/>
+              <w:right w:val="none" w:color="FFFFFF" w:sz="0"/>
+            </w:tcBorders>
+            <w:tcMar>
+              <w:top w:type="dxa" w:w="20"/>
+              <w:left w:type="dxa" w:w="70"/>
+              <w:bottom w:type="dxa" w:w="20"/>
+              <w:right w:type="dxa" w:w="70"/>
+            </w:tcMar>
+            <w:vAlign w:val="top"/>
+          </w:tcPr>
+          <w:p>
+            <w:pPr>
+              <w:spacing w:after="0" w:before="0" w:line="240"/>
+              <w:jc w:val="left"/>
+            </w:pPr>
+            <w:r>
+              <w:rPr>
+                <w:rFonts w:ascii="Calibri" w:cs="Calibri" w:eastAsia="Calibri" w:hAnsi="Calibri"/>
+                <w:b w:val="false"/>
+                <w:bCs w:val="false"/>
+                <w:color w:val="1F1F1F"/>
+                <w:sz w:val="16"/>
+                <w:szCs w:val="16"/>
               </w:rPr>
               <w:t xml:space="preserve">Numeric</w:t>
             </w:r>
@@ -11569,34 +11714,34 @@
         </w:tc>
         <w:tc>
           <w:tcPr>
-            <w:tcW w:type="dxa" w:w="3388"/>
-            <w:tcBorders>
-              <w:top w:val="none" w:color="FFFFFF" w:sz="0"/>
-              <w:left w:val="none" w:color="FFFFFF" w:sz="0"/>
-              <w:bottom w:val="none" w:color="FFFFFF" w:sz="0"/>
-              <w:right w:val="none" w:color="FFFFFF" w:sz="0"/>
-            </w:tcBorders>
-            <w:tcMar>
-              <w:top w:type="dxa" w:w="20"/>
-              <w:left w:type="dxa" w:w="70"/>
-              <w:bottom w:type="dxa" w:w="20"/>
-              <w:right w:type="dxa" w:w="70"/>
-            </w:tcMar>
-            <w:vAlign w:val="top"/>
-          </w:tcPr>
-          <w:p>
-            <w:pPr>
-              <w:spacing w:after="0" w:before="0" w:line="240"/>
-              <w:jc w:val="left"/>
-            </w:pPr>
-            <w:r>
-              <w:rPr>
-                <w:rFonts w:ascii="Calibri" w:cs="Calibri" w:eastAsia="Calibri" w:hAnsi="Calibri"/>
-                <w:b w:val="false"/>
-                <w:bCs w:val="false"/>
-                <w:color w:val="1F1F1F"/>
-                <w:sz w:val="17"/>
-                <w:szCs w:val="17"/>
+            <w:tcW w:type="dxa" w:w="2729"/>
+            <w:tcBorders>
+              <w:top w:val="none" w:color="FFFFFF" w:sz="0"/>
+              <w:left w:val="none" w:color="FFFFFF" w:sz="0"/>
+              <w:bottom w:val="none" w:color="FFFFFF" w:sz="0"/>
+              <w:right w:val="none" w:color="FFFFFF" w:sz="0"/>
+            </w:tcBorders>
+            <w:tcMar>
+              <w:top w:type="dxa" w:w="20"/>
+              <w:left w:type="dxa" w:w="70"/>
+              <w:bottom w:type="dxa" w:w="20"/>
+              <w:right w:type="dxa" w:w="70"/>
+            </w:tcMar>
+            <w:vAlign w:val="top"/>
+          </w:tcPr>
+          <w:p>
+            <w:pPr>
+              <w:spacing w:after="0" w:before="0" w:line="240"/>
+              <w:jc w:val="left"/>
+            </w:pPr>
+            <w:r>
+              <w:rPr>
+                <w:rFonts w:ascii="Calibri" w:cs="Calibri" w:eastAsia="Calibri" w:hAnsi="Calibri"/>
+                <w:b w:val="false"/>
+                <w:bCs w:val="false"/>
+                <w:color w:val="1F1F1F"/>
+                <w:sz w:val="16"/>
+                <w:szCs w:val="16"/>
               </w:rPr>
               <w:t xml:space="preserve">2000 to 2024</w:t>
             </w:r>
@@ -11604,34 +11749,34 @@
         </w:tc>
         <w:tc>
           <w:tcPr>
-            <w:tcW w:type="dxa" w:w="2824"/>
-            <w:tcBorders>
-              <w:top w:val="none" w:color="FFFFFF" w:sz="0"/>
-              <w:left w:val="none" w:color="FFFFFF" w:sz="0"/>
-              <w:bottom w:val="none" w:color="FFFFFF" w:sz="0"/>
-              <w:right w:val="none" w:color="FFFFFF" w:sz="0"/>
-            </w:tcBorders>
-            <w:tcMar>
-              <w:top w:type="dxa" w:w="20"/>
-              <w:left w:type="dxa" w:w="70"/>
-              <w:bottom w:type="dxa" w:w="20"/>
-              <w:right w:type="dxa" w:w="70"/>
-            </w:tcMar>
-            <w:vAlign w:val="top"/>
-          </w:tcPr>
-          <w:p>
-            <w:pPr>
-              <w:spacing w:after="0" w:before="0" w:line="240"/>
-              <w:jc w:val="left"/>
-            </w:pPr>
-            <w:r>
-              <w:rPr>
-                <w:rFonts w:ascii="Calibri" w:cs="Calibri" w:eastAsia="Calibri" w:hAnsi="Calibri"/>
-                <w:b w:val="false"/>
-                <w:bCs w:val="false"/>
-                <w:color w:val="1F1F1F"/>
-                <w:sz w:val="17"/>
-                <w:szCs w:val="17"/>
+            <w:tcW w:type="dxa" w:w="4235"/>
+            <w:tcBorders>
+              <w:top w:val="none" w:color="FFFFFF" w:sz="0"/>
+              <w:left w:val="none" w:color="FFFFFF" w:sz="0"/>
+              <w:bottom w:val="none" w:color="FFFFFF" w:sz="0"/>
+              <w:right w:val="none" w:color="FFFFFF" w:sz="0"/>
+            </w:tcBorders>
+            <w:tcMar>
+              <w:top w:type="dxa" w:w="20"/>
+              <w:left w:type="dxa" w:w="70"/>
+              <w:bottom w:type="dxa" w:w="20"/>
+              <w:right w:type="dxa" w:w="70"/>
+            </w:tcMar>
+            <w:vAlign w:val="top"/>
+          </w:tcPr>
+          <w:p>
+            <w:pPr>
+              <w:spacing w:after="0" w:before="0" w:line="240"/>
+              <w:jc w:val="left"/>
+            </w:pPr>
+            <w:r>
+              <w:rPr>
+                <w:rFonts w:ascii="Calibri" w:cs="Calibri" w:eastAsia="Calibri" w:hAnsi="Calibri"/>
+                <w:b w:val="false"/>
+                <w:bCs w:val="false"/>
+                <w:color w:val="1F1F1F"/>
+                <w:sz w:val="16"/>
+                <w:szCs w:val="16"/>
               </w:rPr>
               <w:t xml:space="preserve">Year + Registration_Age = 2025</w:t>
             </w:r>
@@ -11644,34 +11789,34 @@
         </w:trPr>
         <w:tc>
           <w:tcPr>
-            <w:tcW w:type="dxa" w:w="2071"/>
-            <w:tcBorders>
-              <w:top w:val="none" w:color="FFFFFF" w:sz="0"/>
-              <w:left w:val="none" w:color="FFFFFF" w:sz="0"/>
-              <w:bottom w:val="none" w:color="FFFFFF" w:sz="0"/>
-              <w:right w:val="none" w:color="FFFFFF" w:sz="0"/>
-            </w:tcBorders>
-            <w:tcMar>
-              <w:top w:type="dxa" w:w="20"/>
-              <w:left w:type="dxa" w:w="70"/>
-              <w:bottom w:type="dxa" w:w="20"/>
-              <w:right w:type="dxa" w:w="70"/>
-            </w:tcMar>
-            <w:vAlign w:val="top"/>
-          </w:tcPr>
-          <w:p>
-            <w:pPr>
-              <w:spacing w:after="0" w:before="0" w:line="240"/>
-              <w:jc w:val="left"/>
-            </w:pPr>
-            <w:r>
-              <w:rPr>
-                <w:rFonts w:ascii="Calibri" w:cs="Calibri" w:eastAsia="Calibri" w:hAnsi="Calibri"/>
-                <w:b w:val="false"/>
-                <w:bCs w:val="false"/>
-                <w:color w:val="1F1F1F"/>
-                <w:sz w:val="17"/>
-                <w:szCs w:val="17"/>
+            <w:tcW w:type="dxa" w:w="1601"/>
+            <w:tcBorders>
+              <w:top w:val="none" w:color="FFFFFF" w:sz="0"/>
+              <w:left w:val="none" w:color="FFFFFF" w:sz="0"/>
+              <w:bottom w:val="none" w:color="FFFFFF" w:sz="0"/>
+              <w:right w:val="none" w:color="FFFFFF" w:sz="0"/>
+            </w:tcBorders>
+            <w:tcMar>
+              <w:top w:type="dxa" w:w="20"/>
+              <w:left w:type="dxa" w:w="70"/>
+              <w:bottom w:type="dxa" w:w="20"/>
+              <w:right w:type="dxa" w:w="70"/>
+            </w:tcMar>
+            <w:vAlign w:val="top"/>
+          </w:tcPr>
+          <w:p>
+            <w:pPr>
+              <w:spacing w:after="0" w:before="0" w:line="240"/>
+              <w:jc w:val="left"/>
+            </w:pPr>
+            <w:r>
+              <w:rPr>
+                <w:rFonts w:ascii="Calibri" w:cs="Calibri" w:eastAsia="Calibri" w:hAnsi="Calibri"/>
+                <w:b w:val="false"/>
+                <w:bCs w:val="false"/>
+                <w:color w:val="1F1F1F"/>
+                <w:sz w:val="16"/>
+                <w:szCs w:val="16"/>
               </w:rPr>
               <w:t xml:space="preserve">Mileage_kmpl</w:t>
             </w:r>
@@ -11679,34 +11824,34 @@
         </w:tc>
         <w:tc>
           <w:tcPr>
-            <w:tcW w:type="dxa" w:w="1129"/>
-            <w:tcBorders>
-              <w:top w:val="none" w:color="FFFFFF" w:sz="0"/>
-              <w:left w:val="none" w:color="FFFFFF" w:sz="0"/>
-              <w:bottom w:val="none" w:color="FFFFFF" w:sz="0"/>
-              <w:right w:val="none" w:color="FFFFFF" w:sz="0"/>
-            </w:tcBorders>
-            <w:tcMar>
-              <w:top w:type="dxa" w:w="20"/>
-              <w:left w:type="dxa" w:w="70"/>
-              <w:bottom w:type="dxa" w:w="20"/>
-              <w:right w:type="dxa" w:w="70"/>
-            </w:tcMar>
-            <w:vAlign w:val="top"/>
-          </w:tcPr>
-          <w:p>
-            <w:pPr>
-              <w:spacing w:after="0" w:before="0" w:line="240"/>
-              <w:jc w:val="left"/>
-            </w:pPr>
-            <w:r>
-              <w:rPr>
-                <w:rFonts w:ascii="Calibri" w:cs="Calibri" w:eastAsia="Calibri" w:hAnsi="Calibri"/>
-                <w:b w:val="false"/>
-                <w:bCs w:val="false"/>
-                <w:color w:val="1F1F1F"/>
-                <w:sz w:val="17"/>
-                <w:szCs w:val="17"/>
+            <w:tcW w:type="dxa" w:w="847"/>
+            <w:tcBorders>
+              <w:top w:val="none" w:color="FFFFFF" w:sz="0"/>
+              <w:left w:val="none" w:color="FFFFFF" w:sz="0"/>
+              <w:bottom w:val="none" w:color="FFFFFF" w:sz="0"/>
+              <w:right w:val="none" w:color="FFFFFF" w:sz="0"/>
+            </w:tcBorders>
+            <w:tcMar>
+              <w:top w:type="dxa" w:w="20"/>
+              <w:left w:type="dxa" w:w="70"/>
+              <w:bottom w:type="dxa" w:w="20"/>
+              <w:right w:type="dxa" w:w="70"/>
+            </w:tcMar>
+            <w:vAlign w:val="top"/>
+          </w:tcPr>
+          <w:p>
+            <w:pPr>
+              <w:spacing w:after="0" w:before="0" w:line="240"/>
+              <w:jc w:val="left"/>
+            </w:pPr>
+            <w:r>
+              <w:rPr>
+                <w:rFonts w:ascii="Calibri" w:cs="Calibri" w:eastAsia="Calibri" w:hAnsi="Calibri"/>
+                <w:b w:val="false"/>
+                <w:bCs w:val="false"/>
+                <w:color w:val="1F1F1F"/>
+                <w:sz w:val="16"/>
+                <w:szCs w:val="16"/>
               </w:rPr>
               <w:t xml:space="preserve">Numeric</w:t>
             </w:r>
@@ -11714,34 +11859,34 @@
         </w:tc>
         <w:tc>
           <w:tcPr>
-            <w:tcW w:type="dxa" w:w="3388"/>
-            <w:tcBorders>
-              <w:top w:val="none" w:color="FFFFFF" w:sz="0"/>
-              <w:left w:val="none" w:color="FFFFFF" w:sz="0"/>
-              <w:bottom w:val="none" w:color="FFFFFF" w:sz="0"/>
-              <w:right w:val="none" w:color="FFFFFF" w:sz="0"/>
-            </w:tcBorders>
-            <w:tcMar>
-              <w:top w:type="dxa" w:w="20"/>
-              <w:left w:type="dxa" w:w="70"/>
-              <w:bottom w:type="dxa" w:w="20"/>
-              <w:right w:type="dxa" w:w="70"/>
-            </w:tcMar>
-            <w:vAlign w:val="top"/>
-          </w:tcPr>
-          <w:p>
-            <w:pPr>
-              <w:spacing w:after="0" w:before="0" w:line="240"/>
-              <w:jc w:val="left"/>
-            </w:pPr>
-            <w:r>
-              <w:rPr>
-                <w:rFonts w:ascii="Calibri" w:cs="Calibri" w:eastAsia="Calibri" w:hAnsi="Calibri"/>
-                <w:b w:val="false"/>
-                <w:bCs w:val="false"/>
-                <w:color w:val="1F1F1F"/>
-                <w:sz w:val="17"/>
-                <w:szCs w:val="17"/>
+            <w:tcW w:type="dxa" w:w="2729"/>
+            <w:tcBorders>
+              <w:top w:val="none" w:color="FFFFFF" w:sz="0"/>
+              <w:left w:val="none" w:color="FFFFFF" w:sz="0"/>
+              <w:bottom w:val="none" w:color="FFFFFF" w:sz="0"/>
+              <w:right w:val="none" w:color="FFFFFF" w:sz="0"/>
+            </w:tcBorders>
+            <w:tcMar>
+              <w:top w:type="dxa" w:w="20"/>
+              <w:left w:type="dxa" w:w="70"/>
+              <w:bottom w:type="dxa" w:w="20"/>
+              <w:right w:type="dxa" w:w="70"/>
+            </w:tcMar>
+            <w:vAlign w:val="top"/>
+          </w:tcPr>
+          <w:p>
+            <w:pPr>
+              <w:spacing w:after="0" w:before="0" w:line="240"/>
+              <w:jc w:val="left"/>
+            </w:pPr>
+            <w:r>
+              <w:rPr>
+                <w:rFonts w:ascii="Calibri" w:cs="Calibri" w:eastAsia="Calibri" w:hAnsi="Calibri"/>
+                <w:b w:val="false"/>
+                <w:bCs w:val="false"/>
+                <w:color w:val="1F1F1F"/>
+                <w:sz w:val="16"/>
+                <w:szCs w:val="16"/>
               </w:rPr>
               <w:t xml:space="preserve">km per litre</w:t>
             </w:r>
@@ -11749,34 +11894,34 @@
         </w:tc>
         <w:tc>
           <w:tcPr>
-            <w:tcW w:type="dxa" w:w="2824"/>
-            <w:tcBorders>
-              <w:top w:val="none" w:color="FFFFFF" w:sz="0"/>
-              <w:left w:val="none" w:color="FFFFFF" w:sz="0"/>
-              <w:bottom w:val="none" w:color="FFFFFF" w:sz="0"/>
-              <w:right w:val="none" w:color="FFFFFF" w:sz="0"/>
-            </w:tcBorders>
-            <w:tcMar>
-              <w:top w:type="dxa" w:w="20"/>
-              <w:left w:type="dxa" w:w="70"/>
-              <w:bottom w:type="dxa" w:w="20"/>
-              <w:right w:type="dxa" w:w="70"/>
-            </w:tcMar>
-            <w:vAlign w:val="top"/>
-          </w:tcPr>
-          <w:p>
-            <w:pPr>
-              <w:spacing w:after="0" w:before="0" w:line="240"/>
-              <w:jc w:val="left"/>
-            </w:pPr>
-            <w:r>
-              <w:rPr>
-                <w:rFonts w:ascii="Calibri" w:cs="Calibri" w:eastAsia="Calibri" w:hAnsi="Calibri"/>
-                <w:b w:val="false"/>
-                <w:bCs w:val="false"/>
-                <w:color w:val="1F1F1F"/>
-                <w:sz w:val="17"/>
-                <w:szCs w:val="17"/>
+            <w:tcW w:type="dxa" w:w="4235"/>
+            <w:tcBorders>
+              <w:top w:val="none" w:color="FFFFFF" w:sz="0"/>
+              <w:left w:val="none" w:color="FFFFFF" w:sz="0"/>
+              <w:bottom w:val="none" w:color="FFFFFF" w:sz="0"/>
+              <w:right w:val="none" w:color="FFFFFF" w:sz="0"/>
+            </w:tcBorders>
+            <w:tcMar>
+              <w:top w:type="dxa" w:w="20"/>
+              <w:left w:type="dxa" w:w="70"/>
+              <w:bottom w:type="dxa" w:w="20"/>
+              <w:right w:type="dxa" w:w="70"/>
+            </w:tcMar>
+            <w:vAlign w:val="top"/>
+          </w:tcPr>
+          <w:p>
+            <w:pPr>
+              <w:spacing w:after="0" w:before="0" w:line="240"/>
+              <w:jc w:val="left"/>
+            </w:pPr>
+            <w:r>
+              <w:rPr>
+                <w:rFonts w:ascii="Calibri" w:cs="Calibri" w:eastAsia="Calibri" w:hAnsi="Calibri"/>
+                <w:b w:val="false"/>
+                <w:bCs w:val="false"/>
+                <w:color w:val="1F1F1F"/>
+                <w:sz w:val="16"/>
+                <w:szCs w:val="16"/>
               </w:rPr>
               <w:t xml:space="preserve">Fuel efficiency, not distance</w:t>
             </w:r>
@@ -11789,34 +11934,34 @@
         </w:trPr>
         <w:tc>
           <w:tcPr>
-            <w:tcW w:type="dxa" w:w="2071"/>
-            <w:tcBorders>
-              <w:top w:val="none" w:color="FFFFFF" w:sz="0"/>
-              <w:left w:val="none" w:color="FFFFFF" w:sz="0"/>
-              <w:bottom w:val="none" w:color="FFFFFF" w:sz="0"/>
-              <w:right w:val="none" w:color="FFFFFF" w:sz="0"/>
-            </w:tcBorders>
-            <w:tcMar>
-              <w:top w:type="dxa" w:w="20"/>
-              <w:left w:type="dxa" w:w="70"/>
-              <w:bottom w:type="dxa" w:w="20"/>
-              <w:right w:type="dxa" w:w="70"/>
-            </w:tcMar>
-            <w:vAlign w:val="top"/>
-          </w:tcPr>
-          <w:p>
-            <w:pPr>
-              <w:spacing w:after="0" w:before="0" w:line="240"/>
-              <w:jc w:val="left"/>
-            </w:pPr>
-            <w:r>
-              <w:rPr>
-                <w:rFonts w:ascii="Calibri" w:cs="Calibri" w:eastAsia="Calibri" w:hAnsi="Calibri"/>
-                <w:b w:val="false"/>
-                <w:bCs w:val="false"/>
-                <w:color w:val="1F1F1F"/>
-                <w:sz w:val="17"/>
-                <w:szCs w:val="17"/>
+            <w:tcW w:type="dxa" w:w="1601"/>
+            <w:tcBorders>
+              <w:top w:val="none" w:color="FFFFFF" w:sz="0"/>
+              <w:left w:val="none" w:color="FFFFFF" w:sz="0"/>
+              <w:bottom w:val="none" w:color="FFFFFF" w:sz="0"/>
+              <w:right w:val="none" w:color="FFFFFF" w:sz="0"/>
+            </w:tcBorders>
+            <w:tcMar>
+              <w:top w:type="dxa" w:w="20"/>
+              <w:left w:type="dxa" w:w="70"/>
+              <w:bottom w:type="dxa" w:w="20"/>
+              <w:right w:type="dxa" w:w="70"/>
+            </w:tcMar>
+            <w:vAlign w:val="top"/>
+          </w:tcPr>
+          <w:p>
+            <w:pPr>
+              <w:spacing w:after="0" w:before="0" w:line="240"/>
+              <w:jc w:val="left"/>
+            </w:pPr>
+            <w:r>
+              <w:rPr>
+                <w:rFonts w:ascii="Calibri" w:cs="Calibri" w:eastAsia="Calibri" w:hAnsi="Calibri"/>
+                <w:b w:val="false"/>
+                <w:bCs w:val="false"/>
+                <w:color w:val="1F1F1F"/>
+                <w:sz w:val="16"/>
+                <w:szCs w:val="16"/>
               </w:rPr>
               <w:t xml:space="preserve">Engine_CC</w:t>
             </w:r>
@@ -11824,34 +11969,34 @@
         </w:tc>
         <w:tc>
           <w:tcPr>
-            <w:tcW w:type="dxa" w:w="1129"/>
-            <w:tcBorders>
-              <w:top w:val="none" w:color="FFFFFF" w:sz="0"/>
-              <w:left w:val="none" w:color="FFFFFF" w:sz="0"/>
-              <w:bottom w:val="none" w:color="FFFFFF" w:sz="0"/>
-              <w:right w:val="none" w:color="FFFFFF" w:sz="0"/>
-            </w:tcBorders>
-            <w:tcMar>
-              <w:top w:type="dxa" w:w="20"/>
-              <w:left w:type="dxa" w:w="70"/>
-              <w:bottom w:type="dxa" w:w="20"/>
-              <w:right w:type="dxa" w:w="70"/>
-            </w:tcMar>
-            <w:vAlign w:val="top"/>
-          </w:tcPr>
-          <w:p>
-            <w:pPr>
-              <w:spacing w:after="0" w:before="0" w:line="240"/>
-              <w:jc w:val="left"/>
-            </w:pPr>
-            <w:r>
-              <w:rPr>
-                <w:rFonts w:ascii="Calibri" w:cs="Calibri" w:eastAsia="Calibri" w:hAnsi="Calibri"/>
-                <w:b w:val="false"/>
-                <w:bCs w:val="false"/>
-                <w:color w:val="1F1F1F"/>
-                <w:sz w:val="17"/>
-                <w:szCs w:val="17"/>
+            <w:tcW w:type="dxa" w:w="847"/>
+            <w:tcBorders>
+              <w:top w:val="none" w:color="FFFFFF" w:sz="0"/>
+              <w:left w:val="none" w:color="FFFFFF" w:sz="0"/>
+              <w:bottom w:val="none" w:color="FFFFFF" w:sz="0"/>
+              <w:right w:val="none" w:color="FFFFFF" w:sz="0"/>
+            </w:tcBorders>
+            <w:tcMar>
+              <w:top w:type="dxa" w:w="20"/>
+              <w:left w:type="dxa" w:w="70"/>
+              <w:bottom w:type="dxa" w:w="20"/>
+              <w:right w:type="dxa" w:w="70"/>
+            </w:tcMar>
+            <w:vAlign w:val="top"/>
+          </w:tcPr>
+          <w:p>
+            <w:pPr>
+              <w:spacing w:after="0" w:before="0" w:line="240"/>
+              <w:jc w:val="left"/>
+            </w:pPr>
+            <w:r>
+              <w:rPr>
+                <w:rFonts w:ascii="Calibri" w:cs="Calibri" w:eastAsia="Calibri" w:hAnsi="Calibri"/>
+                <w:b w:val="false"/>
+                <w:bCs w:val="false"/>
+                <w:color w:val="1F1F1F"/>
+                <w:sz w:val="16"/>
+                <w:szCs w:val="16"/>
               </w:rPr>
               <w:t xml:space="preserve">Numeric</w:t>
             </w:r>
@@ -11859,34 +12004,34 @@
         </w:tc>
         <w:tc>
           <w:tcPr>
-            <w:tcW w:type="dxa" w:w="3388"/>
-            <w:tcBorders>
-              <w:top w:val="none" w:color="FFFFFF" w:sz="0"/>
-              <w:left w:val="none" w:color="FFFFFF" w:sz="0"/>
-              <w:bottom w:val="none" w:color="FFFFFF" w:sz="0"/>
-              <w:right w:val="none" w:color="FFFFFF" w:sz="0"/>
-            </w:tcBorders>
-            <w:tcMar>
-              <w:top w:type="dxa" w:w="20"/>
-              <w:left w:type="dxa" w:w="70"/>
-              <w:bottom w:type="dxa" w:w="20"/>
-              <w:right w:type="dxa" w:w="70"/>
-            </w:tcMar>
-            <w:vAlign w:val="top"/>
-          </w:tcPr>
-          <w:p>
-            <w:pPr>
-              <w:spacing w:after="0" w:before="0" w:line="240"/>
-              <w:jc w:val="left"/>
-            </w:pPr>
-            <w:r>
-              <w:rPr>
-                <w:rFonts w:ascii="Calibri" w:cs="Calibri" w:eastAsia="Calibri" w:hAnsi="Calibri"/>
-                <w:b w:val="false"/>
-                <w:bCs w:val="false"/>
-                <w:color w:val="1F1F1F"/>
-                <w:sz w:val="17"/>
-                <w:szCs w:val="17"/>
+            <w:tcW w:type="dxa" w:w="2729"/>
+            <w:tcBorders>
+              <w:top w:val="none" w:color="FFFFFF" w:sz="0"/>
+              <w:left w:val="none" w:color="FFFFFF" w:sz="0"/>
+              <w:bottom w:val="none" w:color="FFFFFF" w:sz="0"/>
+              <w:right w:val="none" w:color="FFFFFF" w:sz="0"/>
+            </w:tcBorders>
+            <w:tcMar>
+              <w:top w:type="dxa" w:w="20"/>
+              <w:left w:type="dxa" w:w="70"/>
+              <w:bottom w:type="dxa" w:w="20"/>
+              <w:right w:type="dxa" w:w="70"/>
+            </w:tcMar>
+            <w:vAlign w:val="top"/>
+          </w:tcPr>
+          <w:p>
+            <w:pPr>
+              <w:spacing w:after="0" w:before="0" w:line="240"/>
+              <w:jc w:val="left"/>
+            </w:pPr>
+            <w:r>
+              <w:rPr>
+                <w:rFonts w:ascii="Calibri" w:cs="Calibri" w:eastAsia="Calibri" w:hAnsi="Calibri"/>
+                <w:b w:val="false"/>
+                <w:bCs w:val="false"/>
+                <w:color w:val="1F1F1F"/>
+                <w:sz w:val="16"/>
+                <w:szCs w:val="16"/>
               </w:rPr>
               <w:t xml:space="preserve">cc</w:t>
             </w:r>
@@ -11894,34 +12039,34 @@
         </w:tc>
         <w:tc>
           <w:tcPr>
-            <w:tcW w:type="dxa" w:w="2824"/>
-            <w:tcBorders>
-              <w:top w:val="none" w:color="FFFFFF" w:sz="0"/>
-              <w:left w:val="none" w:color="FFFFFF" w:sz="0"/>
-              <w:bottom w:val="none" w:color="FFFFFF" w:sz="0"/>
-              <w:right w:val="none" w:color="FFFFFF" w:sz="0"/>
-            </w:tcBorders>
-            <w:tcMar>
-              <w:top w:type="dxa" w:w="20"/>
-              <w:left w:type="dxa" w:w="70"/>
-              <w:bottom w:type="dxa" w:w="20"/>
-              <w:right w:type="dxa" w:w="70"/>
-            </w:tcMar>
-            <w:vAlign w:val="top"/>
-          </w:tcPr>
-          <w:p>
-            <w:pPr>
-              <w:spacing w:after="0" w:before="0" w:line="240"/>
-              <w:jc w:val="left"/>
-            </w:pPr>
-            <w:r>
-              <w:rPr>
-                <w:rFonts w:ascii="Calibri" w:cs="Calibri" w:eastAsia="Calibri" w:hAnsi="Calibri"/>
-                <w:b w:val="false"/>
-                <w:bCs w:val="false"/>
-                <w:color w:val="1F1F1F"/>
-                <w:sz w:val="17"/>
-                <w:szCs w:val="17"/>
+            <w:tcW w:type="dxa" w:w="4235"/>
+            <w:tcBorders>
+              <w:top w:val="none" w:color="FFFFFF" w:sz="0"/>
+              <w:left w:val="none" w:color="FFFFFF" w:sz="0"/>
+              <w:bottom w:val="none" w:color="FFFFFF" w:sz="0"/>
+              <w:right w:val="none" w:color="FFFFFF" w:sz="0"/>
+            </w:tcBorders>
+            <w:tcMar>
+              <w:top w:type="dxa" w:w="20"/>
+              <w:left w:type="dxa" w:w="70"/>
+              <w:bottom w:type="dxa" w:w="20"/>
+              <w:right w:type="dxa" w:w="70"/>
+            </w:tcMar>
+            <w:vAlign w:val="top"/>
+          </w:tcPr>
+          <w:p>
+            <w:pPr>
+              <w:spacing w:after="0" w:before="0" w:line="240"/>
+              <w:jc w:val="left"/>
+            </w:pPr>
+            <w:r>
+              <w:rPr>
+                <w:rFonts w:ascii="Calibri" w:cs="Calibri" w:eastAsia="Calibri" w:hAnsi="Calibri"/>
+                <w:b w:val="false"/>
+                <w:bCs w:val="false"/>
+                <w:color w:val="1F1F1F"/>
+                <w:sz w:val="16"/>
+                <w:szCs w:val="16"/>
               </w:rPr>
               <w:t xml:space="preserve"/>
             </w:r>
@@ -11934,34 +12079,34 @@
         </w:trPr>
         <w:tc>
           <w:tcPr>
-            <w:tcW w:type="dxa" w:w="2071"/>
-            <w:tcBorders>
-              <w:top w:val="none" w:color="FFFFFF" w:sz="0"/>
-              <w:left w:val="none" w:color="FFFFFF" w:sz="0"/>
-              <w:bottom w:val="none" w:color="FFFFFF" w:sz="0"/>
-              <w:right w:val="none" w:color="FFFFFF" w:sz="0"/>
-            </w:tcBorders>
-            <w:tcMar>
-              <w:top w:type="dxa" w:w="20"/>
-              <w:left w:type="dxa" w:w="70"/>
-              <w:bottom w:type="dxa" w:w="20"/>
-              <w:right w:type="dxa" w:w="70"/>
-            </w:tcMar>
-            <w:vAlign w:val="top"/>
-          </w:tcPr>
-          <w:p>
-            <w:pPr>
-              <w:spacing w:after="0" w:before="0" w:line="240"/>
-              <w:jc w:val="left"/>
-            </w:pPr>
-            <w:r>
-              <w:rPr>
-                <w:rFonts w:ascii="Calibri" w:cs="Calibri" w:eastAsia="Calibri" w:hAnsi="Calibri"/>
-                <w:b w:val="false"/>
-                <w:bCs w:val="false"/>
-                <w:color w:val="1F1F1F"/>
-                <w:sz w:val="17"/>
-                <w:szCs w:val="17"/>
+            <w:tcW w:type="dxa" w:w="1601"/>
+            <w:tcBorders>
+              <w:top w:val="none" w:color="FFFFFF" w:sz="0"/>
+              <w:left w:val="none" w:color="FFFFFF" w:sz="0"/>
+              <w:bottom w:val="none" w:color="FFFFFF" w:sz="0"/>
+              <w:right w:val="none" w:color="FFFFFF" w:sz="0"/>
+            </w:tcBorders>
+            <w:tcMar>
+              <w:top w:type="dxa" w:w="20"/>
+              <w:left w:type="dxa" w:w="70"/>
+              <w:bottom w:type="dxa" w:w="20"/>
+              <w:right w:type="dxa" w:w="70"/>
+            </w:tcMar>
+            <w:vAlign w:val="top"/>
+          </w:tcPr>
+          <w:p>
+            <w:pPr>
+              <w:spacing w:after="0" w:before="0" w:line="240"/>
+              <w:jc w:val="left"/>
+            </w:pPr>
+            <w:r>
+              <w:rPr>
+                <w:rFonts w:ascii="Calibri" w:cs="Calibri" w:eastAsia="Calibri" w:hAnsi="Calibri"/>
+                <w:b w:val="false"/>
+                <w:bCs w:val="false"/>
+                <w:color w:val="1F1F1F"/>
+                <w:sz w:val="16"/>
+                <w:szCs w:val="16"/>
               </w:rPr>
               <w:t xml:space="preserve">Horsepower</w:t>
             </w:r>
@@ -11969,34 +12114,34 @@
         </w:tc>
         <w:tc>
           <w:tcPr>
-            <w:tcW w:type="dxa" w:w="1129"/>
-            <w:tcBorders>
-              <w:top w:val="none" w:color="FFFFFF" w:sz="0"/>
-              <w:left w:val="none" w:color="FFFFFF" w:sz="0"/>
-              <w:bottom w:val="none" w:color="FFFFFF" w:sz="0"/>
-              <w:right w:val="none" w:color="FFFFFF" w:sz="0"/>
-            </w:tcBorders>
-            <w:tcMar>
-              <w:top w:type="dxa" w:w="20"/>
-              <w:left w:type="dxa" w:w="70"/>
-              <w:bottom w:type="dxa" w:w="20"/>
-              <w:right w:type="dxa" w:w="70"/>
-            </w:tcMar>
-            <w:vAlign w:val="top"/>
-          </w:tcPr>
-          <w:p>
-            <w:pPr>
-              <w:spacing w:after="0" w:before="0" w:line="240"/>
-              <w:jc w:val="left"/>
-            </w:pPr>
-            <w:r>
-              <w:rPr>
-                <w:rFonts w:ascii="Calibri" w:cs="Calibri" w:eastAsia="Calibri" w:hAnsi="Calibri"/>
-                <w:b w:val="false"/>
-                <w:bCs w:val="false"/>
-                <w:color w:val="1F1F1F"/>
-                <w:sz w:val="17"/>
-                <w:szCs w:val="17"/>
+            <w:tcW w:type="dxa" w:w="847"/>
+            <w:tcBorders>
+              <w:top w:val="none" w:color="FFFFFF" w:sz="0"/>
+              <w:left w:val="none" w:color="FFFFFF" w:sz="0"/>
+              <w:bottom w:val="none" w:color="FFFFFF" w:sz="0"/>
+              <w:right w:val="none" w:color="FFFFFF" w:sz="0"/>
+            </w:tcBorders>
+            <w:tcMar>
+              <w:top w:type="dxa" w:w="20"/>
+              <w:left w:type="dxa" w:w="70"/>
+              <w:bottom w:type="dxa" w:w="20"/>
+              <w:right w:type="dxa" w:w="70"/>
+            </w:tcMar>
+            <w:vAlign w:val="top"/>
+          </w:tcPr>
+          <w:p>
+            <w:pPr>
+              <w:spacing w:after="0" w:before="0" w:line="240"/>
+              <w:jc w:val="left"/>
+            </w:pPr>
+            <w:r>
+              <w:rPr>
+                <w:rFonts w:ascii="Calibri" w:cs="Calibri" w:eastAsia="Calibri" w:hAnsi="Calibri"/>
+                <w:b w:val="false"/>
+                <w:bCs w:val="false"/>
+                <w:color w:val="1F1F1F"/>
+                <w:sz w:val="16"/>
+                <w:szCs w:val="16"/>
               </w:rPr>
               <w:t xml:space="preserve">Numeric</w:t>
             </w:r>
@@ -12004,34 +12149,34 @@
         </w:tc>
         <w:tc>
           <w:tcPr>
-            <w:tcW w:type="dxa" w:w="3388"/>
-            <w:tcBorders>
-              <w:top w:val="none" w:color="FFFFFF" w:sz="0"/>
-              <w:left w:val="none" w:color="FFFFFF" w:sz="0"/>
-              <w:bottom w:val="none" w:color="FFFFFF" w:sz="0"/>
-              <w:right w:val="none" w:color="FFFFFF" w:sz="0"/>
-            </w:tcBorders>
-            <w:tcMar>
-              <w:top w:type="dxa" w:w="20"/>
-              <w:left w:type="dxa" w:w="70"/>
-              <w:bottom w:type="dxa" w:w="20"/>
-              <w:right w:type="dxa" w:w="70"/>
-            </w:tcMar>
-            <w:vAlign w:val="top"/>
-          </w:tcPr>
-          <w:p>
-            <w:pPr>
-              <w:spacing w:after="0" w:before="0" w:line="240"/>
-              <w:jc w:val="left"/>
-            </w:pPr>
-            <w:r>
-              <w:rPr>
-                <w:rFonts w:ascii="Calibri" w:cs="Calibri" w:eastAsia="Calibri" w:hAnsi="Calibri"/>
-                <w:b w:val="false"/>
-                <w:bCs w:val="false"/>
-                <w:color w:val="1F1F1F"/>
-                <w:sz w:val="17"/>
-                <w:szCs w:val="17"/>
+            <w:tcW w:type="dxa" w:w="2729"/>
+            <w:tcBorders>
+              <w:top w:val="none" w:color="FFFFFF" w:sz="0"/>
+              <w:left w:val="none" w:color="FFFFFF" w:sz="0"/>
+              <w:bottom w:val="none" w:color="FFFFFF" w:sz="0"/>
+              <w:right w:val="none" w:color="FFFFFF" w:sz="0"/>
+            </w:tcBorders>
+            <w:tcMar>
+              <w:top w:type="dxa" w:w="20"/>
+              <w:left w:type="dxa" w:w="70"/>
+              <w:bottom w:type="dxa" w:w="20"/>
+              <w:right w:type="dxa" w:w="70"/>
+            </w:tcMar>
+            <w:vAlign w:val="top"/>
+          </w:tcPr>
+          <w:p>
+            <w:pPr>
+              <w:spacing w:after="0" w:before="0" w:line="240"/>
+              <w:jc w:val="left"/>
+            </w:pPr>
+            <w:r>
+              <w:rPr>
+                <w:rFonts w:ascii="Calibri" w:cs="Calibri" w:eastAsia="Calibri" w:hAnsi="Calibri"/>
+                <w:b w:val="false"/>
+                <w:bCs w:val="false"/>
+                <w:color w:val="1F1F1F"/>
+                <w:sz w:val="16"/>
+                <w:szCs w:val="16"/>
               </w:rPr>
               <w:t xml:space="preserve">hp</w:t>
             </w:r>
@@ -12039,34 +12184,34 @@
         </w:tc>
         <w:tc>
           <w:tcPr>
-            <w:tcW w:type="dxa" w:w="2824"/>
-            <w:tcBorders>
-              <w:top w:val="none" w:color="FFFFFF" w:sz="0"/>
-              <w:left w:val="none" w:color="FFFFFF" w:sz="0"/>
-              <w:bottom w:val="none" w:color="FFFFFF" w:sz="0"/>
-              <w:right w:val="none" w:color="FFFFFF" w:sz="0"/>
-            </w:tcBorders>
-            <w:tcMar>
-              <w:top w:type="dxa" w:w="20"/>
-              <w:left w:type="dxa" w:w="70"/>
-              <w:bottom w:type="dxa" w:w="20"/>
-              <w:right w:type="dxa" w:w="70"/>
-            </w:tcMar>
-            <w:vAlign w:val="top"/>
-          </w:tcPr>
-          <w:p>
-            <w:pPr>
-              <w:spacing w:after="0" w:before="0" w:line="240"/>
-              <w:jc w:val="left"/>
-            </w:pPr>
-            <w:r>
-              <w:rPr>
-                <w:rFonts w:ascii="Calibri" w:cs="Calibri" w:eastAsia="Calibri" w:hAnsi="Calibri"/>
-                <w:b w:val="false"/>
-                <w:bCs w:val="false"/>
-                <w:color w:val="1F1F1F"/>
-                <w:sz w:val="17"/>
-                <w:szCs w:val="17"/>
+            <w:tcW w:type="dxa" w:w="4235"/>
+            <w:tcBorders>
+              <w:top w:val="none" w:color="FFFFFF" w:sz="0"/>
+              <w:left w:val="none" w:color="FFFFFF" w:sz="0"/>
+              <w:bottom w:val="none" w:color="FFFFFF" w:sz="0"/>
+              <w:right w:val="none" w:color="FFFFFF" w:sz="0"/>
+            </w:tcBorders>
+            <w:tcMar>
+              <w:top w:type="dxa" w:w="20"/>
+              <w:left w:type="dxa" w:w="70"/>
+              <w:bottom w:type="dxa" w:w="20"/>
+              <w:right w:type="dxa" w:w="70"/>
+            </w:tcMar>
+            <w:vAlign w:val="top"/>
+          </w:tcPr>
+          <w:p>
+            <w:pPr>
+              <w:spacing w:after="0" w:before="0" w:line="240"/>
+              <w:jc w:val="left"/>
+            </w:pPr>
+            <w:r>
+              <w:rPr>
+                <w:rFonts w:ascii="Calibri" w:cs="Calibri" w:eastAsia="Calibri" w:hAnsi="Calibri"/>
+                <w:b w:val="false"/>
+                <w:bCs w:val="false"/>
+                <w:color w:val="1F1F1F"/>
+                <w:sz w:val="16"/>
+                <w:szCs w:val="16"/>
               </w:rPr>
               <w:t xml:space="preserve"/>
             </w:r>
@@ -12079,34 +12224,34 @@
         </w:trPr>
         <w:tc>
           <w:tcPr>
-            <w:tcW w:type="dxa" w:w="2071"/>
-            <w:tcBorders>
-              <w:top w:val="none" w:color="FFFFFF" w:sz="0"/>
-              <w:left w:val="none" w:color="FFFFFF" w:sz="0"/>
-              <w:bottom w:val="none" w:color="FFFFFF" w:sz="0"/>
-              <w:right w:val="none" w:color="FFFFFF" w:sz="0"/>
-            </w:tcBorders>
-            <w:tcMar>
-              <w:top w:type="dxa" w:w="20"/>
-              <w:left w:type="dxa" w:w="70"/>
-              <w:bottom w:type="dxa" w:w="20"/>
-              <w:right w:type="dxa" w:w="70"/>
-            </w:tcMar>
-            <w:vAlign w:val="top"/>
-          </w:tcPr>
-          <w:p>
-            <w:pPr>
-              <w:spacing w:after="0" w:before="0" w:line="240"/>
-              <w:jc w:val="left"/>
-            </w:pPr>
-            <w:r>
-              <w:rPr>
-                <w:rFonts w:ascii="Calibri" w:cs="Calibri" w:eastAsia="Calibri" w:hAnsi="Calibri"/>
-                <w:b w:val="false"/>
-                <w:bCs w:val="false"/>
-                <w:color w:val="1F1F1F"/>
-                <w:sz w:val="17"/>
-                <w:szCs w:val="17"/>
+            <w:tcW w:type="dxa" w:w="1601"/>
+            <w:tcBorders>
+              <w:top w:val="none" w:color="FFFFFF" w:sz="0"/>
+              <w:left w:val="none" w:color="FFFFFF" w:sz="0"/>
+              <w:bottom w:val="none" w:color="FFFFFF" w:sz="0"/>
+              <w:right w:val="none" w:color="FFFFFF" w:sz="0"/>
+            </w:tcBorders>
+            <w:tcMar>
+              <w:top w:type="dxa" w:w="20"/>
+              <w:left w:type="dxa" w:w="70"/>
+              <w:bottom w:type="dxa" w:w="20"/>
+              <w:right w:type="dxa" w:w="70"/>
+            </w:tcMar>
+            <w:vAlign w:val="top"/>
+          </w:tcPr>
+          <w:p>
+            <w:pPr>
+              <w:spacing w:after="0" w:before="0" w:line="240"/>
+              <w:jc w:val="left"/>
+            </w:pPr>
+            <w:r>
+              <w:rPr>
+                <w:rFonts w:ascii="Calibri" w:cs="Calibri" w:eastAsia="Calibri" w:hAnsi="Calibri"/>
+                <w:b w:val="false"/>
+                <w:bCs w:val="false"/>
+                <w:color w:val="1F1F1F"/>
+                <w:sz w:val="16"/>
+                <w:szCs w:val="16"/>
               </w:rPr>
               <w:t xml:space="preserve">Fuel_Type</w:t>
             </w:r>
@@ -12114,34 +12259,34 @@
         </w:tc>
         <w:tc>
           <w:tcPr>
-            <w:tcW w:type="dxa" w:w="1129"/>
-            <w:tcBorders>
-              <w:top w:val="none" w:color="FFFFFF" w:sz="0"/>
-              <w:left w:val="none" w:color="FFFFFF" w:sz="0"/>
-              <w:bottom w:val="none" w:color="FFFFFF" w:sz="0"/>
-              <w:right w:val="none" w:color="FFFFFF" w:sz="0"/>
-            </w:tcBorders>
-            <w:tcMar>
-              <w:top w:type="dxa" w:w="20"/>
-              <w:left w:type="dxa" w:w="70"/>
-              <w:bottom w:type="dxa" w:w="20"/>
-              <w:right w:type="dxa" w:w="70"/>
-            </w:tcMar>
-            <w:vAlign w:val="top"/>
-          </w:tcPr>
-          <w:p>
-            <w:pPr>
-              <w:spacing w:after="0" w:before="0" w:line="240"/>
-              <w:jc w:val="left"/>
-            </w:pPr>
-            <w:r>
-              <w:rPr>
-                <w:rFonts w:ascii="Calibri" w:cs="Calibri" w:eastAsia="Calibri" w:hAnsi="Calibri"/>
-                <w:b w:val="false"/>
-                <w:bCs w:val="false"/>
-                <w:color w:val="1F1F1F"/>
-                <w:sz w:val="17"/>
-                <w:szCs w:val="17"/>
+            <w:tcW w:type="dxa" w:w="847"/>
+            <w:tcBorders>
+              <w:top w:val="none" w:color="FFFFFF" w:sz="0"/>
+              <w:left w:val="none" w:color="FFFFFF" w:sz="0"/>
+              <w:bottom w:val="none" w:color="FFFFFF" w:sz="0"/>
+              <w:right w:val="none" w:color="FFFFFF" w:sz="0"/>
+            </w:tcBorders>
+            <w:tcMar>
+              <w:top w:type="dxa" w:w="20"/>
+              <w:left w:type="dxa" w:w="70"/>
+              <w:bottom w:type="dxa" w:w="20"/>
+              <w:right w:type="dxa" w:w="70"/>
+            </w:tcMar>
+            <w:vAlign w:val="top"/>
+          </w:tcPr>
+          <w:p>
+            <w:pPr>
+              <w:spacing w:after="0" w:before="0" w:line="240"/>
+              <w:jc w:val="left"/>
+            </w:pPr>
+            <w:r>
+              <w:rPr>
+                <w:rFonts w:ascii="Calibri" w:cs="Calibri" w:eastAsia="Calibri" w:hAnsi="Calibri"/>
+                <w:b w:val="false"/>
+                <w:bCs w:val="false"/>
+                <w:color w:val="1F1F1F"/>
+                <w:sz w:val="16"/>
+                <w:szCs w:val="16"/>
               </w:rPr>
               <w:t xml:space="preserve">Text</w:t>
             </w:r>
@@ -12149,34 +12294,34 @@
         </w:tc>
         <w:tc>
           <w:tcPr>
-            <w:tcW w:type="dxa" w:w="3388"/>
-            <w:tcBorders>
-              <w:top w:val="none" w:color="FFFFFF" w:sz="0"/>
-              <w:left w:val="none" w:color="FFFFFF" w:sz="0"/>
-              <w:bottom w:val="none" w:color="FFFFFF" w:sz="0"/>
-              <w:right w:val="none" w:color="FFFFFF" w:sz="0"/>
-            </w:tcBorders>
-            <w:tcMar>
-              <w:top w:type="dxa" w:w="20"/>
-              <w:left w:type="dxa" w:w="70"/>
-              <w:bottom w:type="dxa" w:w="20"/>
-              <w:right w:type="dxa" w:w="70"/>
-            </w:tcMar>
-            <w:vAlign w:val="top"/>
-          </w:tcPr>
-          <w:p>
-            <w:pPr>
-              <w:spacing w:after="0" w:before="0" w:line="240"/>
-              <w:jc w:val="left"/>
-            </w:pPr>
-            <w:r>
-              <w:rPr>
-                <w:rFonts w:ascii="Calibri" w:cs="Calibri" w:eastAsia="Calibri" w:hAnsi="Calibri"/>
-                <w:b w:val="false"/>
-                <w:bCs w:val="false"/>
-                <w:color w:val="1F1F1F"/>
-                <w:sz w:val="17"/>
-                <w:szCs w:val="17"/>
+            <w:tcW w:type="dxa" w:w="2729"/>
+            <w:tcBorders>
+              <w:top w:val="none" w:color="FFFFFF" w:sz="0"/>
+              <w:left w:val="none" w:color="FFFFFF" w:sz="0"/>
+              <w:bottom w:val="none" w:color="FFFFFF" w:sz="0"/>
+              <w:right w:val="none" w:color="FFFFFF" w:sz="0"/>
+            </w:tcBorders>
+            <w:tcMar>
+              <w:top w:type="dxa" w:w="20"/>
+              <w:left w:type="dxa" w:w="70"/>
+              <w:bottom w:type="dxa" w:w="20"/>
+              <w:right w:type="dxa" w:w="70"/>
+            </w:tcMar>
+            <w:vAlign w:val="top"/>
+          </w:tcPr>
+          <w:p>
+            <w:pPr>
+              <w:spacing w:after="0" w:before="0" w:line="240"/>
+              <w:jc w:val="left"/>
+            </w:pPr>
+            <w:r>
+              <w:rPr>
+                <w:rFonts w:ascii="Calibri" w:cs="Calibri" w:eastAsia="Calibri" w:hAnsi="Calibri"/>
+                <w:b w:val="false"/>
+                <w:bCs w:val="false"/>
+                <w:color w:val="1F1F1F"/>
+                <w:sz w:val="16"/>
+                <w:szCs w:val="16"/>
               </w:rPr>
               <w:t xml:space="preserve">CNG, Diesel, Electric, Hybrid, Petrol, Unknown</w:t>
             </w:r>
@@ -12184,36 +12329,36 @@
         </w:tc>
         <w:tc>
           <w:tcPr>
-            <w:tcW w:type="dxa" w:w="2824"/>
-            <w:tcBorders>
-              <w:top w:val="none" w:color="FFFFFF" w:sz="0"/>
-              <w:left w:val="none" w:color="FFFFFF" w:sz="0"/>
-              <w:bottom w:val="none" w:color="FFFFFF" w:sz="0"/>
-              <w:right w:val="none" w:color="FFFFFF" w:sz="0"/>
-            </w:tcBorders>
-            <w:tcMar>
-              <w:top w:type="dxa" w:w="20"/>
-              <w:left w:type="dxa" w:w="70"/>
-              <w:bottom w:type="dxa" w:w="20"/>
-              <w:right w:type="dxa" w:w="70"/>
-            </w:tcMar>
-            <w:vAlign w:val="top"/>
-          </w:tcPr>
-          <w:p>
-            <w:pPr>
-              <w:spacing w:after="0" w:before="0" w:line="240"/>
-              <w:jc w:val="left"/>
-            </w:pPr>
-            <w:r>
-              <w:rPr>
-                <w:rFonts w:ascii="Calibri" w:cs="Calibri" w:eastAsia="Calibri" w:hAnsi="Calibri"/>
-                <w:b w:val="false"/>
-                <w:bCs w:val="false"/>
-                <w:color w:val="1F1F1F"/>
-                <w:sz w:val="17"/>
-                <w:szCs w:val="17"/>
-              </w:rPr>
-              <w:t xml:space="preserve">Labels cleaned</w:t>
+            <w:tcW w:type="dxa" w:w="4235"/>
+            <w:tcBorders>
+              <w:top w:val="none" w:color="FFFFFF" w:sz="0"/>
+              <w:left w:val="none" w:color="FFFFFF" w:sz="0"/>
+              <w:bottom w:val="none" w:color="FFFFFF" w:sz="0"/>
+              <w:right w:val="none" w:color="FFFFFF" w:sz="0"/>
+            </w:tcBorders>
+            <w:tcMar>
+              <w:top w:type="dxa" w:w="20"/>
+              <w:left w:type="dxa" w:w="70"/>
+              <w:bottom w:type="dxa" w:w="20"/>
+              <w:right w:type="dxa" w:w="70"/>
+            </w:tcMar>
+            <w:vAlign w:val="top"/>
+          </w:tcPr>
+          <w:p>
+            <w:pPr>
+              <w:spacing w:after="0" w:before="0" w:line="240"/>
+              <w:jc w:val="left"/>
+            </w:pPr>
+            <w:r>
+              <w:rPr>
+                <w:rFonts w:ascii="Calibri" w:cs="Calibri" w:eastAsia="Calibri" w:hAnsi="Calibri"/>
+                <w:b w:val="false"/>
+                <w:bCs w:val="false"/>
+                <w:color w:val="1F1F1F"/>
+                <w:sz w:val="16"/>
+                <w:szCs w:val="16"/>
+              </w:rPr>
+              <w:t xml:space="preserve">Petrol 41.2%, Diesel 27.7%, CNG 9.0%, Electric 7.5%, Hybrid 6.6%, Unknown 7.8%</w:t>
             </w:r>
           </w:p>
         </w:tc>
@@ -12224,34 +12369,34 @@
         </w:trPr>
         <w:tc>
           <w:tcPr>
-            <w:tcW w:type="dxa" w:w="2071"/>
-            <w:tcBorders>
-              <w:top w:val="none" w:color="FFFFFF" w:sz="0"/>
-              <w:left w:val="none" w:color="FFFFFF" w:sz="0"/>
-              <w:bottom w:val="none" w:color="FFFFFF" w:sz="0"/>
-              <w:right w:val="none" w:color="FFFFFF" w:sz="0"/>
-            </w:tcBorders>
-            <w:tcMar>
-              <w:top w:type="dxa" w:w="20"/>
-              <w:left w:type="dxa" w:w="70"/>
-              <w:bottom w:type="dxa" w:w="20"/>
-              <w:right w:type="dxa" w:w="70"/>
-            </w:tcMar>
-            <w:vAlign w:val="top"/>
-          </w:tcPr>
-          <w:p>
-            <w:pPr>
-              <w:spacing w:after="0" w:before="0" w:line="240"/>
-              <w:jc w:val="left"/>
-            </w:pPr>
-            <w:r>
-              <w:rPr>
-                <w:rFonts w:ascii="Calibri" w:cs="Calibri" w:eastAsia="Calibri" w:hAnsi="Calibri"/>
-                <w:b w:val="false"/>
-                <w:bCs w:val="false"/>
-                <w:color w:val="1F1F1F"/>
-                <w:sz w:val="17"/>
-                <w:szCs w:val="17"/>
+            <w:tcW w:type="dxa" w:w="1601"/>
+            <w:tcBorders>
+              <w:top w:val="none" w:color="FFFFFF" w:sz="0"/>
+              <w:left w:val="none" w:color="FFFFFF" w:sz="0"/>
+              <w:bottom w:val="none" w:color="FFFFFF" w:sz="0"/>
+              <w:right w:val="none" w:color="FFFFFF" w:sz="0"/>
+            </w:tcBorders>
+            <w:tcMar>
+              <w:top w:type="dxa" w:w="20"/>
+              <w:left w:type="dxa" w:w="70"/>
+              <w:bottom w:type="dxa" w:w="20"/>
+              <w:right w:type="dxa" w:w="70"/>
+            </w:tcMar>
+            <w:vAlign w:val="top"/>
+          </w:tcPr>
+          <w:p>
+            <w:pPr>
+              <w:spacing w:after="0" w:before="0" w:line="240"/>
+              <w:jc w:val="left"/>
+            </w:pPr>
+            <w:r>
+              <w:rPr>
+                <w:rFonts w:ascii="Calibri" w:cs="Calibri" w:eastAsia="Calibri" w:hAnsi="Calibri"/>
+                <w:b w:val="false"/>
+                <w:bCs w:val="false"/>
+                <w:color w:val="1F1F1F"/>
+                <w:sz w:val="16"/>
+                <w:szCs w:val="16"/>
               </w:rPr>
               <w:t xml:space="preserve">Transmission</w:t>
             </w:r>
@@ -12259,34 +12404,34 @@
         </w:tc>
         <w:tc>
           <w:tcPr>
-            <w:tcW w:type="dxa" w:w="1129"/>
-            <w:tcBorders>
-              <w:top w:val="none" w:color="FFFFFF" w:sz="0"/>
-              <w:left w:val="none" w:color="FFFFFF" w:sz="0"/>
-              <w:bottom w:val="none" w:color="FFFFFF" w:sz="0"/>
-              <w:right w:val="none" w:color="FFFFFF" w:sz="0"/>
-            </w:tcBorders>
-            <w:tcMar>
-              <w:top w:type="dxa" w:w="20"/>
-              <w:left w:type="dxa" w:w="70"/>
-              <w:bottom w:type="dxa" w:w="20"/>
-              <w:right w:type="dxa" w:w="70"/>
-            </w:tcMar>
-            <w:vAlign w:val="top"/>
-          </w:tcPr>
-          <w:p>
-            <w:pPr>
-              <w:spacing w:after="0" w:before="0" w:line="240"/>
-              <w:jc w:val="left"/>
-            </w:pPr>
-            <w:r>
-              <w:rPr>
-                <w:rFonts w:ascii="Calibri" w:cs="Calibri" w:eastAsia="Calibri" w:hAnsi="Calibri"/>
-                <w:b w:val="false"/>
-                <w:bCs w:val="false"/>
-                <w:color w:val="1F1F1F"/>
-                <w:sz w:val="17"/>
-                <w:szCs w:val="17"/>
+            <w:tcW w:type="dxa" w:w="847"/>
+            <w:tcBorders>
+              <w:top w:val="none" w:color="FFFFFF" w:sz="0"/>
+              <w:left w:val="none" w:color="FFFFFF" w:sz="0"/>
+              <w:bottom w:val="none" w:color="FFFFFF" w:sz="0"/>
+              <w:right w:val="none" w:color="FFFFFF" w:sz="0"/>
+            </w:tcBorders>
+            <w:tcMar>
+              <w:top w:type="dxa" w:w="20"/>
+              <w:left w:type="dxa" w:w="70"/>
+              <w:bottom w:type="dxa" w:w="20"/>
+              <w:right w:type="dxa" w:w="70"/>
+            </w:tcMar>
+            <w:vAlign w:val="top"/>
+          </w:tcPr>
+          <w:p>
+            <w:pPr>
+              <w:spacing w:after="0" w:before="0" w:line="240"/>
+              <w:jc w:val="left"/>
+            </w:pPr>
+            <w:r>
+              <w:rPr>
+                <w:rFonts w:ascii="Calibri" w:cs="Calibri" w:eastAsia="Calibri" w:hAnsi="Calibri"/>
+                <w:b w:val="false"/>
+                <w:bCs w:val="false"/>
+                <w:color w:val="1F1F1F"/>
+                <w:sz w:val="16"/>
+                <w:szCs w:val="16"/>
               </w:rPr>
               <w:t xml:space="preserve">Text</w:t>
             </w:r>
@@ -12294,34 +12439,34 @@
         </w:tc>
         <w:tc>
           <w:tcPr>
-            <w:tcW w:type="dxa" w:w="3388"/>
-            <w:tcBorders>
-              <w:top w:val="none" w:color="FFFFFF" w:sz="0"/>
-              <w:left w:val="none" w:color="FFFFFF" w:sz="0"/>
-              <w:bottom w:val="none" w:color="FFFFFF" w:sz="0"/>
-              <w:right w:val="none" w:color="FFFFFF" w:sz="0"/>
-            </w:tcBorders>
-            <w:tcMar>
-              <w:top w:type="dxa" w:w="20"/>
-              <w:left w:type="dxa" w:w="70"/>
-              <w:bottom w:type="dxa" w:w="20"/>
-              <w:right w:type="dxa" w:w="70"/>
-            </w:tcMar>
-            <w:vAlign w:val="top"/>
-          </w:tcPr>
-          <w:p>
-            <w:pPr>
-              <w:spacing w:after="0" w:before="0" w:line="240"/>
-              <w:jc w:val="left"/>
-            </w:pPr>
-            <w:r>
-              <w:rPr>
-                <w:rFonts w:ascii="Calibri" w:cs="Calibri" w:eastAsia="Calibri" w:hAnsi="Calibri"/>
-                <w:b w:val="false"/>
-                <w:bCs w:val="false"/>
-                <w:color w:val="1F1F1F"/>
-                <w:sz w:val="17"/>
-                <w:szCs w:val="17"/>
+            <w:tcW w:type="dxa" w:w="2729"/>
+            <w:tcBorders>
+              <w:top w:val="none" w:color="FFFFFF" w:sz="0"/>
+              <w:left w:val="none" w:color="FFFFFF" w:sz="0"/>
+              <w:bottom w:val="none" w:color="FFFFFF" w:sz="0"/>
+              <w:right w:val="none" w:color="FFFFFF" w:sz="0"/>
+            </w:tcBorders>
+            <w:tcMar>
+              <w:top w:type="dxa" w:w="20"/>
+              <w:left w:type="dxa" w:w="70"/>
+              <w:bottom w:type="dxa" w:w="20"/>
+              <w:right w:type="dxa" w:w="70"/>
+            </w:tcMar>
+            <w:vAlign w:val="top"/>
+          </w:tcPr>
+          <w:p>
+            <w:pPr>
+              <w:spacing w:after="0" w:before="0" w:line="240"/>
+              <w:jc w:val="left"/>
+            </w:pPr>
+            <w:r>
+              <w:rPr>
+                <w:rFonts w:ascii="Calibri" w:cs="Calibri" w:eastAsia="Calibri" w:hAnsi="Calibri"/>
+                <w:b w:val="false"/>
+                <w:bCs w:val="false"/>
+                <w:color w:val="1F1F1F"/>
+                <w:sz w:val="16"/>
+                <w:szCs w:val="16"/>
               </w:rPr>
               <w:t xml:space="preserve">Automatic, Manual, Unknown</w:t>
             </w:r>
@@ -12329,36 +12474,36 @@
         </w:tc>
         <w:tc>
           <w:tcPr>
-            <w:tcW w:type="dxa" w:w="2824"/>
-            <w:tcBorders>
-              <w:top w:val="none" w:color="FFFFFF" w:sz="0"/>
-              <w:left w:val="none" w:color="FFFFFF" w:sz="0"/>
-              <w:bottom w:val="none" w:color="FFFFFF" w:sz="0"/>
-              <w:right w:val="none" w:color="FFFFFF" w:sz="0"/>
-            </w:tcBorders>
-            <w:tcMar>
-              <w:top w:type="dxa" w:w="20"/>
-              <w:left w:type="dxa" w:w="70"/>
-              <w:bottom w:type="dxa" w:w="20"/>
-              <w:right w:type="dxa" w:w="70"/>
-            </w:tcMar>
-            <w:vAlign w:val="top"/>
-          </w:tcPr>
-          <w:p>
-            <w:pPr>
-              <w:spacing w:after="0" w:before="0" w:line="240"/>
-              <w:jc w:val="left"/>
-            </w:pPr>
-            <w:r>
-              <w:rPr>
-                <w:rFonts w:ascii="Calibri" w:cs="Calibri" w:eastAsia="Calibri" w:hAnsi="Calibri"/>
-                <w:b w:val="false"/>
-                <w:bCs w:val="false"/>
-                <w:color w:val="1F1F1F"/>
-                <w:sz w:val="17"/>
-                <w:szCs w:val="17"/>
-              </w:rPr>
-              <w:t xml:space="preserve"/>
+            <w:tcW w:type="dxa" w:w="4235"/>
+            <w:tcBorders>
+              <w:top w:val="none" w:color="FFFFFF" w:sz="0"/>
+              <w:left w:val="none" w:color="FFFFFF" w:sz="0"/>
+              <w:bottom w:val="none" w:color="FFFFFF" w:sz="0"/>
+              <w:right w:val="none" w:color="FFFFFF" w:sz="0"/>
+            </w:tcBorders>
+            <w:tcMar>
+              <w:top w:type="dxa" w:w="20"/>
+              <w:left w:type="dxa" w:w="70"/>
+              <w:bottom w:type="dxa" w:w="20"/>
+              <w:right w:type="dxa" w:w="70"/>
+            </w:tcMar>
+            <w:vAlign w:val="top"/>
+          </w:tcPr>
+          <w:p>
+            <w:pPr>
+              <w:spacing w:after="0" w:before="0" w:line="240"/>
+              <w:jc w:val="left"/>
+            </w:pPr>
+            <w:r>
+              <w:rPr>
+                <w:rFonts w:ascii="Calibri" w:cs="Calibri" w:eastAsia="Calibri" w:hAnsi="Calibri"/>
+                <w:b w:val="false"/>
+                <w:bCs w:val="false"/>
+                <w:color w:val="1F1F1F"/>
+                <w:sz w:val="16"/>
+                <w:szCs w:val="16"/>
+              </w:rPr>
+              <w:t xml:space="preserve">Manual 59.8%, Automatic 32.2%, Unknown 8.0%</w:t>
             </w:r>
           </w:p>
         </w:tc>
@@ -12369,34 +12514,34 @@
         </w:trPr>
         <w:tc>
           <w:tcPr>
-            <w:tcW w:type="dxa" w:w="2071"/>
-            <w:tcBorders>
-              <w:top w:val="none" w:color="FFFFFF" w:sz="0"/>
-              <w:left w:val="none" w:color="FFFFFF" w:sz="0"/>
-              <w:bottom w:val="none" w:color="FFFFFF" w:sz="0"/>
-              <w:right w:val="none" w:color="FFFFFF" w:sz="0"/>
-            </w:tcBorders>
-            <w:tcMar>
-              <w:top w:type="dxa" w:w="20"/>
-              <w:left w:type="dxa" w:w="70"/>
-              <w:bottom w:type="dxa" w:w="20"/>
-              <w:right w:type="dxa" w:w="70"/>
-            </w:tcMar>
-            <w:vAlign w:val="top"/>
-          </w:tcPr>
-          <w:p>
-            <w:pPr>
-              <w:spacing w:after="0" w:before="0" w:line="240"/>
-              <w:jc w:val="left"/>
-            </w:pPr>
-            <w:r>
-              <w:rPr>
-                <w:rFonts w:ascii="Calibri" w:cs="Calibri" w:eastAsia="Calibri" w:hAnsi="Calibri"/>
-                <w:b w:val="false"/>
-                <w:bCs w:val="false"/>
-                <w:color w:val="1F1F1F"/>
-                <w:sz w:val="17"/>
-                <w:szCs w:val="17"/>
+            <w:tcW w:type="dxa" w:w="1601"/>
+            <w:tcBorders>
+              <w:top w:val="none" w:color="FFFFFF" w:sz="0"/>
+              <w:left w:val="none" w:color="FFFFFF" w:sz="0"/>
+              <w:bottom w:val="none" w:color="FFFFFF" w:sz="0"/>
+              <w:right w:val="none" w:color="FFFFFF" w:sz="0"/>
+            </w:tcBorders>
+            <w:tcMar>
+              <w:top w:type="dxa" w:w="20"/>
+              <w:left w:type="dxa" w:w="70"/>
+              <w:bottom w:type="dxa" w:w="20"/>
+              <w:right w:type="dxa" w:w="70"/>
+            </w:tcMar>
+            <w:vAlign w:val="top"/>
+          </w:tcPr>
+          <w:p>
+            <w:pPr>
+              <w:spacing w:after="0" w:before="0" w:line="240"/>
+              <w:jc w:val="left"/>
+            </w:pPr>
+            <w:r>
+              <w:rPr>
+                <w:rFonts w:ascii="Calibri" w:cs="Calibri" w:eastAsia="Calibri" w:hAnsi="Calibri"/>
+                <w:b w:val="false"/>
+                <w:bCs w:val="false"/>
+                <w:color w:val="1F1F1F"/>
+                <w:sz w:val="16"/>
+                <w:szCs w:val="16"/>
               </w:rPr>
               <w:t xml:space="preserve">Owner_Type</w:t>
             </w:r>
@@ -12404,34 +12549,34 @@
         </w:tc>
         <w:tc>
           <w:tcPr>
-            <w:tcW w:type="dxa" w:w="1129"/>
-            <w:tcBorders>
-              <w:top w:val="none" w:color="FFFFFF" w:sz="0"/>
-              <w:left w:val="none" w:color="FFFFFF" w:sz="0"/>
-              <w:bottom w:val="none" w:color="FFFFFF" w:sz="0"/>
-              <w:right w:val="none" w:color="FFFFFF" w:sz="0"/>
-            </w:tcBorders>
-            <w:tcMar>
-              <w:top w:type="dxa" w:w="20"/>
-              <w:left w:type="dxa" w:w="70"/>
-              <w:bottom w:type="dxa" w:w="20"/>
-              <w:right w:type="dxa" w:w="70"/>
-            </w:tcMar>
-            <w:vAlign w:val="top"/>
-          </w:tcPr>
-          <w:p>
-            <w:pPr>
-              <w:spacing w:after="0" w:before="0" w:line="240"/>
-              <w:jc w:val="left"/>
-            </w:pPr>
-            <w:r>
-              <w:rPr>
-                <w:rFonts w:ascii="Calibri" w:cs="Calibri" w:eastAsia="Calibri" w:hAnsi="Calibri"/>
-                <w:b w:val="false"/>
-                <w:bCs w:val="false"/>
-                <w:color w:val="1F1F1F"/>
-                <w:sz w:val="17"/>
-                <w:szCs w:val="17"/>
+            <w:tcW w:type="dxa" w:w="847"/>
+            <w:tcBorders>
+              <w:top w:val="none" w:color="FFFFFF" w:sz="0"/>
+              <w:left w:val="none" w:color="FFFFFF" w:sz="0"/>
+              <w:bottom w:val="none" w:color="FFFFFF" w:sz="0"/>
+              <w:right w:val="none" w:color="FFFFFF" w:sz="0"/>
+            </w:tcBorders>
+            <w:tcMar>
+              <w:top w:type="dxa" w:w="20"/>
+              <w:left w:type="dxa" w:w="70"/>
+              <w:bottom w:type="dxa" w:w="20"/>
+              <w:right w:type="dxa" w:w="70"/>
+            </w:tcMar>
+            <w:vAlign w:val="top"/>
+          </w:tcPr>
+          <w:p>
+            <w:pPr>
+              <w:spacing w:after="0" w:before="0" w:line="240"/>
+              <w:jc w:val="left"/>
+            </w:pPr>
+            <w:r>
+              <w:rPr>
+                <w:rFonts w:ascii="Calibri" w:cs="Calibri" w:eastAsia="Calibri" w:hAnsi="Calibri"/>
+                <w:b w:val="false"/>
+                <w:bCs w:val="false"/>
+                <w:color w:val="1F1F1F"/>
+                <w:sz w:val="16"/>
+                <w:szCs w:val="16"/>
               </w:rPr>
               <w:t xml:space="preserve">Text</w:t>
             </w:r>
@@ -12439,34 +12584,34 @@
         </w:tc>
         <w:tc>
           <w:tcPr>
-            <w:tcW w:type="dxa" w:w="3388"/>
-            <w:tcBorders>
-              <w:top w:val="none" w:color="FFFFFF" w:sz="0"/>
-              <w:left w:val="none" w:color="FFFFFF" w:sz="0"/>
-              <w:bottom w:val="none" w:color="FFFFFF" w:sz="0"/>
-              <w:right w:val="none" w:color="FFFFFF" w:sz="0"/>
-            </w:tcBorders>
-            <w:tcMar>
-              <w:top w:type="dxa" w:w="20"/>
-              <w:left w:type="dxa" w:w="70"/>
-              <w:bottom w:type="dxa" w:w="20"/>
-              <w:right w:type="dxa" w:w="70"/>
-            </w:tcMar>
-            <w:vAlign w:val="top"/>
-          </w:tcPr>
-          <w:p>
-            <w:pPr>
-              <w:spacing w:after="0" w:before="0" w:line="240"/>
-              <w:jc w:val="left"/>
-            </w:pPr>
-            <w:r>
-              <w:rPr>
-                <w:rFonts w:ascii="Calibri" w:cs="Calibri" w:eastAsia="Calibri" w:hAnsi="Calibri"/>
-                <w:b w:val="false"/>
-                <w:bCs w:val="false"/>
-                <w:color w:val="1F1F1F"/>
-                <w:sz w:val="17"/>
-                <w:szCs w:val="17"/>
+            <w:tcW w:type="dxa" w:w="2729"/>
+            <w:tcBorders>
+              <w:top w:val="none" w:color="FFFFFF" w:sz="0"/>
+              <w:left w:val="none" w:color="FFFFFF" w:sz="0"/>
+              <w:bottom w:val="none" w:color="FFFFFF" w:sz="0"/>
+              <w:right w:val="none" w:color="FFFFFF" w:sz="0"/>
+            </w:tcBorders>
+            <w:tcMar>
+              <w:top w:type="dxa" w:w="20"/>
+              <w:left w:type="dxa" w:w="70"/>
+              <w:bottom w:type="dxa" w:w="20"/>
+              <w:right w:type="dxa" w:w="70"/>
+            </w:tcMar>
+            <w:vAlign w:val="top"/>
+          </w:tcPr>
+          <w:p>
+            <w:pPr>
+              <w:spacing w:after="0" w:before="0" w:line="240"/>
+              <w:jc w:val="left"/>
+            </w:pPr>
+            <w:r>
+              <w:rPr>
+                <w:rFonts w:ascii="Calibri" w:cs="Calibri" w:eastAsia="Calibri" w:hAnsi="Calibri"/>
+                <w:b w:val="false"/>
+                <w:bCs w:val="false"/>
+                <w:color w:val="1F1F1F"/>
+                <w:sz w:val="16"/>
+                <w:szCs w:val="16"/>
               </w:rPr>
               <w:t xml:space="preserve">First, Second, Third, Fourth+</w:t>
             </w:r>
@@ -12474,36 +12619,36 @@
         </w:tc>
         <w:tc>
           <w:tcPr>
-            <w:tcW w:type="dxa" w:w="2824"/>
-            <w:tcBorders>
-              <w:top w:val="none" w:color="FFFFFF" w:sz="0"/>
-              <w:left w:val="none" w:color="FFFFFF" w:sz="0"/>
-              <w:bottom w:val="none" w:color="FFFFFF" w:sz="0"/>
-              <w:right w:val="none" w:color="FFFFFF" w:sz="0"/>
-            </w:tcBorders>
-            <w:tcMar>
-              <w:top w:type="dxa" w:w="20"/>
-              <w:left w:type="dxa" w:w="70"/>
-              <w:bottom w:type="dxa" w:w="20"/>
-              <w:right w:type="dxa" w:w="70"/>
-            </w:tcMar>
-            <w:vAlign w:val="top"/>
-          </w:tcPr>
-          <w:p>
-            <w:pPr>
-              <w:spacing w:after="0" w:before="0" w:line="240"/>
-              <w:jc w:val="left"/>
-            </w:pPr>
-            <w:r>
-              <w:rPr>
-                <w:rFonts w:ascii="Calibri" w:cs="Calibri" w:eastAsia="Calibri" w:hAnsi="Calibri"/>
-                <w:b w:val="false"/>
-                <w:bCs w:val="false"/>
-                <w:color w:val="1F1F1F"/>
-                <w:sz w:val="17"/>
-                <w:szCs w:val="17"/>
-              </w:rPr>
-              <w:t xml:space="preserve"/>
+            <w:tcW w:type="dxa" w:w="4235"/>
+            <w:tcBorders>
+              <w:top w:val="none" w:color="FFFFFF" w:sz="0"/>
+              <w:left w:val="none" w:color="FFFFFF" w:sz="0"/>
+              <w:bottom w:val="none" w:color="FFFFFF" w:sz="0"/>
+              <w:right w:val="none" w:color="FFFFFF" w:sz="0"/>
+            </w:tcBorders>
+            <w:tcMar>
+              <w:top w:type="dxa" w:w="20"/>
+              <w:left w:type="dxa" w:w="70"/>
+              <w:bottom w:type="dxa" w:w="20"/>
+              <w:right w:type="dxa" w:w="70"/>
+            </w:tcMar>
+            <w:vAlign w:val="top"/>
+          </w:tcPr>
+          <w:p>
+            <w:pPr>
+              <w:spacing w:after="0" w:before="0" w:line="240"/>
+              <w:jc w:val="left"/>
+            </w:pPr>
+            <w:r>
+              <w:rPr>
+                <w:rFonts w:ascii="Calibri" w:cs="Calibri" w:eastAsia="Calibri" w:hAnsi="Calibri"/>
+                <w:b w:val="false"/>
+                <w:bCs w:val="false"/>
+                <w:color w:val="1F1F1F"/>
+                <w:sz w:val="16"/>
+                <w:szCs w:val="16"/>
+              </w:rPr>
+              <w:t xml:space="preserve">First 59.9%, Second 25.0%, Third 10.0%, Fourth+ 5.0%</w:t>
             </w:r>
           </w:p>
         </w:tc>
@@ -12514,34 +12659,34 @@
         </w:trPr>
         <w:tc>
           <w:tcPr>
-            <w:tcW w:type="dxa" w:w="2071"/>
-            <w:tcBorders>
-              <w:top w:val="none" w:color="FFFFFF" w:sz="0"/>
-              <w:left w:val="none" w:color="FFFFFF" w:sz="0"/>
-              <w:bottom w:val="none" w:color="FFFFFF" w:sz="0"/>
-              <w:right w:val="none" w:color="FFFFFF" w:sz="0"/>
-            </w:tcBorders>
-            <w:tcMar>
-              <w:top w:type="dxa" w:w="20"/>
-              <w:left w:type="dxa" w:w="70"/>
-              <w:bottom w:type="dxa" w:w="20"/>
-              <w:right w:type="dxa" w:w="70"/>
-            </w:tcMar>
-            <w:vAlign w:val="top"/>
-          </w:tcPr>
-          <w:p>
-            <w:pPr>
-              <w:spacing w:after="0" w:before="0" w:line="240"/>
-              <w:jc w:val="left"/>
-            </w:pPr>
-            <w:r>
-              <w:rPr>
-                <w:rFonts w:ascii="Calibri" w:cs="Calibri" w:eastAsia="Calibri" w:hAnsi="Calibri"/>
-                <w:b w:val="false"/>
-                <w:bCs w:val="false"/>
-                <w:color w:val="1F1F1F"/>
-                <w:sz w:val="17"/>
-                <w:szCs w:val="17"/>
+            <w:tcW w:type="dxa" w:w="1601"/>
+            <w:tcBorders>
+              <w:top w:val="none" w:color="FFFFFF" w:sz="0"/>
+              <w:left w:val="none" w:color="FFFFFF" w:sz="0"/>
+              <w:bottom w:val="none" w:color="FFFFFF" w:sz="0"/>
+              <w:right w:val="none" w:color="FFFFFF" w:sz="0"/>
+            </w:tcBorders>
+            <w:tcMar>
+              <w:top w:type="dxa" w:w="20"/>
+              <w:left w:type="dxa" w:w="70"/>
+              <w:bottom w:type="dxa" w:w="20"/>
+              <w:right w:type="dxa" w:w="70"/>
+            </w:tcMar>
+            <w:vAlign w:val="top"/>
+          </w:tcPr>
+          <w:p>
+            <w:pPr>
+              <w:spacing w:after="0" w:before="0" w:line="240"/>
+              <w:jc w:val="left"/>
+            </w:pPr>
+            <w:r>
+              <w:rPr>
+                <w:rFonts w:ascii="Calibri" w:cs="Calibri" w:eastAsia="Calibri" w:hAnsi="Calibri"/>
+                <w:b w:val="false"/>
+                <w:bCs w:val="false"/>
+                <w:color w:val="1F1F1F"/>
+                <w:sz w:val="16"/>
+                <w:szCs w:val="16"/>
               </w:rPr>
               <w:t xml:space="preserve">Color</w:t>
             </w:r>
@@ -12549,34 +12694,34 @@
         </w:tc>
         <w:tc>
           <w:tcPr>
-            <w:tcW w:type="dxa" w:w="1129"/>
-            <w:tcBorders>
-              <w:top w:val="none" w:color="FFFFFF" w:sz="0"/>
-              <w:left w:val="none" w:color="FFFFFF" w:sz="0"/>
-              <w:bottom w:val="none" w:color="FFFFFF" w:sz="0"/>
-              <w:right w:val="none" w:color="FFFFFF" w:sz="0"/>
-            </w:tcBorders>
-            <w:tcMar>
-              <w:top w:type="dxa" w:w="20"/>
-              <w:left w:type="dxa" w:w="70"/>
-              <w:bottom w:type="dxa" w:w="20"/>
-              <w:right w:type="dxa" w:w="70"/>
-            </w:tcMar>
-            <w:vAlign w:val="top"/>
-          </w:tcPr>
-          <w:p>
-            <w:pPr>
-              <w:spacing w:after="0" w:before="0" w:line="240"/>
-              <w:jc w:val="left"/>
-            </w:pPr>
-            <w:r>
-              <w:rPr>
-                <w:rFonts w:ascii="Calibri" w:cs="Calibri" w:eastAsia="Calibri" w:hAnsi="Calibri"/>
-                <w:b w:val="false"/>
-                <w:bCs w:val="false"/>
-                <w:color w:val="1F1F1F"/>
-                <w:sz w:val="17"/>
-                <w:szCs w:val="17"/>
+            <w:tcW w:type="dxa" w:w="847"/>
+            <w:tcBorders>
+              <w:top w:val="none" w:color="FFFFFF" w:sz="0"/>
+              <w:left w:val="none" w:color="FFFFFF" w:sz="0"/>
+              <w:bottom w:val="none" w:color="FFFFFF" w:sz="0"/>
+              <w:right w:val="none" w:color="FFFFFF" w:sz="0"/>
+            </w:tcBorders>
+            <w:tcMar>
+              <w:top w:type="dxa" w:w="20"/>
+              <w:left w:type="dxa" w:w="70"/>
+              <w:bottom w:type="dxa" w:w="20"/>
+              <w:right w:type="dxa" w:w="70"/>
+            </w:tcMar>
+            <w:vAlign w:val="top"/>
+          </w:tcPr>
+          <w:p>
+            <w:pPr>
+              <w:spacing w:after="0" w:before="0" w:line="240"/>
+              <w:jc w:val="left"/>
+            </w:pPr>
+            <w:r>
+              <w:rPr>
+                <w:rFonts w:ascii="Calibri" w:cs="Calibri" w:eastAsia="Calibri" w:hAnsi="Calibri"/>
+                <w:b w:val="false"/>
+                <w:bCs w:val="false"/>
+                <w:color w:val="1F1F1F"/>
+                <w:sz w:val="16"/>
+                <w:szCs w:val="16"/>
               </w:rPr>
               <w:t xml:space="preserve">Text</w:t>
             </w:r>
@@ -12584,34 +12729,34 @@
         </w:tc>
         <w:tc>
           <w:tcPr>
-            <w:tcW w:type="dxa" w:w="3388"/>
-            <w:tcBorders>
-              <w:top w:val="none" w:color="FFFFFF" w:sz="0"/>
-              <w:left w:val="none" w:color="FFFFFF" w:sz="0"/>
-              <w:bottom w:val="none" w:color="FFFFFF" w:sz="0"/>
-              <w:right w:val="none" w:color="FFFFFF" w:sz="0"/>
-            </w:tcBorders>
-            <w:tcMar>
-              <w:top w:type="dxa" w:w="20"/>
-              <w:left w:type="dxa" w:w="70"/>
-              <w:bottom w:type="dxa" w:w="20"/>
-              <w:right w:type="dxa" w:w="70"/>
-            </w:tcMar>
-            <w:vAlign w:val="top"/>
-          </w:tcPr>
-          <w:p>
-            <w:pPr>
-              <w:spacing w:after="0" w:before="0" w:line="240"/>
-              <w:jc w:val="left"/>
-            </w:pPr>
-            <w:r>
-              <w:rPr>
-                <w:rFonts w:ascii="Calibri" w:cs="Calibri" w:eastAsia="Calibri" w:hAnsi="Calibri"/>
-                <w:b w:val="false"/>
-                <w:bCs w:val="false"/>
-                <w:color w:val="1F1F1F"/>
-                <w:sz w:val="17"/>
-                <w:szCs w:val="17"/>
+            <w:tcW w:type="dxa" w:w="2729"/>
+            <w:tcBorders>
+              <w:top w:val="none" w:color="FFFFFF" w:sz="0"/>
+              <w:left w:val="none" w:color="FFFFFF" w:sz="0"/>
+              <w:bottom w:val="none" w:color="FFFFFF" w:sz="0"/>
+              <w:right w:val="none" w:color="FFFFFF" w:sz="0"/>
+            </w:tcBorders>
+            <w:tcMar>
+              <w:top w:type="dxa" w:w="20"/>
+              <w:left w:type="dxa" w:w="70"/>
+              <w:bottom w:type="dxa" w:w="20"/>
+              <w:right w:type="dxa" w:w="70"/>
+            </w:tcMar>
+            <w:vAlign w:val="top"/>
+          </w:tcPr>
+          <w:p>
+            <w:pPr>
+              <w:spacing w:after="0" w:before="0" w:line="240"/>
+              <w:jc w:val="left"/>
+            </w:pPr>
+            <w:r>
+              <w:rPr>
+                <w:rFonts w:ascii="Calibri" w:cs="Calibri" w:eastAsia="Calibri" w:hAnsi="Calibri"/>
+                <w:b w:val="false"/>
+                <w:bCs w:val="false"/>
+                <w:color w:val="1F1F1F"/>
+                <w:sz w:val="16"/>
+                <w:szCs w:val="16"/>
               </w:rPr>
               <w:t xml:space="preserve">7 colours, Unknown</w:t>
             </w:r>
@@ -12619,36 +12764,36 @@
         </w:tc>
         <w:tc>
           <w:tcPr>
-            <w:tcW w:type="dxa" w:w="2824"/>
-            <w:tcBorders>
-              <w:top w:val="none" w:color="FFFFFF" w:sz="0"/>
-              <w:left w:val="none" w:color="FFFFFF" w:sz="0"/>
-              <w:bottom w:val="none" w:color="FFFFFF" w:sz="0"/>
-              <w:right w:val="none" w:color="FFFFFF" w:sz="0"/>
-            </w:tcBorders>
-            <w:tcMar>
-              <w:top w:type="dxa" w:w="20"/>
-              <w:left w:type="dxa" w:w="70"/>
-              <w:bottom w:type="dxa" w:w="20"/>
-              <w:right w:type="dxa" w:w="70"/>
-            </w:tcMar>
-            <w:vAlign w:val="top"/>
-          </w:tcPr>
-          <w:p>
-            <w:pPr>
-              <w:spacing w:after="0" w:before="0" w:line="240"/>
-              <w:jc w:val="left"/>
-            </w:pPr>
-            <w:r>
-              <w:rPr>
-                <w:rFonts w:ascii="Calibri" w:cs="Calibri" w:eastAsia="Calibri" w:hAnsi="Calibri"/>
-                <w:b w:val="false"/>
-                <w:bCs w:val="false"/>
-                <w:color w:val="1F1F1F"/>
-                <w:sz w:val="17"/>
-                <w:szCs w:val="17"/>
-              </w:rPr>
-              <w:t xml:space="preserve"/>
+            <w:tcW w:type="dxa" w:w="4235"/>
+            <w:tcBorders>
+              <w:top w:val="none" w:color="FFFFFF" w:sz="0"/>
+              <w:left w:val="none" w:color="FFFFFF" w:sz="0"/>
+              <w:bottom w:val="none" w:color="FFFFFF" w:sz="0"/>
+              <w:right w:val="none" w:color="FFFFFF" w:sz="0"/>
+            </w:tcBorders>
+            <w:tcMar>
+              <w:top w:type="dxa" w:w="20"/>
+              <w:left w:type="dxa" w:w="70"/>
+              <w:bottom w:type="dxa" w:w="20"/>
+              <w:right w:type="dxa" w:w="70"/>
+            </w:tcMar>
+            <w:vAlign w:val="top"/>
+          </w:tcPr>
+          <w:p>
+            <w:pPr>
+              <w:spacing w:after="0" w:before="0" w:line="240"/>
+              <w:jc w:val="left"/>
+            </w:pPr>
+            <w:r>
+              <w:rPr>
+                <w:rFonts w:ascii="Calibri" w:cs="Calibri" w:eastAsia="Calibri" w:hAnsi="Calibri"/>
+                <w:b w:val="false"/>
+                <w:bCs w:val="false"/>
+                <w:color w:val="1F1F1F"/>
+                <w:sz w:val="16"/>
+                <w:szCs w:val="16"/>
+              </w:rPr>
+              <w:t xml:space="preserve">13.1% to 13.2% each; Unknown 8.0%</w:t>
             </w:r>
           </w:p>
         </w:tc>
@@ -12659,34 +12804,34 @@
         </w:trPr>
         <w:tc>
           <w:tcPr>
-            <w:tcW w:type="dxa" w:w="2071"/>
-            <w:tcBorders>
-              <w:top w:val="none" w:color="FFFFFF" w:sz="0"/>
-              <w:left w:val="none" w:color="FFFFFF" w:sz="0"/>
-              <w:bottom w:val="none" w:color="FFFFFF" w:sz="0"/>
-              <w:right w:val="none" w:color="FFFFFF" w:sz="0"/>
-            </w:tcBorders>
-            <w:tcMar>
-              <w:top w:type="dxa" w:w="20"/>
-              <w:left w:type="dxa" w:w="70"/>
-              <w:bottom w:type="dxa" w:w="20"/>
-              <w:right w:type="dxa" w:w="70"/>
-            </w:tcMar>
-            <w:vAlign w:val="top"/>
-          </w:tcPr>
-          <w:p>
-            <w:pPr>
-              <w:spacing w:after="0" w:before="0" w:line="240"/>
-              <w:jc w:val="left"/>
-            </w:pPr>
-            <w:r>
-              <w:rPr>
-                <w:rFonts w:ascii="Calibri" w:cs="Calibri" w:eastAsia="Calibri" w:hAnsi="Calibri"/>
-                <w:b w:val="false"/>
-                <w:bCs w:val="false"/>
-                <w:color w:val="1F1F1F"/>
-                <w:sz w:val="17"/>
-                <w:szCs w:val="17"/>
+            <w:tcW w:type="dxa" w:w="1601"/>
+            <w:tcBorders>
+              <w:top w:val="none" w:color="FFFFFF" w:sz="0"/>
+              <w:left w:val="none" w:color="FFFFFF" w:sz="0"/>
+              <w:bottom w:val="none" w:color="FFFFFF" w:sz="0"/>
+              <w:right w:val="none" w:color="FFFFFF" w:sz="0"/>
+            </w:tcBorders>
+            <w:tcMar>
+              <w:top w:type="dxa" w:w="20"/>
+              <w:left w:type="dxa" w:w="70"/>
+              <w:bottom w:type="dxa" w:w="20"/>
+              <w:right w:type="dxa" w:w="70"/>
+            </w:tcMar>
+            <w:vAlign w:val="top"/>
+          </w:tcPr>
+          <w:p>
+            <w:pPr>
+              <w:spacing w:after="0" w:before="0" w:line="240"/>
+              <w:jc w:val="left"/>
+            </w:pPr>
+            <w:r>
+              <w:rPr>
+                <w:rFonts w:ascii="Calibri" w:cs="Calibri" w:eastAsia="Calibri" w:hAnsi="Calibri"/>
+                <w:b w:val="false"/>
+                <w:bCs w:val="false"/>
+                <w:color w:val="1F1F1F"/>
+                <w:sz w:val="16"/>
+                <w:szCs w:val="16"/>
               </w:rPr>
               <w:t xml:space="preserve">City</w:t>
             </w:r>
@@ -12694,34 +12839,34 @@
         </w:tc>
         <w:tc>
           <w:tcPr>
-            <w:tcW w:type="dxa" w:w="1129"/>
-            <w:tcBorders>
-              <w:top w:val="none" w:color="FFFFFF" w:sz="0"/>
-              <w:left w:val="none" w:color="FFFFFF" w:sz="0"/>
-              <w:bottom w:val="none" w:color="FFFFFF" w:sz="0"/>
-              <w:right w:val="none" w:color="FFFFFF" w:sz="0"/>
-            </w:tcBorders>
-            <w:tcMar>
-              <w:top w:type="dxa" w:w="20"/>
-              <w:left w:type="dxa" w:w="70"/>
-              <w:bottom w:type="dxa" w:w="20"/>
-              <w:right w:type="dxa" w:w="70"/>
-            </w:tcMar>
-            <w:vAlign w:val="top"/>
-          </w:tcPr>
-          <w:p>
-            <w:pPr>
-              <w:spacing w:after="0" w:before="0" w:line="240"/>
-              <w:jc w:val="left"/>
-            </w:pPr>
-            <w:r>
-              <w:rPr>
-                <w:rFonts w:ascii="Calibri" w:cs="Calibri" w:eastAsia="Calibri" w:hAnsi="Calibri"/>
-                <w:b w:val="false"/>
-                <w:bCs w:val="false"/>
-                <w:color w:val="1F1F1F"/>
-                <w:sz w:val="17"/>
-                <w:szCs w:val="17"/>
+            <w:tcW w:type="dxa" w:w="847"/>
+            <w:tcBorders>
+              <w:top w:val="none" w:color="FFFFFF" w:sz="0"/>
+              <w:left w:val="none" w:color="FFFFFF" w:sz="0"/>
+              <w:bottom w:val="none" w:color="FFFFFF" w:sz="0"/>
+              <w:right w:val="none" w:color="FFFFFF" w:sz="0"/>
+            </w:tcBorders>
+            <w:tcMar>
+              <w:top w:type="dxa" w:w="20"/>
+              <w:left w:type="dxa" w:w="70"/>
+              <w:bottom w:type="dxa" w:w="20"/>
+              <w:right w:type="dxa" w:w="70"/>
+            </w:tcMar>
+            <w:vAlign w:val="top"/>
+          </w:tcPr>
+          <w:p>
+            <w:pPr>
+              <w:spacing w:after="0" w:before="0" w:line="240"/>
+              <w:jc w:val="left"/>
+            </w:pPr>
+            <w:r>
+              <w:rPr>
+                <w:rFonts w:ascii="Calibri" w:cs="Calibri" w:eastAsia="Calibri" w:hAnsi="Calibri"/>
+                <w:b w:val="false"/>
+                <w:bCs w:val="false"/>
+                <w:color w:val="1F1F1F"/>
+                <w:sz w:val="16"/>
+                <w:szCs w:val="16"/>
               </w:rPr>
               <w:t xml:space="preserve">Text</w:t>
             </w:r>
@@ -12729,34 +12874,34 @@
         </w:tc>
         <w:tc>
           <w:tcPr>
-            <w:tcW w:type="dxa" w:w="3388"/>
-            <w:tcBorders>
-              <w:top w:val="none" w:color="FFFFFF" w:sz="0"/>
-              <w:left w:val="none" w:color="FFFFFF" w:sz="0"/>
-              <w:bottom w:val="none" w:color="FFFFFF" w:sz="0"/>
-              <w:right w:val="none" w:color="FFFFFF" w:sz="0"/>
-            </w:tcBorders>
-            <w:tcMar>
-              <w:top w:type="dxa" w:w="20"/>
-              <w:left w:type="dxa" w:w="70"/>
-              <w:bottom w:type="dxa" w:w="20"/>
-              <w:right w:type="dxa" w:w="70"/>
-            </w:tcMar>
-            <w:vAlign w:val="top"/>
-          </w:tcPr>
-          <w:p>
-            <w:pPr>
-              <w:spacing w:after="0" w:before="0" w:line="240"/>
-              <w:jc w:val="left"/>
-            </w:pPr>
-            <w:r>
-              <w:rPr>
-                <w:rFonts w:ascii="Calibri" w:cs="Calibri" w:eastAsia="Calibri" w:hAnsi="Calibri"/>
-                <w:b w:val="false"/>
-                <w:bCs w:val="false"/>
-                <w:color w:val="1F1F1F"/>
-                <w:sz w:val="17"/>
-                <w:szCs w:val="17"/>
+            <w:tcW w:type="dxa" w:w="2729"/>
+            <w:tcBorders>
+              <w:top w:val="none" w:color="FFFFFF" w:sz="0"/>
+              <w:left w:val="none" w:color="FFFFFF" w:sz="0"/>
+              <w:bottom w:val="none" w:color="FFFFFF" w:sz="0"/>
+              <w:right w:val="none" w:color="FFFFFF" w:sz="0"/>
+            </w:tcBorders>
+            <w:tcMar>
+              <w:top w:type="dxa" w:w="20"/>
+              <w:left w:type="dxa" w:w="70"/>
+              <w:bottom w:type="dxa" w:w="20"/>
+              <w:right w:type="dxa" w:w="70"/>
+            </w:tcMar>
+            <w:vAlign w:val="top"/>
+          </w:tcPr>
+          <w:p>
+            <w:pPr>
+              <w:spacing w:after="0" w:before="0" w:line="240"/>
+              <w:jc w:val="left"/>
+            </w:pPr>
+            <w:r>
+              <w:rPr>
+                <w:rFonts w:ascii="Calibri" w:cs="Calibri" w:eastAsia="Calibri" w:hAnsi="Calibri"/>
+                <w:b w:val="false"/>
+                <w:bCs w:val="false"/>
+                <w:color w:val="1F1F1F"/>
+                <w:sz w:val="16"/>
+                <w:szCs w:val="16"/>
               </w:rPr>
               <w:t xml:space="preserve">8 cities, Unknown</w:t>
             </w:r>
@@ -12764,36 +12909,36 @@
         </w:tc>
         <w:tc>
           <w:tcPr>
-            <w:tcW w:type="dxa" w:w="2824"/>
-            <w:tcBorders>
-              <w:top w:val="none" w:color="FFFFFF" w:sz="0"/>
-              <w:left w:val="none" w:color="FFFFFF" w:sz="0"/>
-              <w:bottom w:val="none" w:color="FFFFFF" w:sz="0"/>
-              <w:right w:val="none" w:color="FFFFFF" w:sz="0"/>
-            </w:tcBorders>
-            <w:tcMar>
-              <w:top w:type="dxa" w:w="20"/>
-              <w:left w:type="dxa" w:w="70"/>
-              <w:bottom w:type="dxa" w:w="20"/>
-              <w:right w:type="dxa" w:w="70"/>
-            </w:tcMar>
-            <w:vAlign w:val="top"/>
-          </w:tcPr>
-          <w:p>
-            <w:pPr>
-              <w:spacing w:after="0" w:before="0" w:line="240"/>
-              <w:jc w:val="left"/>
-            </w:pPr>
-            <w:r>
-              <w:rPr>
-                <w:rFonts w:ascii="Calibri" w:cs="Calibri" w:eastAsia="Calibri" w:hAnsi="Calibri"/>
-                <w:b w:val="false"/>
-                <w:bCs w:val="false"/>
-                <w:color w:val="1F1F1F"/>
-                <w:sz w:val="17"/>
-                <w:szCs w:val="17"/>
-              </w:rPr>
-              <w:t xml:space="preserve"/>
+            <w:tcW w:type="dxa" w:w="4235"/>
+            <w:tcBorders>
+              <w:top w:val="none" w:color="FFFFFF" w:sz="0"/>
+              <w:left w:val="none" w:color="FFFFFF" w:sz="0"/>
+              <w:bottom w:val="none" w:color="FFFFFF" w:sz="0"/>
+              <w:right w:val="none" w:color="FFFFFF" w:sz="0"/>
+            </w:tcBorders>
+            <w:tcMar>
+              <w:top w:type="dxa" w:w="20"/>
+              <w:left w:type="dxa" w:w="70"/>
+              <w:bottom w:type="dxa" w:w="20"/>
+              <w:right w:type="dxa" w:w="70"/>
+            </w:tcMar>
+            <w:vAlign w:val="top"/>
+          </w:tcPr>
+          <w:p>
+            <w:pPr>
+              <w:spacing w:after="0" w:before="0" w:line="240"/>
+              <w:jc w:val="left"/>
+            </w:pPr>
+            <w:r>
+              <w:rPr>
+                <w:rFonts w:ascii="Calibri" w:cs="Calibri" w:eastAsia="Calibri" w:hAnsi="Calibri"/>
+                <w:b w:val="false"/>
+                <w:bCs w:val="false"/>
+                <w:color w:val="1F1F1F"/>
+                <w:sz w:val="16"/>
+                <w:szCs w:val="16"/>
+              </w:rPr>
+              <w:t xml:space="preserve">11.4% to 11.5% each; Unknown 8.0%</w:t>
             </w:r>
           </w:p>
         </w:tc>
@@ -12804,34 +12949,34 @@
         </w:trPr>
         <w:tc>
           <w:tcPr>
-            <w:tcW w:type="dxa" w:w="2071"/>
-            <w:tcBorders>
-              <w:top w:val="none" w:color="FFFFFF" w:sz="0"/>
-              <w:left w:val="none" w:color="FFFFFF" w:sz="0"/>
-              <w:bottom w:val="none" w:color="FFFFFF" w:sz="0"/>
-              <w:right w:val="none" w:color="FFFFFF" w:sz="0"/>
-            </w:tcBorders>
-            <w:tcMar>
-              <w:top w:type="dxa" w:w="20"/>
-              <w:left w:type="dxa" w:w="70"/>
-              <w:bottom w:type="dxa" w:w="20"/>
-              <w:right w:type="dxa" w:w="70"/>
-            </w:tcMar>
-            <w:vAlign w:val="top"/>
-          </w:tcPr>
-          <w:p>
-            <w:pPr>
-              <w:spacing w:after="0" w:before="0" w:line="240"/>
-              <w:jc w:val="left"/>
-            </w:pPr>
-            <w:r>
-              <w:rPr>
-                <w:rFonts w:ascii="Calibri" w:cs="Calibri" w:eastAsia="Calibri" w:hAnsi="Calibri"/>
-                <w:b w:val="false"/>
-                <w:bCs w:val="false"/>
-                <w:color w:val="1F1F1F"/>
-                <w:sz w:val="17"/>
-                <w:szCs w:val="17"/>
+            <w:tcW w:type="dxa" w:w="1601"/>
+            <w:tcBorders>
+              <w:top w:val="none" w:color="FFFFFF" w:sz="0"/>
+              <w:left w:val="none" w:color="FFFFFF" w:sz="0"/>
+              <w:bottom w:val="none" w:color="FFFFFF" w:sz="0"/>
+              <w:right w:val="none" w:color="FFFFFF" w:sz="0"/>
+            </w:tcBorders>
+            <w:tcMar>
+              <w:top w:type="dxa" w:w="20"/>
+              <w:left w:type="dxa" w:w="70"/>
+              <w:bottom w:type="dxa" w:w="20"/>
+              <w:right w:type="dxa" w:w="70"/>
+            </w:tcMar>
+            <w:vAlign w:val="top"/>
+          </w:tcPr>
+          <w:p>
+            <w:pPr>
+              <w:spacing w:after="0" w:before="0" w:line="240"/>
+              <w:jc w:val="left"/>
+            </w:pPr>
+            <w:r>
+              <w:rPr>
+                <w:rFonts w:ascii="Calibri" w:cs="Calibri" w:eastAsia="Calibri" w:hAnsi="Calibri"/>
+                <w:b w:val="false"/>
+                <w:bCs w:val="false"/>
+                <w:color w:val="1F1F1F"/>
+                <w:sz w:val="16"/>
+                <w:szCs w:val="16"/>
               </w:rPr>
               <w:t xml:space="preserve">Kms_Driven</w:t>
             </w:r>
@@ -12839,34 +12984,34 @@
         </w:tc>
         <w:tc>
           <w:tcPr>
-            <w:tcW w:type="dxa" w:w="1129"/>
-            <w:tcBorders>
-              <w:top w:val="none" w:color="FFFFFF" w:sz="0"/>
-              <w:left w:val="none" w:color="FFFFFF" w:sz="0"/>
-              <w:bottom w:val="none" w:color="FFFFFF" w:sz="0"/>
-              <w:right w:val="none" w:color="FFFFFF" w:sz="0"/>
-            </w:tcBorders>
-            <w:tcMar>
-              <w:top w:type="dxa" w:w="20"/>
-              <w:left w:type="dxa" w:w="70"/>
-              <w:bottom w:type="dxa" w:w="20"/>
-              <w:right w:type="dxa" w:w="70"/>
-            </w:tcMar>
-            <w:vAlign w:val="top"/>
-          </w:tcPr>
-          <w:p>
-            <w:pPr>
-              <w:spacing w:after="0" w:before="0" w:line="240"/>
-              <w:jc w:val="left"/>
-            </w:pPr>
-            <w:r>
-              <w:rPr>
-                <w:rFonts w:ascii="Calibri" w:cs="Calibri" w:eastAsia="Calibri" w:hAnsi="Calibri"/>
-                <w:b w:val="false"/>
-                <w:bCs w:val="false"/>
-                <w:color w:val="1F1F1F"/>
-                <w:sz w:val="17"/>
-                <w:szCs w:val="17"/>
+            <w:tcW w:type="dxa" w:w="847"/>
+            <w:tcBorders>
+              <w:top w:val="none" w:color="FFFFFF" w:sz="0"/>
+              <w:left w:val="none" w:color="FFFFFF" w:sz="0"/>
+              <w:bottom w:val="none" w:color="FFFFFF" w:sz="0"/>
+              <w:right w:val="none" w:color="FFFFFF" w:sz="0"/>
+            </w:tcBorders>
+            <w:tcMar>
+              <w:top w:type="dxa" w:w="20"/>
+              <w:left w:type="dxa" w:w="70"/>
+              <w:bottom w:type="dxa" w:w="20"/>
+              <w:right w:type="dxa" w:w="70"/>
+            </w:tcMar>
+            <w:vAlign w:val="top"/>
+          </w:tcPr>
+          <w:p>
+            <w:pPr>
+              <w:spacing w:after="0" w:before="0" w:line="240"/>
+              <w:jc w:val="left"/>
+            </w:pPr>
+            <w:r>
+              <w:rPr>
+                <w:rFonts w:ascii="Calibri" w:cs="Calibri" w:eastAsia="Calibri" w:hAnsi="Calibri"/>
+                <w:b w:val="false"/>
+                <w:bCs w:val="false"/>
+                <w:color w:val="1F1F1F"/>
+                <w:sz w:val="16"/>
+                <w:szCs w:val="16"/>
               </w:rPr>
               <w:t xml:space="preserve">Numeric</w:t>
             </w:r>
@@ -12874,34 +13019,34 @@
         </w:tc>
         <w:tc>
           <w:tcPr>
-            <w:tcW w:type="dxa" w:w="3388"/>
-            <w:tcBorders>
-              <w:top w:val="none" w:color="FFFFFF" w:sz="0"/>
-              <w:left w:val="none" w:color="FFFFFF" w:sz="0"/>
-              <w:bottom w:val="none" w:color="FFFFFF" w:sz="0"/>
-              <w:right w:val="none" w:color="FFFFFF" w:sz="0"/>
-            </w:tcBorders>
-            <w:tcMar>
-              <w:top w:type="dxa" w:w="20"/>
-              <w:left w:type="dxa" w:w="70"/>
-              <w:bottom w:type="dxa" w:w="20"/>
-              <w:right w:type="dxa" w:w="70"/>
-            </w:tcMar>
-            <w:vAlign w:val="top"/>
-          </w:tcPr>
-          <w:p>
-            <w:pPr>
-              <w:spacing w:after="0" w:before="0" w:line="240"/>
-              <w:jc w:val="left"/>
-            </w:pPr>
-            <w:r>
-              <w:rPr>
-                <w:rFonts w:ascii="Calibri" w:cs="Calibri" w:eastAsia="Calibri" w:hAnsi="Calibri"/>
-                <w:b w:val="false"/>
-                <w:bCs w:val="false"/>
-                <w:color w:val="1F1F1F"/>
-                <w:sz w:val="17"/>
-                <w:szCs w:val="17"/>
+            <w:tcW w:type="dxa" w:w="2729"/>
+            <w:tcBorders>
+              <w:top w:val="none" w:color="FFFFFF" w:sz="0"/>
+              <w:left w:val="none" w:color="FFFFFF" w:sz="0"/>
+              <w:bottom w:val="none" w:color="FFFFFF" w:sz="0"/>
+              <w:right w:val="none" w:color="FFFFFF" w:sz="0"/>
+            </w:tcBorders>
+            <w:tcMar>
+              <w:top w:type="dxa" w:w="20"/>
+              <w:left w:type="dxa" w:w="70"/>
+              <w:bottom w:type="dxa" w:w="20"/>
+              <w:right w:type="dxa" w:w="70"/>
+            </w:tcMar>
+            <w:vAlign w:val="top"/>
+          </w:tcPr>
+          <w:p>
+            <w:pPr>
+              <w:spacing w:after="0" w:before="0" w:line="240"/>
+              <w:jc w:val="left"/>
+            </w:pPr>
+            <w:r>
+              <w:rPr>
+                <w:rFonts w:ascii="Calibri" w:cs="Calibri" w:eastAsia="Calibri" w:hAnsi="Calibri"/>
+                <w:b w:val="false"/>
+                <w:bCs w:val="false"/>
+                <w:color w:val="1F1F1F"/>
+                <w:sz w:val="16"/>
+                <w:szCs w:val="16"/>
               </w:rPr>
               <w:t xml:space="preserve">km</w:t>
             </w:r>
@@ -12909,34 +13054,34 @@
         </w:tc>
         <w:tc>
           <w:tcPr>
-            <w:tcW w:type="dxa" w:w="2824"/>
-            <w:tcBorders>
-              <w:top w:val="none" w:color="FFFFFF" w:sz="0"/>
-              <w:left w:val="none" w:color="FFFFFF" w:sz="0"/>
-              <w:bottom w:val="none" w:color="FFFFFF" w:sz="0"/>
-              <w:right w:val="none" w:color="FFFFFF" w:sz="0"/>
-            </w:tcBorders>
-            <w:tcMar>
-              <w:top w:type="dxa" w:w="20"/>
-              <w:left w:type="dxa" w:w="70"/>
-              <w:bottom w:type="dxa" w:w="20"/>
-              <w:right w:type="dxa" w:w="70"/>
-            </w:tcMar>
-            <w:vAlign w:val="top"/>
-          </w:tcPr>
-          <w:p>
-            <w:pPr>
-              <w:spacing w:after="0" w:before="0" w:line="240"/>
-              <w:jc w:val="left"/>
-            </w:pPr>
-            <w:r>
-              <w:rPr>
-                <w:rFonts w:ascii="Calibri" w:cs="Calibri" w:eastAsia="Calibri" w:hAnsi="Calibri"/>
-                <w:b w:val="false"/>
-                <w:bCs w:val="false"/>
-                <w:color w:val="1F1F1F"/>
-                <w:sz w:val="17"/>
-                <w:szCs w:val="17"/>
+            <w:tcW w:type="dxa" w:w="4235"/>
+            <w:tcBorders>
+              <w:top w:val="none" w:color="FFFFFF" w:sz="0"/>
+              <w:left w:val="none" w:color="FFFFFF" w:sz="0"/>
+              <w:bottom w:val="none" w:color="FFFFFF" w:sz="0"/>
+              <w:right w:val="none" w:color="FFFFFF" w:sz="0"/>
+            </w:tcBorders>
+            <w:tcMar>
+              <w:top w:type="dxa" w:w="20"/>
+              <w:left w:type="dxa" w:w="70"/>
+              <w:bottom w:type="dxa" w:w="20"/>
+              <w:right w:type="dxa" w:w="70"/>
+            </w:tcMar>
+            <w:vAlign w:val="top"/>
+          </w:tcPr>
+          <w:p>
+            <w:pPr>
+              <w:spacing w:after="0" w:before="0" w:line="240"/>
+              <w:jc w:val="left"/>
+            </w:pPr>
+            <w:r>
+              <w:rPr>
+                <w:rFonts w:ascii="Calibri" w:cs="Calibri" w:eastAsia="Calibri" w:hAnsi="Calibri"/>
+                <w:b w:val="false"/>
+                <w:bCs w:val="false"/>
+                <w:color w:val="1F1F1F"/>
+                <w:sz w:val="16"/>
+                <w:szCs w:val="16"/>
               </w:rPr>
               <w:t xml:space="preserve">Usage; cap 1,000,000 for analysis</w:t>
             </w:r>
@@ -12949,34 +13094,34 @@
         </w:trPr>
         <w:tc>
           <w:tcPr>
-            <w:tcW w:type="dxa" w:w="2071"/>
-            <w:tcBorders>
-              <w:top w:val="none" w:color="FFFFFF" w:sz="0"/>
-              <w:left w:val="none" w:color="FFFFFF" w:sz="0"/>
-              <w:bottom w:val="none" w:color="FFFFFF" w:sz="0"/>
-              <w:right w:val="none" w:color="FFFFFF" w:sz="0"/>
-            </w:tcBorders>
-            <w:tcMar>
-              <w:top w:type="dxa" w:w="20"/>
-              <w:left w:type="dxa" w:w="70"/>
-              <w:bottom w:type="dxa" w:w="20"/>
-              <w:right w:type="dxa" w:w="70"/>
-            </w:tcMar>
-            <w:vAlign w:val="top"/>
-          </w:tcPr>
-          <w:p>
-            <w:pPr>
-              <w:spacing w:after="0" w:before="0" w:line="240"/>
-              <w:jc w:val="left"/>
-            </w:pPr>
-            <w:r>
-              <w:rPr>
-                <w:rFonts w:ascii="Calibri" w:cs="Calibri" w:eastAsia="Calibri" w:hAnsi="Calibri"/>
-                <w:b w:val="false"/>
-                <w:bCs w:val="false"/>
-                <w:color w:val="1F1F1F"/>
-                <w:sz w:val="17"/>
-                <w:szCs w:val="17"/>
+            <w:tcW w:type="dxa" w:w="1601"/>
+            <w:tcBorders>
+              <w:top w:val="none" w:color="FFFFFF" w:sz="0"/>
+              <w:left w:val="none" w:color="FFFFFF" w:sz="0"/>
+              <w:bottom w:val="none" w:color="FFFFFF" w:sz="0"/>
+              <w:right w:val="none" w:color="FFFFFF" w:sz="0"/>
+            </w:tcBorders>
+            <w:tcMar>
+              <w:top w:type="dxa" w:w="20"/>
+              <w:left w:type="dxa" w:w="70"/>
+              <w:bottom w:type="dxa" w:w="20"/>
+              <w:right w:type="dxa" w:w="70"/>
+            </w:tcMar>
+            <w:vAlign w:val="top"/>
+          </w:tcPr>
+          <w:p>
+            <w:pPr>
+              <w:spacing w:after="0" w:before="0" w:line="240"/>
+              <w:jc w:val="left"/>
+            </w:pPr>
+            <w:r>
+              <w:rPr>
+                <w:rFonts w:ascii="Calibri" w:cs="Calibri" w:eastAsia="Calibri" w:hAnsi="Calibri"/>
+                <w:b w:val="false"/>
+                <w:bCs w:val="false"/>
+                <w:color w:val="1F1F1F"/>
+                <w:sz w:val="16"/>
+                <w:szCs w:val="16"/>
               </w:rPr>
               <w:t xml:space="preserve">Insurance_Valid</w:t>
             </w:r>
@@ -12984,34 +13129,34 @@
         </w:tc>
         <w:tc>
           <w:tcPr>
-            <w:tcW w:type="dxa" w:w="1129"/>
-            <w:tcBorders>
-              <w:top w:val="none" w:color="FFFFFF" w:sz="0"/>
-              <w:left w:val="none" w:color="FFFFFF" w:sz="0"/>
-              <w:bottom w:val="none" w:color="FFFFFF" w:sz="0"/>
-              <w:right w:val="none" w:color="FFFFFF" w:sz="0"/>
-            </w:tcBorders>
-            <w:tcMar>
-              <w:top w:type="dxa" w:w="20"/>
-              <w:left w:type="dxa" w:w="70"/>
-              <w:bottom w:type="dxa" w:w="20"/>
-              <w:right w:type="dxa" w:w="70"/>
-            </w:tcMar>
-            <w:vAlign w:val="top"/>
-          </w:tcPr>
-          <w:p>
-            <w:pPr>
-              <w:spacing w:after="0" w:before="0" w:line="240"/>
-              <w:jc w:val="left"/>
-            </w:pPr>
-            <w:r>
-              <w:rPr>
-                <w:rFonts w:ascii="Calibri" w:cs="Calibri" w:eastAsia="Calibri" w:hAnsi="Calibri"/>
-                <w:b w:val="false"/>
-                <w:bCs w:val="false"/>
-                <w:color w:val="1F1F1F"/>
-                <w:sz w:val="17"/>
-                <w:szCs w:val="17"/>
+            <w:tcW w:type="dxa" w:w="847"/>
+            <w:tcBorders>
+              <w:top w:val="none" w:color="FFFFFF" w:sz="0"/>
+              <w:left w:val="none" w:color="FFFFFF" w:sz="0"/>
+              <w:bottom w:val="none" w:color="FFFFFF" w:sz="0"/>
+              <w:right w:val="none" w:color="FFFFFF" w:sz="0"/>
+            </w:tcBorders>
+            <w:tcMar>
+              <w:top w:type="dxa" w:w="20"/>
+              <w:left w:type="dxa" w:w="70"/>
+              <w:bottom w:type="dxa" w:w="20"/>
+              <w:right w:type="dxa" w:w="70"/>
+            </w:tcMar>
+            <w:vAlign w:val="top"/>
+          </w:tcPr>
+          <w:p>
+            <w:pPr>
+              <w:spacing w:after="0" w:before="0" w:line="240"/>
+              <w:jc w:val="left"/>
+            </w:pPr>
+            <w:r>
+              <w:rPr>
+                <w:rFonts w:ascii="Calibri" w:cs="Calibri" w:eastAsia="Calibri" w:hAnsi="Calibri"/>
+                <w:b w:val="false"/>
+                <w:bCs w:val="false"/>
+                <w:color w:val="1F1F1F"/>
+                <w:sz w:val="16"/>
+                <w:szCs w:val="16"/>
               </w:rPr>
               <w:t xml:space="preserve">Binary</w:t>
             </w:r>
@@ -13019,34 +13164,34 @@
         </w:tc>
         <w:tc>
           <w:tcPr>
-            <w:tcW w:type="dxa" w:w="3388"/>
-            <w:tcBorders>
-              <w:top w:val="none" w:color="FFFFFF" w:sz="0"/>
-              <w:left w:val="none" w:color="FFFFFF" w:sz="0"/>
-              <w:bottom w:val="none" w:color="FFFFFF" w:sz="0"/>
-              <w:right w:val="none" w:color="FFFFFF" w:sz="0"/>
-            </w:tcBorders>
-            <w:tcMar>
-              <w:top w:type="dxa" w:w="20"/>
-              <w:left w:type="dxa" w:w="70"/>
-              <w:bottom w:type="dxa" w:w="20"/>
-              <w:right w:type="dxa" w:w="70"/>
-            </w:tcMar>
-            <w:vAlign w:val="top"/>
-          </w:tcPr>
-          <w:p>
-            <w:pPr>
-              <w:spacing w:after="0" w:before="0" w:line="240"/>
-              <w:jc w:val="left"/>
-            </w:pPr>
-            <w:r>
-              <w:rPr>
-                <w:rFonts w:ascii="Calibri" w:cs="Calibri" w:eastAsia="Calibri" w:hAnsi="Calibri"/>
-                <w:b w:val="false"/>
-                <w:bCs w:val="false"/>
-                <w:color w:val="1F1F1F"/>
-                <w:sz w:val="17"/>
-                <w:szCs w:val="17"/>
+            <w:tcW w:type="dxa" w:w="2729"/>
+            <w:tcBorders>
+              <w:top w:val="none" w:color="FFFFFF" w:sz="0"/>
+              <w:left w:val="none" w:color="FFFFFF" w:sz="0"/>
+              <w:bottom w:val="none" w:color="FFFFFF" w:sz="0"/>
+              <w:right w:val="none" w:color="FFFFFF" w:sz="0"/>
+            </w:tcBorders>
+            <w:tcMar>
+              <w:top w:type="dxa" w:w="20"/>
+              <w:left w:type="dxa" w:w="70"/>
+              <w:bottom w:type="dxa" w:w="20"/>
+              <w:right w:type="dxa" w:w="70"/>
+            </w:tcMar>
+            <w:vAlign w:val="top"/>
+          </w:tcPr>
+          <w:p>
+            <w:pPr>
+              <w:spacing w:after="0" w:before="0" w:line="240"/>
+              <w:jc w:val="left"/>
+            </w:pPr>
+            <w:r>
+              <w:rPr>
+                <w:rFonts w:ascii="Calibri" w:cs="Calibri" w:eastAsia="Calibri" w:hAnsi="Calibri"/>
+                <w:b w:val="false"/>
+                <w:bCs w:val="false"/>
+                <w:color w:val="1F1F1F"/>
+                <w:sz w:val="16"/>
+                <w:szCs w:val="16"/>
               </w:rPr>
               <w:t xml:space="preserve">1 = valid</w:t>
             </w:r>
@@ -13054,34 +13199,34 @@
         </w:tc>
         <w:tc>
           <w:tcPr>
-            <w:tcW w:type="dxa" w:w="2824"/>
-            <w:tcBorders>
-              <w:top w:val="none" w:color="FFFFFF" w:sz="0"/>
-              <w:left w:val="none" w:color="FFFFFF" w:sz="0"/>
-              <w:bottom w:val="none" w:color="FFFFFF" w:sz="0"/>
-              <w:right w:val="none" w:color="FFFFFF" w:sz="0"/>
-            </w:tcBorders>
-            <w:tcMar>
-              <w:top w:type="dxa" w:w="20"/>
-              <w:left w:type="dxa" w:w="70"/>
-              <w:bottom w:type="dxa" w:w="20"/>
-              <w:right w:type="dxa" w:w="70"/>
-            </w:tcMar>
-            <w:vAlign w:val="top"/>
-          </w:tcPr>
-          <w:p>
-            <w:pPr>
-              <w:spacing w:after="0" w:before="0" w:line="240"/>
-              <w:jc w:val="left"/>
-            </w:pPr>
-            <w:r>
-              <w:rPr>
-                <w:rFonts w:ascii="Calibri" w:cs="Calibri" w:eastAsia="Calibri" w:hAnsi="Calibri"/>
-                <w:b w:val="false"/>
-                <w:bCs w:val="false"/>
-                <w:color w:val="1F1F1F"/>
-                <w:sz w:val="17"/>
-                <w:szCs w:val="17"/>
+            <w:tcW w:type="dxa" w:w="4235"/>
+            <w:tcBorders>
+              <w:top w:val="none" w:color="FFFFFF" w:sz="0"/>
+              <w:left w:val="none" w:color="FFFFFF" w:sz="0"/>
+              <w:bottom w:val="none" w:color="FFFFFF" w:sz="0"/>
+              <w:right w:val="none" w:color="FFFFFF" w:sz="0"/>
+            </w:tcBorders>
+            <w:tcMar>
+              <w:top w:type="dxa" w:w="20"/>
+              <w:left w:type="dxa" w:w="70"/>
+              <w:bottom w:type="dxa" w:w="20"/>
+              <w:right w:type="dxa" w:w="70"/>
+            </w:tcMar>
+            <w:vAlign w:val="top"/>
+          </w:tcPr>
+          <w:p>
+            <w:pPr>
+              <w:spacing w:after="0" w:before="0" w:line="240"/>
+              <w:jc w:val="left"/>
+            </w:pPr>
+            <w:r>
+              <w:rPr>
+                <w:rFonts w:ascii="Calibri" w:cs="Calibri" w:eastAsia="Calibri" w:hAnsi="Calibri"/>
+                <w:b w:val="false"/>
+                <w:bCs w:val="false"/>
+                <w:color w:val="1F1F1F"/>
+                <w:sz w:val="16"/>
+                <w:szCs w:val="16"/>
               </w:rPr>
               <w:t xml:space="preserve">84.9% valid</w:t>
             </w:r>
@@ -13094,34 +13239,34 @@
         </w:trPr>
         <w:tc>
           <w:tcPr>
-            <w:tcW w:type="dxa" w:w="2071"/>
-            <w:tcBorders>
-              <w:top w:val="none" w:color="FFFFFF" w:sz="0"/>
-              <w:left w:val="none" w:color="FFFFFF" w:sz="0"/>
-              <w:bottom w:val="none" w:color="FFFFFF" w:sz="0"/>
-              <w:right w:val="none" w:color="FFFFFF" w:sz="0"/>
-            </w:tcBorders>
-            <w:tcMar>
-              <w:top w:type="dxa" w:w="20"/>
-              <w:left w:type="dxa" w:w="70"/>
-              <w:bottom w:type="dxa" w:w="20"/>
-              <w:right w:type="dxa" w:w="70"/>
-            </w:tcMar>
-            <w:vAlign w:val="top"/>
-          </w:tcPr>
-          <w:p>
-            <w:pPr>
-              <w:spacing w:after="0" w:before="0" w:line="240"/>
-              <w:jc w:val="left"/>
-            </w:pPr>
-            <w:r>
-              <w:rPr>
-                <w:rFonts w:ascii="Calibri" w:cs="Calibri" w:eastAsia="Calibri" w:hAnsi="Calibri"/>
-                <w:b w:val="false"/>
-                <w:bCs w:val="false"/>
-                <w:color w:val="1F1F1F"/>
-                <w:sz w:val="17"/>
-                <w:szCs w:val="17"/>
+            <w:tcW w:type="dxa" w:w="1601"/>
+            <w:tcBorders>
+              <w:top w:val="none" w:color="FFFFFF" w:sz="0"/>
+              <w:left w:val="none" w:color="FFFFFF" w:sz="0"/>
+              <w:bottom w:val="none" w:color="FFFFFF" w:sz="0"/>
+              <w:right w:val="none" w:color="FFFFFF" w:sz="0"/>
+            </w:tcBorders>
+            <w:tcMar>
+              <w:top w:type="dxa" w:w="20"/>
+              <w:left w:type="dxa" w:w="70"/>
+              <w:bottom w:type="dxa" w:w="20"/>
+              <w:right w:type="dxa" w:w="70"/>
+            </w:tcMar>
+            <w:vAlign w:val="top"/>
+          </w:tcPr>
+          <w:p>
+            <w:pPr>
+              <w:spacing w:after="0" w:before="0" w:line="240"/>
+              <w:jc w:val="left"/>
+            </w:pPr>
+            <w:r>
+              <w:rPr>
+                <w:rFonts w:ascii="Calibri" w:cs="Calibri" w:eastAsia="Calibri" w:hAnsi="Calibri"/>
+                <w:b w:val="false"/>
+                <w:bCs w:val="false"/>
+                <w:color w:val="1F1F1F"/>
+                <w:sz w:val="16"/>
+                <w:szCs w:val="16"/>
               </w:rPr>
               <w:t xml:space="preserve">Service_History</w:t>
             </w:r>
@@ -13129,34 +13274,34 @@
         </w:tc>
         <w:tc>
           <w:tcPr>
-            <w:tcW w:type="dxa" w:w="1129"/>
-            <w:tcBorders>
-              <w:top w:val="none" w:color="FFFFFF" w:sz="0"/>
-              <w:left w:val="none" w:color="FFFFFF" w:sz="0"/>
-              <w:bottom w:val="none" w:color="FFFFFF" w:sz="0"/>
-              <w:right w:val="none" w:color="FFFFFF" w:sz="0"/>
-            </w:tcBorders>
-            <w:tcMar>
-              <w:top w:type="dxa" w:w="20"/>
-              <w:left w:type="dxa" w:w="70"/>
-              <w:bottom w:type="dxa" w:w="20"/>
-              <w:right w:type="dxa" w:w="70"/>
-            </w:tcMar>
-            <w:vAlign w:val="top"/>
-          </w:tcPr>
-          <w:p>
-            <w:pPr>
-              <w:spacing w:after="0" w:before="0" w:line="240"/>
-              <w:jc w:val="left"/>
-            </w:pPr>
-            <w:r>
-              <w:rPr>
-                <w:rFonts w:ascii="Calibri" w:cs="Calibri" w:eastAsia="Calibri" w:hAnsi="Calibri"/>
-                <w:b w:val="false"/>
-                <w:bCs w:val="false"/>
-                <w:color w:val="1F1F1F"/>
-                <w:sz w:val="17"/>
-                <w:szCs w:val="17"/>
+            <w:tcW w:type="dxa" w:w="847"/>
+            <w:tcBorders>
+              <w:top w:val="none" w:color="FFFFFF" w:sz="0"/>
+              <w:left w:val="none" w:color="FFFFFF" w:sz="0"/>
+              <w:bottom w:val="none" w:color="FFFFFF" w:sz="0"/>
+              <w:right w:val="none" w:color="FFFFFF" w:sz="0"/>
+            </w:tcBorders>
+            <w:tcMar>
+              <w:top w:type="dxa" w:w="20"/>
+              <w:left w:type="dxa" w:w="70"/>
+              <w:bottom w:type="dxa" w:w="20"/>
+              <w:right w:type="dxa" w:w="70"/>
+            </w:tcMar>
+            <w:vAlign w:val="top"/>
+          </w:tcPr>
+          <w:p>
+            <w:pPr>
+              <w:spacing w:after="0" w:before="0" w:line="240"/>
+              <w:jc w:val="left"/>
+            </w:pPr>
+            <w:r>
+              <w:rPr>
+                <w:rFonts w:ascii="Calibri" w:cs="Calibri" w:eastAsia="Calibri" w:hAnsi="Calibri"/>
+                <w:b w:val="false"/>
+                <w:bCs w:val="false"/>
+                <w:color w:val="1F1F1F"/>
+                <w:sz w:val="16"/>
+                <w:szCs w:val="16"/>
               </w:rPr>
               <w:t xml:space="preserve">Binary</w:t>
             </w:r>
@@ -13164,34 +13309,34 @@
         </w:tc>
         <w:tc>
           <w:tcPr>
-            <w:tcW w:type="dxa" w:w="3388"/>
-            <w:tcBorders>
-              <w:top w:val="none" w:color="FFFFFF" w:sz="0"/>
-              <w:left w:val="none" w:color="FFFFFF" w:sz="0"/>
-              <w:bottom w:val="none" w:color="FFFFFF" w:sz="0"/>
-              <w:right w:val="none" w:color="FFFFFF" w:sz="0"/>
-            </w:tcBorders>
-            <w:tcMar>
-              <w:top w:type="dxa" w:w="20"/>
-              <w:left w:type="dxa" w:w="70"/>
-              <w:bottom w:type="dxa" w:w="20"/>
-              <w:right w:type="dxa" w:w="70"/>
-            </w:tcMar>
-            <w:vAlign w:val="top"/>
-          </w:tcPr>
-          <w:p>
-            <w:pPr>
-              <w:spacing w:after="0" w:before="0" w:line="240"/>
-              <w:jc w:val="left"/>
-            </w:pPr>
-            <w:r>
-              <w:rPr>
-                <w:rFonts w:ascii="Calibri" w:cs="Calibri" w:eastAsia="Calibri" w:hAnsi="Calibri"/>
-                <w:b w:val="false"/>
-                <w:bCs w:val="false"/>
-                <w:color w:val="1F1F1F"/>
-                <w:sz w:val="17"/>
-                <w:szCs w:val="17"/>
+            <w:tcW w:type="dxa" w:w="2729"/>
+            <w:tcBorders>
+              <w:top w:val="none" w:color="FFFFFF" w:sz="0"/>
+              <w:left w:val="none" w:color="FFFFFF" w:sz="0"/>
+              <w:bottom w:val="none" w:color="FFFFFF" w:sz="0"/>
+              <w:right w:val="none" w:color="FFFFFF" w:sz="0"/>
+            </w:tcBorders>
+            <w:tcMar>
+              <w:top w:type="dxa" w:w="20"/>
+              <w:left w:type="dxa" w:w="70"/>
+              <w:bottom w:type="dxa" w:w="20"/>
+              <w:right w:type="dxa" w:w="70"/>
+            </w:tcMar>
+            <w:vAlign w:val="top"/>
+          </w:tcPr>
+          <w:p>
+            <w:pPr>
+              <w:spacing w:after="0" w:before="0" w:line="240"/>
+              <w:jc w:val="left"/>
+            </w:pPr>
+            <w:r>
+              <w:rPr>
+                <w:rFonts w:ascii="Calibri" w:cs="Calibri" w:eastAsia="Calibri" w:hAnsi="Calibri"/>
+                <w:b w:val="false"/>
+                <w:bCs w:val="false"/>
+                <w:color w:val="1F1F1F"/>
+                <w:sz w:val="16"/>
+                <w:szCs w:val="16"/>
               </w:rPr>
               <w:t xml:space="preserve">1 = records available</w:t>
             </w:r>
@@ -13199,34 +13344,34 @@
         </w:tc>
         <w:tc>
           <w:tcPr>
-            <w:tcW w:type="dxa" w:w="2824"/>
-            <w:tcBorders>
-              <w:top w:val="none" w:color="FFFFFF" w:sz="0"/>
-              <w:left w:val="none" w:color="FFFFFF" w:sz="0"/>
-              <w:bottom w:val="none" w:color="FFFFFF" w:sz="0"/>
-              <w:right w:val="none" w:color="FFFFFF" w:sz="0"/>
-            </w:tcBorders>
-            <w:tcMar>
-              <w:top w:type="dxa" w:w="20"/>
-              <w:left w:type="dxa" w:w="70"/>
-              <w:bottom w:type="dxa" w:w="20"/>
-              <w:right w:type="dxa" w:w="70"/>
-            </w:tcMar>
-            <w:vAlign w:val="top"/>
-          </w:tcPr>
-          <w:p>
-            <w:pPr>
-              <w:spacing w:after="0" w:before="0" w:line="240"/>
-              <w:jc w:val="left"/>
-            </w:pPr>
-            <w:r>
-              <w:rPr>
-                <w:rFonts w:ascii="Calibri" w:cs="Calibri" w:eastAsia="Calibri" w:hAnsi="Calibri"/>
-                <w:b w:val="false"/>
-                <w:bCs w:val="false"/>
-                <w:color w:val="1F1F1F"/>
-                <w:sz w:val="17"/>
-                <w:szCs w:val="17"/>
+            <w:tcW w:type="dxa" w:w="4235"/>
+            <w:tcBorders>
+              <w:top w:val="none" w:color="FFFFFF" w:sz="0"/>
+              <w:left w:val="none" w:color="FFFFFF" w:sz="0"/>
+              <w:bottom w:val="none" w:color="FFFFFF" w:sz="0"/>
+              <w:right w:val="none" w:color="FFFFFF" w:sz="0"/>
+            </w:tcBorders>
+            <w:tcMar>
+              <w:top w:type="dxa" w:w="20"/>
+              <w:left w:type="dxa" w:w="70"/>
+              <w:bottom w:type="dxa" w:w="20"/>
+              <w:right w:type="dxa" w:w="70"/>
+            </w:tcMar>
+            <w:vAlign w:val="top"/>
+          </w:tcPr>
+          <w:p>
+            <w:pPr>
+              <w:spacing w:after="0" w:before="0" w:line="240"/>
+              <w:jc w:val="left"/>
+            </w:pPr>
+            <w:r>
+              <w:rPr>
+                <w:rFonts w:ascii="Calibri" w:cs="Calibri" w:eastAsia="Calibri" w:hAnsi="Calibri"/>
+                <w:b w:val="false"/>
+                <w:bCs w:val="false"/>
+                <w:color w:val="1F1F1F"/>
+                <w:sz w:val="16"/>
+                <w:szCs w:val="16"/>
               </w:rPr>
               <w:t xml:space="preserve">75.1% available</w:t>
             </w:r>
@@ -13239,34 +13384,34 @@
         </w:trPr>
         <w:tc>
           <w:tcPr>
-            <w:tcW w:type="dxa" w:w="2071"/>
-            <w:tcBorders>
-              <w:top w:val="none" w:color="FFFFFF" w:sz="0"/>
-              <w:left w:val="none" w:color="FFFFFF" w:sz="0"/>
-              <w:bottom w:val="none" w:color="FFFFFF" w:sz="0"/>
-              <w:right w:val="none" w:color="FFFFFF" w:sz="0"/>
-            </w:tcBorders>
-            <w:tcMar>
-              <w:top w:type="dxa" w:w="20"/>
-              <w:left w:type="dxa" w:w="70"/>
-              <w:bottom w:type="dxa" w:w="20"/>
-              <w:right w:type="dxa" w:w="70"/>
-            </w:tcMar>
-            <w:vAlign w:val="top"/>
-          </w:tcPr>
-          <w:p>
-            <w:pPr>
-              <w:spacing w:after="0" w:before="0" w:line="240"/>
-              <w:jc w:val="left"/>
-            </w:pPr>
-            <w:r>
-              <w:rPr>
-                <w:rFonts w:ascii="Calibri" w:cs="Calibri" w:eastAsia="Calibri" w:hAnsi="Calibri"/>
-                <w:b w:val="false"/>
-                <w:bCs w:val="false"/>
-                <w:color w:val="1F1F1F"/>
-                <w:sz w:val="17"/>
-                <w:szCs w:val="17"/>
+            <w:tcW w:type="dxa" w:w="1601"/>
+            <w:tcBorders>
+              <w:top w:val="none" w:color="FFFFFF" w:sz="0"/>
+              <w:left w:val="none" w:color="FFFFFF" w:sz="0"/>
+              <w:bottom w:val="none" w:color="FFFFFF" w:sz="0"/>
+              <w:right w:val="none" w:color="FFFFFF" w:sz="0"/>
+            </w:tcBorders>
+            <w:tcMar>
+              <w:top w:type="dxa" w:w="20"/>
+              <w:left w:type="dxa" w:w="70"/>
+              <w:bottom w:type="dxa" w:w="20"/>
+              <w:right w:type="dxa" w:w="70"/>
+            </w:tcMar>
+            <w:vAlign w:val="top"/>
+          </w:tcPr>
+          <w:p>
+            <w:pPr>
+              <w:spacing w:after="0" w:before="0" w:line="240"/>
+              <w:jc w:val="left"/>
+            </w:pPr>
+            <w:r>
+              <w:rPr>
+                <w:rFonts w:ascii="Calibri" w:cs="Calibri" w:eastAsia="Calibri" w:hAnsi="Calibri"/>
+                <w:b w:val="false"/>
+                <w:bCs w:val="false"/>
+                <w:color w:val="1F1F1F"/>
+                <w:sz w:val="16"/>
+                <w:szCs w:val="16"/>
               </w:rPr>
               <w:t xml:space="preserve">Accidents</w:t>
             </w:r>
@@ -13274,34 +13419,34 @@
         </w:tc>
         <w:tc>
           <w:tcPr>
-            <w:tcW w:type="dxa" w:w="1129"/>
-            <w:tcBorders>
-              <w:top w:val="none" w:color="FFFFFF" w:sz="0"/>
-              <w:left w:val="none" w:color="FFFFFF" w:sz="0"/>
-              <w:bottom w:val="none" w:color="FFFFFF" w:sz="0"/>
-              <w:right w:val="none" w:color="FFFFFF" w:sz="0"/>
-            </w:tcBorders>
-            <w:tcMar>
-              <w:top w:type="dxa" w:w="20"/>
-              <w:left w:type="dxa" w:w="70"/>
-              <w:bottom w:type="dxa" w:w="20"/>
-              <w:right w:type="dxa" w:w="70"/>
-            </w:tcMar>
-            <w:vAlign w:val="top"/>
-          </w:tcPr>
-          <w:p>
-            <w:pPr>
-              <w:spacing w:after="0" w:before="0" w:line="240"/>
-              <w:jc w:val="left"/>
-            </w:pPr>
-            <w:r>
-              <w:rPr>
-                <w:rFonts w:ascii="Calibri" w:cs="Calibri" w:eastAsia="Calibri" w:hAnsi="Calibri"/>
-                <w:b w:val="false"/>
-                <w:bCs w:val="false"/>
-                <w:color w:val="1F1F1F"/>
-                <w:sz w:val="17"/>
-                <w:szCs w:val="17"/>
+            <w:tcW w:type="dxa" w:w="847"/>
+            <w:tcBorders>
+              <w:top w:val="none" w:color="FFFFFF" w:sz="0"/>
+              <w:left w:val="none" w:color="FFFFFF" w:sz="0"/>
+              <w:bottom w:val="none" w:color="FFFFFF" w:sz="0"/>
+              <w:right w:val="none" w:color="FFFFFF" w:sz="0"/>
+            </w:tcBorders>
+            <w:tcMar>
+              <w:top w:type="dxa" w:w="20"/>
+              <w:left w:type="dxa" w:w="70"/>
+              <w:bottom w:type="dxa" w:w="20"/>
+              <w:right w:type="dxa" w:w="70"/>
+            </w:tcMar>
+            <w:vAlign w:val="top"/>
+          </w:tcPr>
+          <w:p>
+            <w:pPr>
+              <w:spacing w:after="0" w:before="0" w:line="240"/>
+              <w:jc w:val="left"/>
+            </w:pPr>
+            <w:r>
+              <w:rPr>
+                <w:rFonts w:ascii="Calibri" w:cs="Calibri" w:eastAsia="Calibri" w:hAnsi="Calibri"/>
+                <w:b w:val="false"/>
+                <w:bCs w:val="false"/>
+                <w:color w:val="1F1F1F"/>
+                <w:sz w:val="16"/>
+                <w:szCs w:val="16"/>
               </w:rPr>
               <w:t xml:space="preserve">Numeric</w:t>
             </w:r>
@@ -13309,34 +13454,34 @@
         </w:tc>
         <w:tc>
           <w:tcPr>
-            <w:tcW w:type="dxa" w:w="3388"/>
-            <w:tcBorders>
-              <w:top w:val="none" w:color="FFFFFF" w:sz="0"/>
-              <w:left w:val="none" w:color="FFFFFF" w:sz="0"/>
-              <w:bottom w:val="none" w:color="FFFFFF" w:sz="0"/>
-              <w:right w:val="none" w:color="FFFFFF" w:sz="0"/>
-            </w:tcBorders>
-            <w:tcMar>
-              <w:top w:type="dxa" w:w="20"/>
-              <w:left w:type="dxa" w:w="70"/>
-              <w:bottom w:type="dxa" w:w="20"/>
-              <w:right w:type="dxa" w:w="70"/>
-            </w:tcMar>
-            <w:vAlign w:val="top"/>
-          </w:tcPr>
-          <w:p>
-            <w:pPr>
-              <w:spacing w:after="0" w:before="0" w:line="240"/>
-              <w:jc w:val="left"/>
-            </w:pPr>
-            <w:r>
-              <w:rPr>
-                <w:rFonts w:ascii="Calibri" w:cs="Calibri" w:eastAsia="Calibri" w:hAnsi="Calibri"/>
-                <w:b w:val="false"/>
-                <w:bCs w:val="false"/>
-                <w:color w:val="1F1F1F"/>
-                <w:sz w:val="17"/>
-                <w:szCs w:val="17"/>
+            <w:tcW w:type="dxa" w:w="2729"/>
+            <w:tcBorders>
+              <w:top w:val="none" w:color="FFFFFF" w:sz="0"/>
+              <w:left w:val="none" w:color="FFFFFF" w:sz="0"/>
+              <w:bottom w:val="none" w:color="FFFFFF" w:sz="0"/>
+              <w:right w:val="none" w:color="FFFFFF" w:sz="0"/>
+            </w:tcBorders>
+            <w:tcMar>
+              <w:top w:type="dxa" w:w="20"/>
+              <w:left w:type="dxa" w:w="70"/>
+              <w:bottom w:type="dxa" w:w="20"/>
+              <w:right w:type="dxa" w:w="70"/>
+            </w:tcMar>
+            <w:vAlign w:val="top"/>
+          </w:tcPr>
+          <w:p>
+            <w:pPr>
+              <w:spacing w:after="0" w:before="0" w:line="240"/>
+              <w:jc w:val="left"/>
+            </w:pPr>
+            <w:r>
+              <w:rPr>
+                <w:rFonts w:ascii="Calibri" w:cs="Calibri" w:eastAsia="Calibri" w:hAnsi="Calibri"/>
+                <w:b w:val="false"/>
+                <w:bCs w:val="false"/>
+                <w:color w:val="1F1F1F"/>
+                <w:sz w:val="16"/>
+                <w:szCs w:val="16"/>
               </w:rPr>
               <w:t xml:space="preserve">count, 0 to 5</w:t>
             </w:r>
@@ -13344,36 +13489,36 @@
         </w:tc>
         <w:tc>
           <w:tcPr>
-            <w:tcW w:type="dxa" w:w="2824"/>
-            <w:tcBorders>
-              <w:top w:val="none" w:color="FFFFFF" w:sz="0"/>
-              <w:left w:val="none" w:color="FFFFFF" w:sz="0"/>
-              <w:bottom w:val="none" w:color="FFFFFF" w:sz="0"/>
-              <w:right w:val="none" w:color="FFFFFF" w:sz="0"/>
-            </w:tcBorders>
-            <w:tcMar>
-              <w:top w:type="dxa" w:w="20"/>
-              <w:left w:type="dxa" w:w="70"/>
-              <w:bottom w:type="dxa" w:w="20"/>
-              <w:right w:type="dxa" w:w="70"/>
-            </w:tcMar>
-            <w:vAlign w:val="top"/>
-          </w:tcPr>
-          <w:p>
-            <w:pPr>
-              <w:spacing w:after="0" w:before="0" w:line="240"/>
-              <w:jc w:val="left"/>
-            </w:pPr>
-            <w:r>
-              <w:rPr>
-                <w:rFonts w:ascii="Calibri" w:cs="Calibri" w:eastAsia="Calibri" w:hAnsi="Calibri"/>
-                <w:b w:val="false"/>
-                <w:bCs w:val="false"/>
-                <w:color w:val="1F1F1F"/>
-                <w:sz w:val="17"/>
-                <w:szCs w:val="17"/>
-              </w:rPr>
-              <w:t xml:space="preserve"/>
+            <w:tcW w:type="dxa" w:w="4235"/>
+            <w:tcBorders>
+              <w:top w:val="none" w:color="FFFFFF" w:sz="0"/>
+              <w:left w:val="none" w:color="FFFFFF" w:sz="0"/>
+              <w:bottom w:val="none" w:color="FFFFFF" w:sz="0"/>
+              <w:right w:val="none" w:color="FFFFFF" w:sz="0"/>
+            </w:tcBorders>
+            <w:tcMar>
+              <w:top w:type="dxa" w:w="20"/>
+              <w:left w:type="dxa" w:w="70"/>
+              <w:bottom w:type="dxa" w:w="20"/>
+              <w:right w:type="dxa" w:w="70"/>
+            </w:tcMar>
+            <w:vAlign w:val="top"/>
+          </w:tcPr>
+          <w:p>
+            <w:pPr>
+              <w:spacing w:after="0" w:before="0" w:line="240"/>
+              <w:jc w:val="left"/>
+            </w:pPr>
+            <w:r>
+              <w:rPr>
+                <w:rFonts w:ascii="Calibri" w:cs="Calibri" w:eastAsia="Calibri" w:hAnsi="Calibri"/>
+                <w:b w:val="false"/>
+                <w:bCs w:val="false"/>
+                <w:color w:val="1F1F1F"/>
+                <w:sz w:val="16"/>
+                <w:szCs w:val="16"/>
+              </w:rPr>
+              <w:t xml:space="preserve">0: 74.1%, 1: 22.2%, 2 or more: 3.7%</w:t>
             </w:r>
           </w:p>
         </w:tc>
@@ -13384,34 +13529,34 @@
         </w:trPr>
         <w:tc>
           <w:tcPr>
-            <w:tcW w:type="dxa" w:w="2071"/>
-            <w:tcBorders>
-              <w:top w:val="none" w:color="FFFFFF" w:sz="0"/>
-              <w:left w:val="none" w:color="FFFFFF" w:sz="0"/>
-              <w:bottom w:val="none" w:color="FFFFFF" w:sz="0"/>
-              <w:right w:val="none" w:color="FFFFFF" w:sz="0"/>
-            </w:tcBorders>
-            <w:tcMar>
-              <w:top w:type="dxa" w:w="20"/>
-              <w:left w:type="dxa" w:w="70"/>
-              <w:bottom w:type="dxa" w:w="20"/>
-              <w:right w:type="dxa" w:w="70"/>
-            </w:tcMar>
-            <w:vAlign w:val="top"/>
-          </w:tcPr>
-          <w:p>
-            <w:pPr>
-              <w:spacing w:after="0" w:before="0" w:line="240"/>
-              <w:jc w:val="left"/>
-            </w:pPr>
-            <w:r>
-              <w:rPr>
-                <w:rFonts w:ascii="Calibri" w:cs="Calibri" w:eastAsia="Calibri" w:hAnsi="Calibri"/>
-                <w:b w:val="false"/>
-                <w:bCs w:val="false"/>
-                <w:color w:val="1F1F1F"/>
-                <w:sz w:val="17"/>
-                <w:szCs w:val="17"/>
+            <w:tcW w:type="dxa" w:w="1601"/>
+            <w:tcBorders>
+              <w:top w:val="none" w:color="FFFFFF" w:sz="0"/>
+              <w:left w:val="none" w:color="FFFFFF" w:sz="0"/>
+              <w:bottom w:val="none" w:color="FFFFFF" w:sz="0"/>
+              <w:right w:val="none" w:color="FFFFFF" w:sz="0"/>
+            </w:tcBorders>
+            <w:tcMar>
+              <w:top w:type="dxa" w:w="20"/>
+              <w:left w:type="dxa" w:w="70"/>
+              <w:bottom w:type="dxa" w:w="20"/>
+              <w:right w:type="dxa" w:w="70"/>
+            </w:tcMar>
+            <w:vAlign w:val="top"/>
+          </w:tcPr>
+          <w:p>
+            <w:pPr>
+              <w:spacing w:after="0" w:before="0" w:line="240"/>
+              <w:jc w:val="left"/>
+            </w:pPr>
+            <w:r>
+              <w:rPr>
+                <w:rFonts w:ascii="Calibri" w:cs="Calibri" w:eastAsia="Calibri" w:hAnsi="Calibri"/>
+                <w:b w:val="false"/>
+                <w:bCs w:val="false"/>
+                <w:color w:val="1F1F1F"/>
+                <w:sz w:val="16"/>
+                <w:szCs w:val="16"/>
               </w:rPr>
               <w:t xml:space="preserve">Tax_Paid</w:t>
             </w:r>
@@ -13419,34 +13564,34 @@
         </w:tc>
         <w:tc>
           <w:tcPr>
-            <w:tcW w:type="dxa" w:w="1129"/>
-            <w:tcBorders>
-              <w:top w:val="none" w:color="FFFFFF" w:sz="0"/>
-              <w:left w:val="none" w:color="FFFFFF" w:sz="0"/>
-              <w:bottom w:val="none" w:color="FFFFFF" w:sz="0"/>
-              <w:right w:val="none" w:color="FFFFFF" w:sz="0"/>
-            </w:tcBorders>
-            <w:tcMar>
-              <w:top w:type="dxa" w:w="20"/>
-              <w:left w:type="dxa" w:w="70"/>
-              <w:bottom w:type="dxa" w:w="20"/>
-              <w:right w:type="dxa" w:w="70"/>
-            </w:tcMar>
-            <w:vAlign w:val="top"/>
-          </w:tcPr>
-          <w:p>
-            <w:pPr>
-              <w:spacing w:after="0" w:before="0" w:line="240"/>
-              <w:jc w:val="left"/>
-            </w:pPr>
-            <w:r>
-              <w:rPr>
-                <w:rFonts w:ascii="Calibri" w:cs="Calibri" w:eastAsia="Calibri" w:hAnsi="Calibri"/>
-                <w:b w:val="false"/>
-                <w:bCs w:val="false"/>
-                <w:color w:val="1F1F1F"/>
-                <w:sz w:val="17"/>
-                <w:szCs w:val="17"/>
+            <w:tcW w:type="dxa" w:w="847"/>
+            <w:tcBorders>
+              <w:top w:val="none" w:color="FFFFFF" w:sz="0"/>
+              <w:left w:val="none" w:color="FFFFFF" w:sz="0"/>
+              <w:bottom w:val="none" w:color="FFFFFF" w:sz="0"/>
+              <w:right w:val="none" w:color="FFFFFF" w:sz="0"/>
+            </w:tcBorders>
+            <w:tcMar>
+              <w:top w:type="dxa" w:w="20"/>
+              <w:left w:type="dxa" w:w="70"/>
+              <w:bottom w:type="dxa" w:w="20"/>
+              <w:right w:type="dxa" w:w="70"/>
+            </w:tcMar>
+            <w:vAlign w:val="top"/>
+          </w:tcPr>
+          <w:p>
+            <w:pPr>
+              <w:spacing w:after="0" w:before="0" w:line="240"/>
+              <w:jc w:val="left"/>
+            </w:pPr>
+            <w:r>
+              <w:rPr>
+                <w:rFonts w:ascii="Calibri" w:cs="Calibri" w:eastAsia="Calibri" w:hAnsi="Calibri"/>
+                <w:b w:val="false"/>
+                <w:bCs w:val="false"/>
+                <w:color w:val="1F1F1F"/>
+                <w:sz w:val="16"/>
+                <w:szCs w:val="16"/>
               </w:rPr>
               <w:t xml:space="preserve">Binary</w:t>
             </w:r>
@@ -13454,34 +13599,34 @@
         </w:tc>
         <w:tc>
           <w:tcPr>
-            <w:tcW w:type="dxa" w:w="3388"/>
-            <w:tcBorders>
-              <w:top w:val="none" w:color="FFFFFF" w:sz="0"/>
-              <w:left w:val="none" w:color="FFFFFF" w:sz="0"/>
-              <w:bottom w:val="none" w:color="FFFFFF" w:sz="0"/>
-              <w:right w:val="none" w:color="FFFFFF" w:sz="0"/>
-            </w:tcBorders>
-            <w:tcMar>
-              <w:top w:type="dxa" w:w="20"/>
-              <w:left w:type="dxa" w:w="70"/>
-              <w:bottom w:type="dxa" w:w="20"/>
-              <w:right w:type="dxa" w:w="70"/>
-            </w:tcMar>
-            <w:vAlign w:val="top"/>
-          </w:tcPr>
-          <w:p>
-            <w:pPr>
-              <w:spacing w:after="0" w:before="0" w:line="240"/>
-              <w:jc w:val="left"/>
-            </w:pPr>
-            <w:r>
-              <w:rPr>
-                <w:rFonts w:ascii="Calibri" w:cs="Calibri" w:eastAsia="Calibri" w:hAnsi="Calibri"/>
-                <w:b w:val="false"/>
-                <w:bCs w:val="false"/>
-                <w:color w:val="1F1F1F"/>
-                <w:sz w:val="17"/>
-                <w:szCs w:val="17"/>
+            <w:tcW w:type="dxa" w:w="2729"/>
+            <w:tcBorders>
+              <w:top w:val="none" w:color="FFFFFF" w:sz="0"/>
+              <w:left w:val="none" w:color="FFFFFF" w:sz="0"/>
+              <w:bottom w:val="none" w:color="FFFFFF" w:sz="0"/>
+              <w:right w:val="none" w:color="FFFFFF" w:sz="0"/>
+            </w:tcBorders>
+            <w:tcMar>
+              <w:top w:type="dxa" w:w="20"/>
+              <w:left w:type="dxa" w:w="70"/>
+              <w:bottom w:type="dxa" w:w="20"/>
+              <w:right w:type="dxa" w:w="70"/>
+            </w:tcMar>
+            <w:vAlign w:val="top"/>
+          </w:tcPr>
+          <w:p>
+            <w:pPr>
+              <w:spacing w:after="0" w:before="0" w:line="240"/>
+              <w:jc w:val="left"/>
+            </w:pPr>
+            <w:r>
+              <w:rPr>
+                <w:rFonts w:ascii="Calibri" w:cs="Calibri" w:eastAsia="Calibri" w:hAnsi="Calibri"/>
+                <w:b w:val="false"/>
+                <w:bCs w:val="false"/>
+                <w:color w:val="1F1F1F"/>
+                <w:sz w:val="16"/>
+                <w:szCs w:val="16"/>
               </w:rPr>
               <w:t xml:space="preserve">1 = paid</w:t>
             </w:r>
@@ -13489,34 +13634,34 @@
         </w:tc>
         <w:tc>
           <w:tcPr>
-            <w:tcW w:type="dxa" w:w="2824"/>
-            <w:tcBorders>
-              <w:top w:val="none" w:color="FFFFFF" w:sz="0"/>
-              <w:left w:val="none" w:color="FFFFFF" w:sz="0"/>
-              <w:bottom w:val="none" w:color="FFFFFF" w:sz="0"/>
-              <w:right w:val="none" w:color="FFFFFF" w:sz="0"/>
-            </w:tcBorders>
-            <w:tcMar>
-              <w:top w:type="dxa" w:w="20"/>
-              <w:left w:type="dxa" w:w="70"/>
-              <w:bottom w:type="dxa" w:w="20"/>
-              <w:right w:type="dxa" w:w="70"/>
-            </w:tcMar>
-            <w:vAlign w:val="top"/>
-          </w:tcPr>
-          <w:p>
-            <w:pPr>
-              <w:spacing w:after="0" w:before="0" w:line="240"/>
-              <w:jc w:val="left"/>
-            </w:pPr>
-            <w:r>
-              <w:rPr>
-                <w:rFonts w:ascii="Calibri" w:cs="Calibri" w:eastAsia="Calibri" w:hAnsi="Calibri"/>
-                <w:b w:val="false"/>
-                <w:bCs w:val="false"/>
-                <w:color w:val="1F1F1F"/>
-                <w:sz w:val="17"/>
-                <w:szCs w:val="17"/>
+            <w:tcW w:type="dxa" w:w="4235"/>
+            <w:tcBorders>
+              <w:top w:val="none" w:color="FFFFFF" w:sz="0"/>
+              <w:left w:val="none" w:color="FFFFFF" w:sz="0"/>
+              <w:bottom w:val="none" w:color="FFFFFF" w:sz="0"/>
+              <w:right w:val="none" w:color="FFFFFF" w:sz="0"/>
+            </w:tcBorders>
+            <w:tcMar>
+              <w:top w:type="dxa" w:w="20"/>
+              <w:left w:type="dxa" w:w="70"/>
+              <w:bottom w:type="dxa" w:w="20"/>
+              <w:right w:type="dxa" w:w="70"/>
+            </w:tcMar>
+            <w:vAlign w:val="top"/>
+          </w:tcPr>
+          <w:p>
+            <w:pPr>
+              <w:spacing w:after="0" w:before="0" w:line="240"/>
+              <w:jc w:val="left"/>
+            </w:pPr>
+            <w:r>
+              <w:rPr>
+                <w:rFonts w:ascii="Calibri" w:cs="Calibri" w:eastAsia="Calibri" w:hAnsi="Calibri"/>
+                <w:b w:val="false"/>
+                <w:bCs w:val="false"/>
+                <w:color w:val="1F1F1F"/>
+                <w:sz w:val="16"/>
+                <w:szCs w:val="16"/>
               </w:rPr>
               <w:t xml:space="preserve">90.0% paid</w:t>
             </w:r>
@@ -13529,34 +13674,34 @@
         </w:trPr>
         <w:tc>
           <w:tcPr>
-            <w:tcW w:type="dxa" w:w="2071"/>
-            <w:tcBorders>
-              <w:top w:val="none" w:color="FFFFFF" w:sz="0"/>
-              <w:left w:val="none" w:color="FFFFFF" w:sz="0"/>
-              <w:bottom w:val="none" w:color="FFFFFF" w:sz="0"/>
-              <w:right w:val="none" w:color="FFFFFF" w:sz="0"/>
-            </w:tcBorders>
-            <w:tcMar>
-              <w:top w:type="dxa" w:w="20"/>
-              <w:left w:type="dxa" w:w="70"/>
-              <w:bottom w:type="dxa" w:w="20"/>
-              <w:right w:type="dxa" w:w="70"/>
-            </w:tcMar>
-            <w:vAlign w:val="top"/>
-          </w:tcPr>
-          <w:p>
-            <w:pPr>
-              <w:spacing w:after="0" w:before="0" w:line="240"/>
-              <w:jc w:val="left"/>
-            </w:pPr>
-            <w:r>
-              <w:rPr>
-                <w:rFonts w:ascii="Calibri" w:cs="Calibri" w:eastAsia="Calibri" w:hAnsi="Calibri"/>
-                <w:b w:val="false"/>
-                <w:bCs w:val="false"/>
-                <w:color w:val="1F1F1F"/>
-                <w:sz w:val="17"/>
-                <w:szCs w:val="17"/>
+            <w:tcW w:type="dxa" w:w="1601"/>
+            <w:tcBorders>
+              <w:top w:val="none" w:color="FFFFFF" w:sz="0"/>
+              <w:left w:val="none" w:color="FFFFFF" w:sz="0"/>
+              <w:bottom w:val="none" w:color="FFFFFF" w:sz="0"/>
+              <w:right w:val="none" w:color="FFFFFF" w:sz="0"/>
+            </w:tcBorders>
+            <w:tcMar>
+              <w:top w:type="dxa" w:w="20"/>
+              <w:left w:type="dxa" w:w="70"/>
+              <w:bottom w:type="dxa" w:w="20"/>
+              <w:right w:type="dxa" w:w="70"/>
+            </w:tcMar>
+            <w:vAlign w:val="top"/>
+          </w:tcPr>
+          <w:p>
+            <w:pPr>
+              <w:spacing w:after="0" w:before="0" w:line="240"/>
+              <w:jc w:val="left"/>
+            </w:pPr>
+            <w:r>
+              <w:rPr>
+                <w:rFonts w:ascii="Calibri" w:cs="Calibri" w:eastAsia="Calibri" w:hAnsi="Calibri"/>
+                <w:b w:val="false"/>
+                <w:bCs w:val="false"/>
+                <w:color w:val="1F1F1F"/>
+                <w:sz w:val="16"/>
+                <w:szCs w:val="16"/>
               </w:rPr>
               <w:t xml:space="preserve">Number_of_Doors</w:t>
             </w:r>
@@ -13564,34 +13709,34 @@
         </w:tc>
         <w:tc>
           <w:tcPr>
-            <w:tcW w:type="dxa" w:w="1129"/>
-            <w:tcBorders>
-              <w:top w:val="none" w:color="FFFFFF" w:sz="0"/>
-              <w:left w:val="none" w:color="FFFFFF" w:sz="0"/>
-              <w:bottom w:val="none" w:color="FFFFFF" w:sz="0"/>
-              <w:right w:val="none" w:color="FFFFFF" w:sz="0"/>
-            </w:tcBorders>
-            <w:tcMar>
-              <w:top w:type="dxa" w:w="20"/>
-              <w:left w:type="dxa" w:w="70"/>
-              <w:bottom w:type="dxa" w:w="20"/>
-              <w:right w:type="dxa" w:w="70"/>
-            </w:tcMar>
-            <w:vAlign w:val="top"/>
-          </w:tcPr>
-          <w:p>
-            <w:pPr>
-              <w:spacing w:after="0" w:before="0" w:line="240"/>
-              <w:jc w:val="left"/>
-            </w:pPr>
-            <w:r>
-              <w:rPr>
-                <w:rFonts w:ascii="Calibri" w:cs="Calibri" w:eastAsia="Calibri" w:hAnsi="Calibri"/>
-                <w:b w:val="false"/>
-                <w:bCs w:val="false"/>
-                <w:color w:val="1F1F1F"/>
-                <w:sz w:val="17"/>
-                <w:szCs w:val="17"/>
+            <w:tcW w:type="dxa" w:w="847"/>
+            <w:tcBorders>
+              <w:top w:val="none" w:color="FFFFFF" w:sz="0"/>
+              <w:left w:val="none" w:color="FFFFFF" w:sz="0"/>
+              <w:bottom w:val="none" w:color="FFFFFF" w:sz="0"/>
+              <w:right w:val="none" w:color="FFFFFF" w:sz="0"/>
+            </w:tcBorders>
+            <w:tcMar>
+              <w:top w:type="dxa" w:w="20"/>
+              <w:left w:type="dxa" w:w="70"/>
+              <w:bottom w:type="dxa" w:w="20"/>
+              <w:right w:type="dxa" w:w="70"/>
+            </w:tcMar>
+            <w:vAlign w:val="top"/>
+          </w:tcPr>
+          <w:p>
+            <w:pPr>
+              <w:spacing w:after="0" w:before="0" w:line="240"/>
+              <w:jc w:val="left"/>
+            </w:pPr>
+            <w:r>
+              <w:rPr>
+                <w:rFonts w:ascii="Calibri" w:cs="Calibri" w:eastAsia="Calibri" w:hAnsi="Calibri"/>
+                <w:b w:val="false"/>
+                <w:bCs w:val="false"/>
+                <w:color w:val="1F1F1F"/>
+                <w:sz w:val="16"/>
+                <w:szCs w:val="16"/>
               </w:rPr>
               <w:t xml:space="preserve">Numeric</w:t>
             </w:r>
@@ -13599,34 +13744,34 @@
         </w:tc>
         <w:tc>
           <w:tcPr>
-            <w:tcW w:type="dxa" w:w="3388"/>
-            <w:tcBorders>
-              <w:top w:val="none" w:color="FFFFFF" w:sz="0"/>
-              <w:left w:val="none" w:color="FFFFFF" w:sz="0"/>
-              <w:bottom w:val="none" w:color="FFFFFF" w:sz="0"/>
-              <w:right w:val="none" w:color="FFFFFF" w:sz="0"/>
-            </w:tcBorders>
-            <w:tcMar>
-              <w:top w:type="dxa" w:w="20"/>
-              <w:left w:type="dxa" w:w="70"/>
-              <w:bottom w:type="dxa" w:w="20"/>
-              <w:right w:type="dxa" w:w="70"/>
-            </w:tcMar>
-            <w:vAlign w:val="top"/>
-          </w:tcPr>
-          <w:p>
-            <w:pPr>
-              <w:spacing w:after="0" w:before="0" w:line="240"/>
-              <w:jc w:val="left"/>
-            </w:pPr>
-            <w:r>
-              <w:rPr>
-                <w:rFonts w:ascii="Calibri" w:cs="Calibri" w:eastAsia="Calibri" w:hAnsi="Calibri"/>
-                <w:b w:val="false"/>
-                <w:bCs w:val="false"/>
-                <w:color w:val="1F1F1F"/>
-                <w:sz w:val="17"/>
-                <w:szCs w:val="17"/>
+            <w:tcW w:type="dxa" w:w="2729"/>
+            <w:tcBorders>
+              <w:top w:val="none" w:color="FFFFFF" w:sz="0"/>
+              <w:left w:val="none" w:color="FFFFFF" w:sz="0"/>
+              <w:bottom w:val="none" w:color="FFFFFF" w:sz="0"/>
+              <w:right w:val="none" w:color="FFFFFF" w:sz="0"/>
+            </w:tcBorders>
+            <w:tcMar>
+              <w:top w:type="dxa" w:w="20"/>
+              <w:left w:type="dxa" w:w="70"/>
+              <w:bottom w:type="dxa" w:w="20"/>
+              <w:right w:type="dxa" w:w="70"/>
+            </w:tcMar>
+            <w:vAlign w:val="top"/>
+          </w:tcPr>
+          <w:p>
+            <w:pPr>
+              <w:spacing w:after="0" w:before="0" w:line="240"/>
+              <w:jc w:val="left"/>
+            </w:pPr>
+            <w:r>
+              <w:rPr>
+                <w:rFonts w:ascii="Calibri" w:cs="Calibri" w:eastAsia="Calibri" w:hAnsi="Calibri"/>
+                <w:b w:val="false"/>
+                <w:bCs w:val="false"/>
+                <w:color w:val="1F1F1F"/>
+                <w:sz w:val="16"/>
+                <w:szCs w:val="16"/>
               </w:rPr>
               <w:t xml:space="preserve">2, 4 or 5</w:t>
             </w:r>
@@ -13634,36 +13779,36 @@
         </w:tc>
         <w:tc>
           <w:tcPr>
-            <w:tcW w:type="dxa" w:w="2824"/>
-            <w:tcBorders>
-              <w:top w:val="none" w:color="FFFFFF" w:sz="0"/>
-              <w:left w:val="none" w:color="FFFFFF" w:sz="0"/>
-              <w:bottom w:val="none" w:color="FFFFFF" w:sz="0"/>
-              <w:right w:val="none" w:color="FFFFFF" w:sz="0"/>
-            </w:tcBorders>
-            <w:tcMar>
-              <w:top w:type="dxa" w:w="20"/>
-              <w:left w:type="dxa" w:w="70"/>
-              <w:bottom w:type="dxa" w:w="20"/>
-              <w:right w:type="dxa" w:w="70"/>
-            </w:tcMar>
-            <w:vAlign w:val="top"/>
-          </w:tcPr>
-          <w:p>
-            <w:pPr>
-              <w:spacing w:after="0" w:before="0" w:line="240"/>
-              <w:jc w:val="left"/>
-            </w:pPr>
-            <w:r>
-              <w:rPr>
-                <w:rFonts w:ascii="Calibri" w:cs="Calibri" w:eastAsia="Calibri" w:hAnsi="Calibri"/>
-                <w:b w:val="false"/>
-                <w:bCs w:val="false"/>
-                <w:color w:val="1F1F1F"/>
-                <w:sz w:val="17"/>
-                <w:szCs w:val="17"/>
-              </w:rPr>
-              <w:t xml:space="preserve"/>
+            <w:tcW w:type="dxa" w:w="4235"/>
+            <w:tcBorders>
+              <w:top w:val="none" w:color="FFFFFF" w:sz="0"/>
+              <w:left w:val="none" w:color="FFFFFF" w:sz="0"/>
+              <w:bottom w:val="none" w:color="FFFFFF" w:sz="0"/>
+              <w:right w:val="none" w:color="FFFFFF" w:sz="0"/>
+            </w:tcBorders>
+            <w:tcMar>
+              <w:top w:type="dxa" w:w="20"/>
+              <w:left w:type="dxa" w:w="70"/>
+              <w:bottom w:type="dxa" w:w="20"/>
+              <w:right w:type="dxa" w:w="70"/>
+            </w:tcMar>
+            <w:vAlign w:val="top"/>
+          </w:tcPr>
+          <w:p>
+            <w:pPr>
+              <w:spacing w:after="0" w:before="0" w:line="240"/>
+              <w:jc w:val="left"/>
+            </w:pPr>
+            <w:r>
+              <w:rPr>
+                <w:rFonts w:ascii="Calibri" w:cs="Calibri" w:eastAsia="Calibri" w:hAnsi="Calibri"/>
+                <w:b w:val="false"/>
+                <w:bCs w:val="false"/>
+                <w:color w:val="1F1F1F"/>
+                <w:sz w:val="16"/>
+                <w:szCs w:val="16"/>
+              </w:rPr>
+              <w:t xml:space="preserve">4: 60.1%, 5: 34.9%, 2: 5.0%</w:t>
             </w:r>
           </w:p>
         </w:tc>
@@ -13674,34 +13819,34 @@
         </w:trPr>
         <w:tc>
           <w:tcPr>
-            <w:tcW w:type="dxa" w:w="2071"/>
-            <w:tcBorders>
-              <w:top w:val="none" w:color="FFFFFF" w:sz="0"/>
-              <w:left w:val="none" w:color="FFFFFF" w:sz="0"/>
-              <w:bottom w:val="none" w:color="FFFFFF" w:sz="0"/>
-              <w:right w:val="none" w:color="FFFFFF" w:sz="0"/>
-            </w:tcBorders>
-            <w:tcMar>
-              <w:top w:type="dxa" w:w="20"/>
-              <w:left w:type="dxa" w:w="70"/>
-              <w:bottom w:type="dxa" w:w="20"/>
-              <w:right w:type="dxa" w:w="70"/>
-            </w:tcMar>
-            <w:vAlign w:val="top"/>
-          </w:tcPr>
-          <w:p>
-            <w:pPr>
-              <w:spacing w:after="0" w:before="0" w:line="240"/>
-              <w:jc w:val="left"/>
-            </w:pPr>
-            <w:r>
-              <w:rPr>
-                <w:rFonts w:ascii="Calibri" w:cs="Calibri" w:eastAsia="Calibri" w:hAnsi="Calibri"/>
-                <w:b w:val="false"/>
-                <w:bCs w:val="false"/>
-                <w:color w:val="1F1F1F"/>
-                <w:sz w:val="17"/>
-                <w:szCs w:val="17"/>
+            <w:tcW w:type="dxa" w:w="1601"/>
+            <w:tcBorders>
+              <w:top w:val="none" w:color="FFFFFF" w:sz="0"/>
+              <w:left w:val="none" w:color="FFFFFF" w:sz="0"/>
+              <w:bottom w:val="none" w:color="FFFFFF" w:sz="0"/>
+              <w:right w:val="none" w:color="FFFFFF" w:sz="0"/>
+            </w:tcBorders>
+            <w:tcMar>
+              <w:top w:type="dxa" w:w="20"/>
+              <w:left w:type="dxa" w:w="70"/>
+              <w:bottom w:type="dxa" w:w="20"/>
+              <w:right w:type="dxa" w:w="70"/>
+            </w:tcMar>
+            <w:vAlign w:val="top"/>
+          </w:tcPr>
+          <w:p>
+            <w:pPr>
+              <w:spacing w:after="0" w:before="0" w:line="240"/>
+              <w:jc w:val="left"/>
+            </w:pPr>
+            <w:r>
+              <w:rPr>
+                <w:rFonts w:ascii="Calibri" w:cs="Calibri" w:eastAsia="Calibri" w:hAnsi="Calibri"/>
+                <w:b w:val="false"/>
+                <w:bCs w:val="false"/>
+                <w:color w:val="1F1F1F"/>
+                <w:sz w:val="16"/>
+                <w:szCs w:val="16"/>
               </w:rPr>
               <w:t xml:space="preserve">Seats</w:t>
             </w:r>
@@ -13709,34 +13854,34 @@
         </w:tc>
         <w:tc>
           <w:tcPr>
-            <w:tcW w:type="dxa" w:w="1129"/>
-            <w:tcBorders>
-              <w:top w:val="none" w:color="FFFFFF" w:sz="0"/>
-              <w:left w:val="none" w:color="FFFFFF" w:sz="0"/>
-              <w:bottom w:val="none" w:color="FFFFFF" w:sz="0"/>
-              <w:right w:val="none" w:color="FFFFFF" w:sz="0"/>
-            </w:tcBorders>
-            <w:tcMar>
-              <w:top w:type="dxa" w:w="20"/>
-              <w:left w:type="dxa" w:w="70"/>
-              <w:bottom w:type="dxa" w:w="20"/>
-              <w:right w:type="dxa" w:w="70"/>
-            </w:tcMar>
-            <w:vAlign w:val="top"/>
-          </w:tcPr>
-          <w:p>
-            <w:pPr>
-              <w:spacing w:after="0" w:before="0" w:line="240"/>
-              <w:jc w:val="left"/>
-            </w:pPr>
-            <w:r>
-              <w:rPr>
-                <w:rFonts w:ascii="Calibri" w:cs="Calibri" w:eastAsia="Calibri" w:hAnsi="Calibri"/>
-                <w:b w:val="false"/>
-                <w:bCs w:val="false"/>
-                <w:color w:val="1F1F1F"/>
-                <w:sz w:val="17"/>
-                <w:szCs w:val="17"/>
+            <w:tcW w:type="dxa" w:w="847"/>
+            <w:tcBorders>
+              <w:top w:val="none" w:color="FFFFFF" w:sz="0"/>
+              <w:left w:val="none" w:color="FFFFFF" w:sz="0"/>
+              <w:bottom w:val="none" w:color="FFFFFF" w:sz="0"/>
+              <w:right w:val="none" w:color="FFFFFF" w:sz="0"/>
+            </w:tcBorders>
+            <w:tcMar>
+              <w:top w:type="dxa" w:w="20"/>
+              <w:left w:type="dxa" w:w="70"/>
+              <w:bottom w:type="dxa" w:w="20"/>
+              <w:right w:type="dxa" w:w="70"/>
+            </w:tcMar>
+            <w:vAlign w:val="top"/>
+          </w:tcPr>
+          <w:p>
+            <w:pPr>
+              <w:spacing w:after="0" w:before="0" w:line="240"/>
+              <w:jc w:val="left"/>
+            </w:pPr>
+            <w:r>
+              <w:rPr>
+                <w:rFonts w:ascii="Calibri" w:cs="Calibri" w:eastAsia="Calibri" w:hAnsi="Calibri"/>
+                <w:b w:val="false"/>
+                <w:bCs w:val="false"/>
+                <w:color w:val="1F1F1F"/>
+                <w:sz w:val="16"/>
+                <w:szCs w:val="16"/>
               </w:rPr>
               <w:t xml:space="preserve">Numeric</w:t>
             </w:r>
@@ -13744,34 +13889,34 @@
         </w:tc>
         <w:tc>
           <w:tcPr>
-            <w:tcW w:type="dxa" w:w="3388"/>
-            <w:tcBorders>
-              <w:top w:val="none" w:color="FFFFFF" w:sz="0"/>
-              <w:left w:val="none" w:color="FFFFFF" w:sz="0"/>
-              <w:bottom w:val="none" w:color="FFFFFF" w:sz="0"/>
-              <w:right w:val="none" w:color="FFFFFF" w:sz="0"/>
-            </w:tcBorders>
-            <w:tcMar>
-              <w:top w:type="dxa" w:w="20"/>
-              <w:left w:type="dxa" w:w="70"/>
-              <w:bottom w:type="dxa" w:w="20"/>
-              <w:right w:type="dxa" w:w="70"/>
-            </w:tcMar>
-            <w:vAlign w:val="top"/>
-          </w:tcPr>
-          <w:p>
-            <w:pPr>
-              <w:spacing w:after="0" w:before="0" w:line="240"/>
-              <w:jc w:val="left"/>
-            </w:pPr>
-            <w:r>
-              <w:rPr>
-                <w:rFonts w:ascii="Calibri" w:cs="Calibri" w:eastAsia="Calibri" w:hAnsi="Calibri"/>
-                <w:b w:val="false"/>
-                <w:bCs w:val="false"/>
-                <w:color w:val="1F1F1F"/>
-                <w:sz w:val="17"/>
-                <w:szCs w:val="17"/>
+            <w:tcW w:type="dxa" w:w="2729"/>
+            <w:tcBorders>
+              <w:top w:val="none" w:color="FFFFFF" w:sz="0"/>
+              <w:left w:val="none" w:color="FFFFFF" w:sz="0"/>
+              <w:bottom w:val="none" w:color="FFFFFF" w:sz="0"/>
+              <w:right w:val="none" w:color="FFFFFF" w:sz="0"/>
+            </w:tcBorders>
+            <w:tcMar>
+              <w:top w:type="dxa" w:w="20"/>
+              <w:left w:type="dxa" w:w="70"/>
+              <w:bottom w:type="dxa" w:w="20"/>
+              <w:right w:type="dxa" w:w="70"/>
+            </w:tcMar>
+            <w:vAlign w:val="top"/>
+          </w:tcPr>
+          <w:p>
+            <w:pPr>
+              <w:spacing w:after="0" w:before="0" w:line="240"/>
+              <w:jc w:val="left"/>
+            </w:pPr>
+            <w:r>
+              <w:rPr>
+                <w:rFonts w:ascii="Calibri" w:cs="Calibri" w:eastAsia="Calibri" w:hAnsi="Calibri"/>
+                <w:b w:val="false"/>
+                <w:bCs w:val="false"/>
+                <w:color w:val="1F1F1F"/>
+                <w:sz w:val="16"/>
+                <w:szCs w:val="16"/>
               </w:rPr>
               <w:t xml:space="preserve">2, 4, 5 or 7</w:t>
             </w:r>
@@ -13779,36 +13924,36 @@
         </w:tc>
         <w:tc>
           <w:tcPr>
-            <w:tcW w:type="dxa" w:w="2824"/>
-            <w:tcBorders>
-              <w:top w:val="none" w:color="FFFFFF" w:sz="0"/>
-              <w:left w:val="none" w:color="FFFFFF" w:sz="0"/>
-              <w:bottom w:val="none" w:color="FFFFFF" w:sz="0"/>
-              <w:right w:val="none" w:color="FFFFFF" w:sz="0"/>
-            </w:tcBorders>
-            <w:tcMar>
-              <w:top w:type="dxa" w:w="20"/>
-              <w:left w:type="dxa" w:w="70"/>
-              <w:bottom w:type="dxa" w:w="20"/>
-              <w:right w:type="dxa" w:w="70"/>
-            </w:tcMar>
-            <w:vAlign w:val="top"/>
-          </w:tcPr>
-          <w:p>
-            <w:pPr>
-              <w:spacing w:after="0" w:before="0" w:line="240"/>
-              <w:jc w:val="left"/>
-            </w:pPr>
-            <w:r>
-              <w:rPr>
-                <w:rFonts w:ascii="Calibri" w:cs="Calibri" w:eastAsia="Calibri" w:hAnsi="Calibri"/>
-                <w:b w:val="false"/>
-                <w:bCs w:val="false"/>
-                <w:color w:val="1F1F1F"/>
-                <w:sz w:val="17"/>
-                <w:szCs w:val="17"/>
-              </w:rPr>
-              <w:t xml:space="preserve"/>
+            <w:tcW w:type="dxa" w:w="4235"/>
+            <w:tcBorders>
+              <w:top w:val="none" w:color="FFFFFF" w:sz="0"/>
+              <w:left w:val="none" w:color="FFFFFF" w:sz="0"/>
+              <w:bottom w:val="none" w:color="FFFFFF" w:sz="0"/>
+              <w:right w:val="none" w:color="FFFFFF" w:sz="0"/>
+            </w:tcBorders>
+            <w:tcMar>
+              <w:top w:type="dxa" w:w="20"/>
+              <w:left w:type="dxa" w:w="70"/>
+              <w:bottom w:type="dxa" w:w="20"/>
+              <w:right w:type="dxa" w:w="70"/>
+            </w:tcMar>
+            <w:vAlign w:val="top"/>
+          </w:tcPr>
+          <w:p>
+            <w:pPr>
+              <w:spacing w:after="0" w:before="0" w:line="240"/>
+              <w:jc w:val="left"/>
+            </w:pPr>
+            <w:r>
+              <w:rPr>
+                <w:rFonts w:ascii="Calibri" w:cs="Calibri" w:eastAsia="Calibri" w:hAnsi="Calibri"/>
+                <w:b w:val="false"/>
+                <w:bCs w:val="false"/>
+                <w:color w:val="1F1F1F"/>
+                <w:sz w:val="16"/>
+                <w:szCs w:val="16"/>
+              </w:rPr>
+              <w:t xml:space="preserve">5: 75.0%, 7: 15.0%, 4: 8.0%, 2: 2.0%</w:t>
             </w:r>
           </w:p>
         </w:tc>
@@ -13819,34 +13964,34 @@
         </w:trPr>
         <w:tc>
           <w:tcPr>
-            <w:tcW w:type="dxa" w:w="2071"/>
-            <w:tcBorders>
-              <w:top w:val="none" w:color="FFFFFF" w:sz="0"/>
-              <w:left w:val="none" w:color="FFFFFF" w:sz="0"/>
-              <w:bottom w:val="none" w:color="FFFFFF" w:sz="0"/>
-              <w:right w:val="none" w:color="FFFFFF" w:sz="0"/>
-            </w:tcBorders>
-            <w:tcMar>
-              <w:top w:type="dxa" w:w="20"/>
-              <w:left w:type="dxa" w:w="70"/>
-              <w:bottom w:type="dxa" w:w="20"/>
-              <w:right w:type="dxa" w:w="70"/>
-            </w:tcMar>
-            <w:vAlign w:val="top"/>
-          </w:tcPr>
-          <w:p>
-            <w:pPr>
-              <w:spacing w:after="0" w:before="0" w:line="240"/>
-              <w:jc w:val="left"/>
-            </w:pPr>
-            <w:r>
-              <w:rPr>
-                <w:rFonts w:ascii="Calibri" w:cs="Calibri" w:eastAsia="Calibri" w:hAnsi="Calibri"/>
-                <w:b w:val="false"/>
-                <w:bCs w:val="false"/>
-                <w:color w:val="1F1F1F"/>
-                <w:sz w:val="17"/>
-                <w:szCs w:val="17"/>
+            <w:tcW w:type="dxa" w:w="1601"/>
+            <w:tcBorders>
+              <w:top w:val="none" w:color="FFFFFF" w:sz="0"/>
+              <w:left w:val="none" w:color="FFFFFF" w:sz="0"/>
+              <w:bottom w:val="none" w:color="FFFFFF" w:sz="0"/>
+              <w:right w:val="none" w:color="FFFFFF" w:sz="0"/>
+            </w:tcBorders>
+            <w:tcMar>
+              <w:top w:type="dxa" w:w="20"/>
+              <w:left w:type="dxa" w:w="70"/>
+              <w:bottom w:type="dxa" w:w="20"/>
+              <w:right w:type="dxa" w:w="70"/>
+            </w:tcMar>
+            <w:vAlign w:val="top"/>
+          </w:tcPr>
+          <w:p>
+            <w:pPr>
+              <w:spacing w:after="0" w:before="0" w:line="240"/>
+              <w:jc w:val="left"/>
+            </w:pPr>
+            <w:r>
+              <w:rPr>
+                <w:rFonts w:ascii="Calibri" w:cs="Calibri" w:eastAsia="Calibri" w:hAnsi="Calibri"/>
+                <w:b w:val="false"/>
+                <w:bCs w:val="false"/>
+                <w:color w:val="1F1F1F"/>
+                <w:sz w:val="16"/>
+                <w:szCs w:val="16"/>
               </w:rPr>
               <w:t xml:space="preserve">Registration_Age</w:t>
             </w:r>
@@ -13854,34 +13999,34 @@
         </w:tc>
         <w:tc>
           <w:tcPr>
-            <w:tcW w:type="dxa" w:w="1129"/>
-            <w:tcBorders>
-              <w:top w:val="none" w:color="FFFFFF" w:sz="0"/>
-              <w:left w:val="none" w:color="FFFFFF" w:sz="0"/>
-              <w:bottom w:val="none" w:color="FFFFFF" w:sz="0"/>
-              <w:right w:val="none" w:color="FFFFFF" w:sz="0"/>
-            </w:tcBorders>
-            <w:tcMar>
-              <w:top w:type="dxa" w:w="20"/>
-              <w:left w:type="dxa" w:w="70"/>
-              <w:bottom w:type="dxa" w:w="20"/>
-              <w:right w:type="dxa" w:w="70"/>
-            </w:tcMar>
-            <w:vAlign w:val="top"/>
-          </w:tcPr>
-          <w:p>
-            <w:pPr>
-              <w:spacing w:after="0" w:before="0" w:line="240"/>
-              <w:jc w:val="left"/>
-            </w:pPr>
-            <w:r>
-              <w:rPr>
-                <w:rFonts w:ascii="Calibri" w:cs="Calibri" w:eastAsia="Calibri" w:hAnsi="Calibri"/>
-                <w:b w:val="false"/>
-                <w:bCs w:val="false"/>
-                <w:color w:val="1F1F1F"/>
-                <w:sz w:val="17"/>
-                <w:szCs w:val="17"/>
+            <w:tcW w:type="dxa" w:w="847"/>
+            <w:tcBorders>
+              <w:top w:val="none" w:color="FFFFFF" w:sz="0"/>
+              <w:left w:val="none" w:color="FFFFFF" w:sz="0"/>
+              <w:bottom w:val="none" w:color="FFFFFF" w:sz="0"/>
+              <w:right w:val="none" w:color="FFFFFF" w:sz="0"/>
+            </w:tcBorders>
+            <w:tcMar>
+              <w:top w:type="dxa" w:w="20"/>
+              <w:left w:type="dxa" w:w="70"/>
+              <w:bottom w:type="dxa" w:w="20"/>
+              <w:right w:type="dxa" w:w="70"/>
+            </w:tcMar>
+            <w:vAlign w:val="top"/>
+          </w:tcPr>
+          <w:p>
+            <w:pPr>
+              <w:spacing w:after="0" w:before="0" w:line="240"/>
+              <w:jc w:val="left"/>
+            </w:pPr>
+            <w:r>
+              <w:rPr>
+                <w:rFonts w:ascii="Calibri" w:cs="Calibri" w:eastAsia="Calibri" w:hAnsi="Calibri"/>
+                <w:b w:val="false"/>
+                <w:bCs w:val="false"/>
+                <w:color w:val="1F1F1F"/>
+                <w:sz w:val="16"/>
+                <w:szCs w:val="16"/>
               </w:rPr>
               <w:t xml:space="preserve">Numeric</w:t>
             </w:r>
@@ -13889,34 +14034,34 @@
         </w:tc>
         <w:tc>
           <w:tcPr>
-            <w:tcW w:type="dxa" w:w="3388"/>
-            <w:tcBorders>
-              <w:top w:val="none" w:color="FFFFFF" w:sz="0"/>
-              <w:left w:val="none" w:color="FFFFFF" w:sz="0"/>
-              <w:bottom w:val="none" w:color="FFFFFF" w:sz="0"/>
-              <w:right w:val="none" w:color="FFFFFF" w:sz="0"/>
-            </w:tcBorders>
-            <w:tcMar>
-              <w:top w:type="dxa" w:w="20"/>
-              <w:left w:type="dxa" w:w="70"/>
-              <w:bottom w:type="dxa" w:w="20"/>
-              <w:right w:type="dxa" w:w="70"/>
-            </w:tcMar>
-            <w:vAlign w:val="top"/>
-          </w:tcPr>
-          <w:p>
-            <w:pPr>
-              <w:spacing w:after="0" w:before="0" w:line="240"/>
-              <w:jc w:val="left"/>
-            </w:pPr>
-            <w:r>
-              <w:rPr>
-                <w:rFonts w:ascii="Calibri" w:cs="Calibri" w:eastAsia="Calibri" w:hAnsi="Calibri"/>
-                <w:b w:val="false"/>
-                <w:bCs w:val="false"/>
-                <w:color w:val="1F1F1F"/>
-                <w:sz w:val="17"/>
-                <w:szCs w:val="17"/>
+            <w:tcW w:type="dxa" w:w="2729"/>
+            <w:tcBorders>
+              <w:top w:val="none" w:color="FFFFFF" w:sz="0"/>
+              <w:left w:val="none" w:color="FFFFFF" w:sz="0"/>
+              <w:bottom w:val="none" w:color="FFFFFF" w:sz="0"/>
+              <w:right w:val="none" w:color="FFFFFF" w:sz="0"/>
+            </w:tcBorders>
+            <w:tcMar>
+              <w:top w:type="dxa" w:w="20"/>
+              <w:left w:type="dxa" w:w="70"/>
+              <w:bottom w:type="dxa" w:w="20"/>
+              <w:right w:type="dxa" w:w="70"/>
+            </w:tcMar>
+            <w:vAlign w:val="top"/>
+          </w:tcPr>
+          <w:p>
+            <w:pPr>
+              <w:spacing w:after="0" w:before="0" w:line="240"/>
+              <w:jc w:val="left"/>
+            </w:pPr>
+            <w:r>
+              <w:rPr>
+                <w:rFonts w:ascii="Calibri" w:cs="Calibri" w:eastAsia="Calibri" w:hAnsi="Calibri"/>
+                <w:b w:val="false"/>
+                <w:bCs w:val="false"/>
+                <w:color w:val="1F1F1F"/>
+                <w:sz w:val="16"/>
+                <w:szCs w:val="16"/>
               </w:rPr>
               <w:t xml:space="preserve">years, 1 to 25</w:t>
             </w:r>
@@ -13924,34 +14069,34 @@
         </w:tc>
         <w:tc>
           <w:tcPr>
-            <w:tcW w:type="dxa" w:w="2824"/>
-            <w:tcBorders>
-              <w:top w:val="none" w:color="FFFFFF" w:sz="0"/>
-              <w:left w:val="none" w:color="FFFFFF" w:sz="0"/>
-              <w:bottom w:val="none" w:color="FFFFFF" w:sz="0"/>
-              <w:right w:val="none" w:color="FFFFFF" w:sz="0"/>
-            </w:tcBorders>
-            <w:tcMar>
-              <w:top w:type="dxa" w:w="20"/>
-              <w:left w:type="dxa" w:w="70"/>
-              <w:bottom w:type="dxa" w:w="20"/>
-              <w:right w:type="dxa" w:w="70"/>
-            </w:tcMar>
-            <w:vAlign w:val="top"/>
-          </w:tcPr>
-          <w:p>
-            <w:pPr>
-              <w:spacing w:after="0" w:before="0" w:line="240"/>
-              <w:jc w:val="left"/>
-            </w:pPr>
-            <w:r>
-              <w:rPr>
-                <w:rFonts w:ascii="Calibri" w:cs="Calibri" w:eastAsia="Calibri" w:hAnsi="Calibri"/>
-                <w:b w:val="false"/>
-                <w:bCs w:val="false"/>
-                <w:color w:val="1F1F1F"/>
-                <w:sz w:val="17"/>
-                <w:szCs w:val="17"/>
+            <w:tcW w:type="dxa" w:w="4235"/>
+            <w:tcBorders>
+              <w:top w:val="none" w:color="FFFFFF" w:sz="0"/>
+              <w:left w:val="none" w:color="FFFFFF" w:sz="0"/>
+              <w:bottom w:val="none" w:color="FFFFFF" w:sz="0"/>
+              <w:right w:val="none" w:color="FFFFFF" w:sz="0"/>
+            </w:tcBorders>
+            <w:tcMar>
+              <w:top w:type="dxa" w:w="20"/>
+              <w:left w:type="dxa" w:w="70"/>
+              <w:bottom w:type="dxa" w:w="20"/>
+              <w:right w:type="dxa" w:w="70"/>
+            </w:tcMar>
+            <w:vAlign w:val="top"/>
+          </w:tcPr>
+          <w:p>
+            <w:pPr>
+              <w:spacing w:after="0" w:before="0" w:line="240"/>
+              <w:jc w:val="left"/>
+            </w:pPr>
+            <w:r>
+              <w:rPr>
+                <w:rFonts w:ascii="Calibri" w:cs="Calibri" w:eastAsia="Calibri" w:hAnsi="Calibri"/>
+                <w:b w:val="false"/>
+                <w:bCs w:val="false"/>
+                <w:color w:val="1F1F1F"/>
+                <w:sz w:val="16"/>
+                <w:szCs w:val="16"/>
               </w:rPr>
               <w:t xml:space="preserve">About 40,000 cars at each age</w:t>
             </w:r>
@@ -13964,7 +14109,7 @@
         </w:trPr>
         <w:tc>
           <w:tcPr>
-            <w:tcW w:type="dxa" w:w="2071"/>
+            <w:tcW w:type="dxa" w:w="1601"/>
             <w:tcBorders>
               <w:top w:val="none" w:color="FFFFFF" w:sz="0"/>
               <w:left w:val="none" w:color="FFFFFF" w:sz="0"/>
@@ -13990,8 +14135,8 @@
                 <w:b w:val="false"/>
                 <w:bCs w:val="false"/>
                 <w:color w:val="1F1F1F"/>
-                <w:sz w:val="17"/>
-                <w:szCs w:val="17"/>
+                <w:sz w:val="16"/>
+                <w:szCs w:val="16"/>
               </w:rPr>
               <w:t xml:space="preserve">Car_Price</w:t>
             </w:r>
@@ -13999,7 +14144,7 @@
         </w:tc>
         <w:tc>
           <w:tcPr>
-            <w:tcW w:type="dxa" w:w="1129"/>
+            <w:tcW w:type="dxa" w:w="847"/>
             <w:tcBorders>
               <w:top w:val="none" w:color="FFFFFF" w:sz="0"/>
               <w:left w:val="none" w:color="FFFFFF" w:sz="0"/>
@@ -14025,8 +14170,8 @@
                 <w:b w:val="false"/>
                 <w:bCs w:val="false"/>
                 <w:color w:val="1F1F1F"/>
-                <w:sz w:val="17"/>
-                <w:szCs w:val="17"/>
+                <w:sz w:val="16"/>
+                <w:szCs w:val="16"/>
               </w:rPr>
               <w:t xml:space="preserve">Numeric</w:t>
             </w:r>
@@ -14034,7 +14179,7 @@
         </w:tc>
         <w:tc>
           <w:tcPr>
-            <w:tcW w:type="dxa" w:w="3388"/>
+            <w:tcW w:type="dxa" w:w="2729"/>
             <w:tcBorders>
               <w:top w:val="none" w:color="FFFFFF" w:sz="0"/>
               <w:left w:val="none" w:color="FFFFFF" w:sz="0"/>
@@ -14060,8 +14205,8 @@
                 <w:b w:val="false"/>
                 <w:bCs w:val="false"/>
                 <w:color w:val="1F1F1F"/>
-                <w:sz w:val="17"/>
-                <w:szCs w:val="17"/>
+                <w:sz w:val="16"/>
+                <w:szCs w:val="16"/>
               </w:rPr>
               <w:t xml:space="preserve">INR</w:t>
             </w:r>
@@ -14069,7 +14214,7 @@
         </w:tc>
         <w:tc>
           <w:tcPr>
-            <w:tcW w:type="dxa" w:w="2824"/>
+            <w:tcW w:type="dxa" w:w="4235"/>
             <w:tcBorders>
               <w:top w:val="none" w:color="FFFFFF" w:sz="0"/>
               <w:left w:val="none" w:color="FFFFFF" w:sz="0"/>
@@ -14095,8 +14240,8 @@
                 <w:b w:val="false"/>
                 <w:bCs w:val="false"/>
                 <w:color w:val="1F1F1F"/>
-                <w:sz w:val="17"/>
-                <w:szCs w:val="17"/>
+                <w:sz w:val="16"/>
+                <w:szCs w:val="16"/>
               </w:rPr>
               <w:t xml:space="preserve">Target variable</w:t>
             </w:r>
@@ -14106,13 +14251,22 @@
     </w:tbl>
     <w:p>
       <w:pPr>
-        <w:spacing w:after="80" w:before="0"/>
+        <w:spacing w:after="120" w:before="40"/>
       </w:pPr>
+      <w:r>
+        <w:rPr>
+          <w:rFonts w:ascii="Calibri" w:cs="Calibri" w:eastAsia="Calibri" w:hAnsi="Calibri"/>
+          <w:color w:val="595959"/>
+          <w:sz w:val="15"/>
+          <w:szCs w:val="15"/>
+        </w:rPr>
+        <w:t xml:space="preserve">Source: calculated from Stable Space (2026). Shares are of all 1,005,000 listings; no share differs by more than 0.2 percentage points between the luxury and non-luxury segments.</w:t>
+      </w:r>
     </w:p>
     <w:p>
       <w:pPr>
         <w:keepNext/>
-        <w:spacing w:after="60" w:before="160"/>
+        <w:spacing w:after="60" w:before="100"/>
       </w:pPr>
       <w:r>
         <w:rPr>
@@ -14188,8 +14342,8 @@
                 <w:b/>
                 <w:bCs/>
                 <w:color w:val="1F1F1F"/>
-                <w:sz w:val="17"/>
-                <w:szCs w:val="17"/>
+                <w:sz w:val="16"/>
+                <w:szCs w:val="16"/>
               </w:rPr>
               <w:t xml:space="preserve">Field</w:t>
             </w:r>
@@ -14224,8 +14378,8 @@
                 <w:b/>
                 <w:bCs/>
                 <w:color w:val="1F1F1F"/>
-                <w:sz w:val="17"/>
-                <w:szCs w:val="17"/>
+                <w:sz w:val="16"/>
+                <w:szCs w:val="16"/>
               </w:rPr>
               <w:t xml:space="preserve">All</w:t>
             </w:r>
@@ -14260,8 +14414,8 @@
                 <w:b/>
                 <w:bCs/>
                 <w:color w:val="1F1F1F"/>
-                <w:sz w:val="17"/>
-                <w:szCs w:val="17"/>
+                <w:sz w:val="16"/>
+                <w:szCs w:val="16"/>
               </w:rPr>
               <w:t xml:space="preserve">Luxury</w:t>
             </w:r>
@@ -14296,8 +14450,8 @@
                 <w:b/>
                 <w:bCs/>
                 <w:color w:val="1F1F1F"/>
-                <w:sz w:val="17"/>
-                <w:szCs w:val="17"/>
+                <w:sz w:val="16"/>
+                <w:szCs w:val="16"/>
               </w:rPr>
               <w:t xml:space="preserve">Non-luxury</w:t>
             </w:r>
@@ -14336,8 +14490,8 @@
                 <w:b w:val="false"/>
                 <w:bCs w:val="false"/>
                 <w:color w:val="1F1F1F"/>
-                <w:sz w:val="17"/>
-                <w:szCs w:val="17"/>
+                <w:sz w:val="16"/>
+                <w:szCs w:val="16"/>
               </w:rPr>
               <w:t xml:space="preserve">Kms_Driven (≤ 1,000,000 km)</w:t>
             </w:r>
@@ -14371,8 +14525,8 @@
                 <w:b w:val="false"/>
                 <w:bCs w:val="false"/>
                 <w:color w:val="1F1F1F"/>
-                <w:sz w:val="17"/>
-                <w:szCs w:val="17"/>
+                <w:sz w:val="16"/>
+                <w:szCs w:val="16"/>
               </w:rPr>
               <w:t xml:space="preserve">−0.0510</w:t>
             </w:r>
@@ -14406,8 +14560,8 @@
                 <w:b w:val="false"/>
                 <w:bCs w:val="false"/>
                 <w:color w:val="1F1F1F"/>
-                <w:sz w:val="17"/>
-                <w:szCs w:val="17"/>
+                <w:sz w:val="16"/>
+                <w:szCs w:val="16"/>
               </w:rPr>
               <w:t xml:space="preserve">−0.0520</w:t>
             </w:r>
@@ -14441,8 +14595,8 @@
                 <w:b w:val="false"/>
                 <w:bCs w:val="false"/>
                 <w:color w:val="1F1F1F"/>
-                <w:sz w:val="17"/>
-                <w:szCs w:val="17"/>
+                <w:sz w:val="16"/>
+                <w:szCs w:val="16"/>
               </w:rPr>
               <w:t xml:space="preserve">−0.0507</w:t>
             </w:r>
@@ -14481,8 +14635,8 @@
                 <w:b w:val="false"/>
                 <w:bCs w:val="false"/>
                 <w:color w:val="1F1F1F"/>
-                <w:sz w:val="17"/>
-                <w:szCs w:val="17"/>
+                <w:sz w:val="16"/>
+                <w:szCs w:val="16"/>
               </w:rPr>
               <w:t xml:space="preserve">Horsepower</w:t>
             </w:r>
@@ -14516,8 +14670,8 @@
                 <w:b w:val="false"/>
                 <w:bCs w:val="false"/>
                 <w:color w:val="1F1F1F"/>
-                <w:sz w:val="17"/>
-                <w:szCs w:val="17"/>
+                <w:sz w:val="16"/>
+                <w:szCs w:val="16"/>
               </w:rPr>
               <w:t xml:space="preserve">+0.0328</w:t>
             </w:r>
@@ -14551,8 +14705,8 @@
                 <w:b w:val="false"/>
                 <w:bCs w:val="false"/>
                 <w:color w:val="1F1F1F"/>
-                <w:sz w:val="17"/>
-                <w:szCs w:val="17"/>
+                <w:sz w:val="16"/>
+                <w:szCs w:val="16"/>
               </w:rPr>
               <w:t xml:space="preserve">+0.0362</w:t>
             </w:r>
@@ -14586,8 +14740,8 @@
                 <w:b w:val="false"/>
                 <w:bCs w:val="false"/>
                 <w:color w:val="1F1F1F"/>
-                <w:sz w:val="17"/>
-                <w:szCs w:val="17"/>
+                <w:sz w:val="16"/>
+                <w:szCs w:val="16"/>
               </w:rPr>
               <w:t xml:space="preserve">+0.0318</w:t>
             </w:r>
@@ -14626,8 +14780,8 @@
                 <w:b w:val="false"/>
                 <w:bCs w:val="false"/>
                 <w:color w:val="1F1F1F"/>
-                <w:sz w:val="17"/>
-                <w:szCs w:val="17"/>
+                <w:sz w:val="16"/>
+                <w:szCs w:val="16"/>
               </w:rPr>
               <w:t xml:space="preserve">Engine_CC</w:t>
             </w:r>
@@ -14661,8 +14815,8 @@
                 <w:b w:val="false"/>
                 <w:bCs w:val="false"/>
                 <w:color w:val="1F1F1F"/>
-                <w:sz w:val="17"/>
-                <w:szCs w:val="17"/>
+                <w:sz w:val="16"/>
+                <w:szCs w:val="16"/>
               </w:rPr>
               <w:t xml:space="preserve">+0.0264</w:t>
             </w:r>
@@ -14696,8 +14850,8 @@
                 <w:b w:val="false"/>
                 <w:bCs w:val="false"/>
                 <w:color w:val="1F1F1F"/>
-                <w:sz w:val="17"/>
-                <w:szCs w:val="17"/>
+                <w:sz w:val="16"/>
+                <w:szCs w:val="16"/>
               </w:rPr>
               <w:t xml:space="preserve">+0.0285</w:t>
             </w:r>
@@ -14731,8 +14885,8 @@
                 <w:b w:val="false"/>
                 <w:bCs w:val="false"/>
                 <w:color w:val="1F1F1F"/>
-                <w:sz w:val="17"/>
-                <w:szCs w:val="17"/>
+                <w:sz w:val="16"/>
+                <w:szCs w:val="16"/>
               </w:rPr>
               <w:t xml:space="preserve">+0.0258</w:t>
             </w:r>
@@ -14771,8 +14925,8 @@
                 <w:b w:val="false"/>
                 <w:bCs w:val="false"/>
                 <w:color w:val="1F1F1F"/>
-                <w:sz w:val="17"/>
-                <w:szCs w:val="17"/>
+                <w:sz w:val="16"/>
+                <w:szCs w:val="16"/>
               </w:rPr>
               <w:t xml:space="preserve">Tax_Paid</w:t>
             </w:r>
@@ -14806,8 +14960,8 @@
                 <w:b w:val="false"/>
                 <w:bCs w:val="false"/>
                 <w:color w:val="1F1F1F"/>
-                <w:sz w:val="17"/>
-                <w:szCs w:val="17"/>
+                <w:sz w:val="16"/>
+                <w:szCs w:val="16"/>
               </w:rPr>
               <w:t xml:space="preserve">+0.0017</w:t>
             </w:r>
@@ -14841,8 +14995,8 @@
                 <w:b w:val="false"/>
                 <w:bCs w:val="false"/>
                 <w:color w:val="1F1F1F"/>
-                <w:sz w:val="17"/>
-                <w:szCs w:val="17"/>
+                <w:sz w:val="16"/>
+                <w:szCs w:val="16"/>
               </w:rPr>
               <w:t xml:space="preserve">+0.0013</w:t>
             </w:r>
@@ -14876,8 +15030,8 @@
                 <w:b w:val="false"/>
                 <w:bCs w:val="false"/>
                 <w:color w:val="1F1F1F"/>
-                <w:sz w:val="17"/>
-                <w:szCs w:val="17"/>
+                <w:sz w:val="16"/>
+                <w:szCs w:val="16"/>
               </w:rPr>
               <w:t xml:space="preserve">+0.0018</w:t>
             </w:r>
@@ -14916,8 +15070,8 @@
                 <w:b w:val="false"/>
                 <w:bCs w:val="false"/>
                 <w:color w:val="1F1F1F"/>
-                <w:sz w:val="17"/>
-                <w:szCs w:val="17"/>
+                <w:sz w:val="16"/>
+                <w:szCs w:val="16"/>
               </w:rPr>
               <w:t xml:space="preserve">Number_of_Doors</w:t>
             </w:r>
@@ -14951,8 +15105,8 @@
                 <w:b w:val="false"/>
                 <w:bCs w:val="false"/>
                 <w:color w:val="1F1F1F"/>
-                <w:sz w:val="17"/>
-                <w:szCs w:val="17"/>
+                <w:sz w:val="16"/>
+                <w:szCs w:val="16"/>
               </w:rPr>
               <w:t xml:space="preserve">+0.0007</w:t>
             </w:r>
@@ -14986,8 +15140,8 @@
                 <w:b w:val="false"/>
                 <w:bCs w:val="false"/>
                 <w:color w:val="1F1F1F"/>
-                <w:sz w:val="17"/>
-                <w:szCs w:val="17"/>
+                <w:sz w:val="16"/>
+                <w:szCs w:val="16"/>
               </w:rPr>
               <w:t xml:space="preserve">+0.0018</w:t>
             </w:r>
@@ -15021,8 +15175,8 @@
                 <w:b w:val="false"/>
                 <w:bCs w:val="false"/>
                 <w:color w:val="1F1F1F"/>
-                <w:sz w:val="17"/>
-                <w:szCs w:val="17"/>
+                <w:sz w:val="16"/>
+                <w:szCs w:val="16"/>
               </w:rPr>
               <w:t xml:space="preserve">+0.0003</w:t>
             </w:r>
@@ -15061,8 +15215,8 @@
                 <w:b w:val="false"/>
                 <w:bCs w:val="false"/>
                 <w:color w:val="1F1F1F"/>
-                <w:sz w:val="17"/>
-                <w:szCs w:val="17"/>
+                <w:sz w:val="16"/>
+                <w:szCs w:val="16"/>
               </w:rPr>
               <w:t xml:space="preserve">Mileage_kmpl</w:t>
             </w:r>
@@ -15096,8 +15250,8 @@
                 <w:b w:val="false"/>
                 <w:bCs w:val="false"/>
                 <w:color w:val="1F1F1F"/>
-                <w:sz w:val="17"/>
-                <w:szCs w:val="17"/>
+                <w:sz w:val="16"/>
+                <w:szCs w:val="16"/>
               </w:rPr>
               <w:t xml:space="preserve">+0.0002</w:t>
             </w:r>
@@ -15131,8 +15285,8 @@
                 <w:b w:val="false"/>
                 <w:bCs w:val="false"/>
                 <w:color w:val="1F1F1F"/>
-                <w:sz w:val="17"/>
-                <w:szCs w:val="17"/>
+                <w:sz w:val="16"/>
+                <w:szCs w:val="16"/>
               </w:rPr>
               <w:t xml:space="preserve">−0.0008</w:t>
             </w:r>
@@ -15166,8 +15320,8 @@
                 <w:b w:val="false"/>
                 <w:bCs w:val="false"/>
                 <w:color w:val="1F1F1F"/>
-                <w:sz w:val="17"/>
-                <w:szCs w:val="17"/>
+                <w:sz w:val="16"/>
+                <w:szCs w:val="16"/>
               </w:rPr>
               <w:t xml:space="preserve">+0.0005</w:t>
             </w:r>
@@ -15206,8 +15360,8 @@
                 <w:b w:val="false"/>
                 <w:bCs w:val="false"/>
                 <w:color w:val="1F1F1F"/>
-                <w:sz w:val="17"/>
-                <w:szCs w:val="17"/>
+                <w:sz w:val="16"/>
+                <w:szCs w:val="16"/>
               </w:rPr>
               <w:t xml:space="preserve">Registration_Age</w:t>
             </w:r>
@@ -15241,8 +15395,8 @@
                 <w:b w:val="false"/>
                 <w:bCs w:val="false"/>
                 <w:color w:val="1F1F1F"/>
-                <w:sz w:val="17"/>
-                <w:szCs w:val="17"/>
+                <w:sz w:val="16"/>
+                <w:szCs w:val="16"/>
               </w:rPr>
               <w:t xml:space="preserve">+0.0001</w:t>
             </w:r>
@@ -15276,8 +15430,8 @@
                 <w:b w:val="false"/>
                 <w:bCs w:val="false"/>
                 <w:color w:val="1F1F1F"/>
-                <w:sz w:val="17"/>
-                <w:szCs w:val="17"/>
+                <w:sz w:val="16"/>
+                <w:szCs w:val="16"/>
               </w:rPr>
               <w:t xml:space="preserve">−0.0001</w:t>
             </w:r>
@@ -15311,8 +15465,8 @@
                 <w:b w:val="false"/>
                 <w:bCs w:val="false"/>
                 <w:color w:val="1F1F1F"/>
-                <w:sz w:val="17"/>
-                <w:szCs w:val="17"/>
+                <w:sz w:val="16"/>
+                <w:szCs w:val="16"/>
               </w:rPr>
               <w:t xml:space="preserve">+0.0001</w:t>
             </w:r>
@@ -15351,8 +15505,8 @@
                 <w:b w:val="false"/>
                 <w:bCs w:val="false"/>
                 <w:color w:val="1F1F1F"/>
-                <w:sz w:val="17"/>
-                <w:szCs w:val="17"/>
+                <w:sz w:val="16"/>
+                <w:szCs w:val="16"/>
               </w:rPr>
               <w:t xml:space="preserve">Year</w:t>
             </w:r>
@@ -15386,8 +15540,8 @@
                 <w:b w:val="false"/>
                 <w:bCs w:val="false"/>
                 <w:color w:val="1F1F1F"/>
-                <w:sz w:val="17"/>
-                <w:szCs w:val="17"/>
+                <w:sz w:val="16"/>
+                <w:szCs w:val="16"/>
               </w:rPr>
               <w:t xml:space="preserve">−0.0001</w:t>
             </w:r>
@@ -15421,8 +15575,8 @@
                 <w:b w:val="false"/>
                 <w:bCs w:val="false"/>
                 <w:color w:val="1F1F1F"/>
-                <w:sz w:val="17"/>
-                <w:szCs w:val="17"/>
+                <w:sz w:val="16"/>
+                <w:szCs w:val="16"/>
               </w:rPr>
               <w:t xml:space="preserve">+0.0001</w:t>
             </w:r>
@@ -15456,8 +15610,8 @@
                 <w:b w:val="false"/>
                 <w:bCs w:val="false"/>
                 <w:color w:val="1F1F1F"/>
-                <w:sz w:val="17"/>
-                <w:szCs w:val="17"/>
+                <w:sz w:val="16"/>
+                <w:szCs w:val="16"/>
               </w:rPr>
               <w:t xml:space="preserve">−0.0001</w:t>
             </w:r>
@@ -15496,8 +15650,8 @@
                 <w:b w:val="false"/>
                 <w:bCs w:val="false"/>
                 <w:color w:val="1F1F1F"/>
-                <w:sz w:val="17"/>
-                <w:szCs w:val="17"/>
+                <w:sz w:val="16"/>
+                <w:szCs w:val="16"/>
               </w:rPr>
               <w:t xml:space="preserve">Insurance_Valid</w:t>
             </w:r>
@@ -15531,8 +15685,8 @@
                 <w:b w:val="false"/>
                 <w:bCs w:val="false"/>
                 <w:color w:val="1F1F1F"/>
-                <w:sz w:val="17"/>
-                <w:szCs w:val="17"/>
+                <w:sz w:val="16"/>
+                <w:szCs w:val="16"/>
               </w:rPr>
               <w:t xml:space="preserve">−0.0002</w:t>
             </w:r>
@@ -15566,8 +15720,8 @@
                 <w:b w:val="false"/>
                 <w:bCs w:val="false"/>
                 <w:color w:val="1F1F1F"/>
-                <w:sz w:val="17"/>
-                <w:szCs w:val="17"/>
+                <w:sz w:val="16"/>
+                <w:szCs w:val="16"/>
               </w:rPr>
               <w:t xml:space="preserve">+0.0044</w:t>
             </w:r>
@@ -15601,8 +15755,8 @@
                 <w:b w:val="false"/>
                 <w:bCs w:val="false"/>
                 <w:color w:val="1F1F1F"/>
-                <w:sz w:val="17"/>
-                <w:szCs w:val="17"/>
+                <w:sz w:val="16"/>
+                <w:szCs w:val="16"/>
               </w:rPr>
               <w:t xml:space="preserve">−0.0016</w:t>
             </w:r>
@@ -15641,8 +15795,8 @@
                 <w:b w:val="false"/>
                 <w:bCs w:val="false"/>
                 <w:color w:val="1F1F1F"/>
-                <w:sz w:val="17"/>
-                <w:szCs w:val="17"/>
+                <w:sz w:val="16"/>
+                <w:szCs w:val="16"/>
               </w:rPr>
               <w:t xml:space="preserve">Service_History</w:t>
             </w:r>
@@ -15676,8 +15830,8 @@
                 <w:b w:val="false"/>
                 <w:bCs w:val="false"/>
                 <w:color w:val="1F1F1F"/>
-                <w:sz w:val="17"/>
-                <w:szCs w:val="17"/>
+                <w:sz w:val="16"/>
+                <w:szCs w:val="16"/>
               </w:rPr>
               <w:t xml:space="preserve">−0.0003</w:t>
             </w:r>
@@ -15711,8 +15865,8 @@
                 <w:b w:val="false"/>
                 <w:bCs w:val="false"/>
                 <w:color w:val="1F1F1F"/>
-                <w:sz w:val="17"/>
-                <w:szCs w:val="17"/>
+                <w:sz w:val="16"/>
+                <w:szCs w:val="16"/>
               </w:rPr>
               <w:t xml:space="preserve">+0.0002</w:t>
             </w:r>
@@ -15746,8 +15900,8 @@
                 <w:b w:val="false"/>
                 <w:bCs w:val="false"/>
                 <w:color w:val="1F1F1F"/>
-                <w:sz w:val="17"/>
-                <w:szCs w:val="17"/>
+                <w:sz w:val="16"/>
+                <w:szCs w:val="16"/>
               </w:rPr>
               <w:t xml:space="preserve">−0.0004</w:t>
             </w:r>
@@ -15786,8 +15940,8 @@
                 <w:b w:val="false"/>
                 <w:bCs w:val="false"/>
                 <w:color w:val="1F1F1F"/>
-                <w:sz w:val="17"/>
-                <w:szCs w:val="17"/>
+                <w:sz w:val="16"/>
+                <w:szCs w:val="16"/>
               </w:rPr>
               <w:t xml:space="preserve">Accidents</w:t>
             </w:r>
@@ -15821,8 +15975,8 @@
                 <w:b w:val="false"/>
                 <w:bCs w:val="false"/>
                 <w:color w:val="1F1F1F"/>
-                <w:sz w:val="17"/>
-                <w:szCs w:val="17"/>
+                <w:sz w:val="16"/>
+                <w:szCs w:val="16"/>
               </w:rPr>
               <w:t xml:space="preserve">−0.0003</w:t>
             </w:r>
@@ -15856,8 +16010,8 @@
                 <w:b w:val="false"/>
                 <w:bCs w:val="false"/>
                 <w:color w:val="1F1F1F"/>
-                <w:sz w:val="17"/>
-                <w:szCs w:val="17"/>
+                <w:sz w:val="16"/>
+                <w:szCs w:val="16"/>
               </w:rPr>
               <w:t xml:space="preserve">−0.0007</w:t>
             </w:r>
@@ -15891,8 +16045,8 @@
                 <w:b w:val="false"/>
                 <w:bCs w:val="false"/>
                 <w:color w:val="1F1F1F"/>
-                <w:sz w:val="17"/>
-                <w:szCs w:val="17"/>
+                <w:sz w:val="16"/>
+                <w:szCs w:val="16"/>
               </w:rPr>
               <w:t xml:space="preserve">−0.0002</w:t>
             </w:r>
@@ -15931,8 +16085,8 @@
                 <w:b w:val="false"/>
                 <w:bCs w:val="false"/>
                 <w:color w:val="1F1F1F"/>
-                <w:sz w:val="17"/>
-                <w:szCs w:val="17"/>
+                <w:sz w:val="16"/>
+                <w:szCs w:val="16"/>
               </w:rPr>
               <w:t xml:space="preserve">Seats</w:t>
             </w:r>
@@ -15966,8 +16120,8 @@
                 <w:b w:val="false"/>
                 <w:bCs w:val="false"/>
                 <w:color w:val="1F1F1F"/>
-                <w:sz w:val="17"/>
-                <w:szCs w:val="17"/>
+                <w:sz w:val="16"/>
+                <w:szCs w:val="16"/>
               </w:rPr>
               <w:t xml:space="preserve">−0.0007</w:t>
             </w:r>
@@ -16001,8 +16155,8 @@
                 <w:b w:val="false"/>
                 <w:bCs w:val="false"/>
                 <w:color w:val="1F1F1F"/>
-                <w:sz w:val="17"/>
-                <w:szCs w:val="17"/>
+                <w:sz w:val="16"/>
+                <w:szCs w:val="16"/>
               </w:rPr>
               <w:t xml:space="preserve">−0.0011</w:t>
             </w:r>
@@ -16036,8 +16190,8 @@
                 <w:b w:val="false"/>
                 <w:bCs w:val="false"/>
                 <w:color w:val="1F1F1F"/>
-                <w:sz w:val="17"/>
-                <w:szCs w:val="17"/>
+                <w:sz w:val="16"/>
+                <w:szCs w:val="16"/>
               </w:rPr>
               <w:t xml:space="preserve">−0.0006</w:t>
             </w:r>
@@ -16062,7 +16216,7 @@
     <w:p>
       <w:pPr>
         <w:keepNext/>
-        <w:spacing w:after="60" w:before="160"/>
+        <w:spacing w:after="60" w:before="100"/>
       </w:pPr>
       <w:r>
         <w:rPr>
@@ -16140,8 +16294,8 @@
                 <w:b/>
                 <w:bCs/>
                 <w:color w:val="1F1F1F"/>
-                <w:sz w:val="17"/>
-                <w:szCs w:val="17"/>
+                <w:sz w:val="16"/>
+                <w:szCs w:val="16"/>
               </w:rPr>
               <w:t xml:space="preserve">Field</w:t>
             </w:r>
@@ -16176,8 +16330,8 @@
                 <w:b/>
                 <w:bCs/>
                 <w:color w:val="1F1F1F"/>
-                <w:sz w:val="17"/>
-                <w:szCs w:val="17"/>
+                <w:sz w:val="16"/>
+                <w:szCs w:val="16"/>
               </w:rPr>
               <w:t xml:space="preserve">Categories</w:t>
             </w:r>
@@ -16212,8 +16366,8 @@
                 <w:b/>
                 <w:bCs/>
                 <w:color w:val="1F1F1F"/>
-                <w:sz w:val="17"/>
-                <w:szCs w:val="17"/>
+                <w:sz w:val="16"/>
+                <w:szCs w:val="16"/>
               </w:rPr>
               <w:t xml:space="preserve">Rows per category</w:t>
             </w:r>
@@ -16248,8 +16402,8 @@
                 <w:b/>
                 <w:bCs/>
                 <w:color w:val="1F1F1F"/>
-                <w:sz w:val="17"/>
-                <w:szCs w:val="17"/>
+                <w:sz w:val="16"/>
+                <w:szCs w:val="16"/>
               </w:rPr>
               <w:t xml:space="preserve">Lowest median</w:t>
             </w:r>
@@ -16284,8 +16438,8 @@
                 <w:b/>
                 <w:bCs/>
                 <w:color w:val="1F1F1F"/>
-                <w:sz w:val="17"/>
-                <w:szCs w:val="17"/>
+                <w:sz w:val="16"/>
+                <w:szCs w:val="16"/>
               </w:rPr>
               <w:t xml:space="preserve">Highest median</w:t>
             </w:r>
@@ -16320,8 +16474,8 @@
                 <w:b/>
                 <w:bCs/>
                 <w:color w:val="1F1F1F"/>
-                <w:sz w:val="17"/>
-                <w:szCs w:val="17"/>
+                <w:sz w:val="16"/>
+                <w:szCs w:val="16"/>
               </w:rPr>
               <w:t xml:space="preserve">Spread</w:t>
             </w:r>
@@ -16360,8 +16514,8 @@
                 <w:b w:val="false"/>
                 <w:bCs w:val="false"/>
                 <w:color w:val="1F1F1F"/>
-                <w:sz w:val="17"/>
-                <w:szCs w:val="17"/>
+                <w:sz w:val="16"/>
+                <w:szCs w:val="16"/>
               </w:rPr>
               <w:t xml:space="preserve">Fuel_Type</w:t>
             </w:r>
@@ -16395,8 +16549,8 @@
                 <w:b w:val="false"/>
                 <w:bCs w:val="false"/>
                 <w:color w:val="1F1F1F"/>
-                <w:sz w:val="17"/>
-                <w:szCs w:val="17"/>
+                <w:sz w:val="16"/>
+                <w:szCs w:val="16"/>
               </w:rPr>
               <w:t xml:space="preserve">6</w:t>
             </w:r>
@@ -16430,8 +16584,8 @@
                 <w:b w:val="false"/>
                 <w:bCs w:val="false"/>
                 <w:color w:val="1F1F1F"/>
-                <w:sz w:val="17"/>
-                <w:szCs w:val="17"/>
+                <w:sz w:val="16"/>
+                <w:szCs w:val="16"/>
               </w:rPr>
               <w:t xml:space="preserve">66,793 to 414,245</w:t>
             </w:r>
@@ -16465,8 +16619,8 @@
                 <w:b w:val="false"/>
                 <w:bCs w:val="false"/>
                 <w:color w:val="1F1F1F"/>
-                <w:sz w:val="17"/>
-                <w:szCs w:val="17"/>
+                <w:sz w:val="16"/>
+                <w:szCs w:val="16"/>
               </w:rPr>
               <w:t xml:space="preserve">Hybrid (671,803)</w:t>
             </w:r>
@@ -16500,8 +16654,8 @@
                 <w:b w:val="false"/>
                 <w:bCs w:val="false"/>
                 <w:color w:val="1F1F1F"/>
-                <w:sz w:val="17"/>
-                <w:szCs w:val="17"/>
+                <w:sz w:val="16"/>
+                <w:szCs w:val="16"/>
               </w:rPr>
               <w:t xml:space="preserve">Electric (676,520)</w:t>
             </w:r>
@@ -16535,8 +16689,8 @@
                 <w:b w:val="false"/>
                 <w:bCs w:val="false"/>
                 <w:color w:val="1F1F1F"/>
-                <w:sz w:val="17"/>
-                <w:szCs w:val="17"/>
+                <w:sz w:val="16"/>
+                <w:szCs w:val="16"/>
               </w:rPr>
               <w:t xml:space="preserve">0.70%</w:t>
             </w:r>
@@ -16575,8 +16729,8 @@
                 <w:b w:val="false"/>
                 <w:bCs w:val="false"/>
                 <w:color w:val="1F1F1F"/>
-                <w:sz w:val="17"/>
-                <w:szCs w:val="17"/>
+                <w:sz w:val="16"/>
+                <w:szCs w:val="16"/>
               </w:rPr>
               <w:t xml:space="preserve">Transmission</w:t>
             </w:r>
@@ -16610,8 +16764,8 @@
                 <w:b w:val="false"/>
                 <w:bCs w:val="false"/>
                 <w:color w:val="1F1F1F"/>
-                <w:sz w:val="17"/>
-                <w:szCs w:val="17"/>
+                <w:sz w:val="16"/>
+                <w:szCs w:val="16"/>
               </w:rPr>
               <w:t xml:space="preserve">3</w:t>
             </w:r>
@@ -16645,8 +16799,8 @@
                 <w:b w:val="false"/>
                 <w:bCs w:val="false"/>
                 <w:color w:val="1F1F1F"/>
-                <w:sz w:val="17"/>
-                <w:szCs w:val="17"/>
+                <w:sz w:val="16"/>
+                <w:szCs w:val="16"/>
               </w:rPr>
               <w:t xml:space="preserve">80,385 to 600,630</w:t>
             </w:r>
@@ -16680,8 +16834,8 @@
                 <w:b w:val="false"/>
                 <w:bCs w:val="false"/>
                 <w:color w:val="1F1F1F"/>
-                <w:sz w:val="17"/>
-                <w:szCs w:val="17"/>
+                <w:sz w:val="16"/>
+                <w:szCs w:val="16"/>
               </w:rPr>
               <w:t xml:space="preserve">Manual (672,277)</w:t>
             </w:r>
@@ -16715,8 +16869,8 @@
                 <w:b w:val="false"/>
                 <w:bCs w:val="false"/>
                 <w:color w:val="1F1F1F"/>
-                <w:sz w:val="17"/>
-                <w:szCs w:val="17"/>
+                <w:sz w:val="16"/>
+                <w:szCs w:val="16"/>
               </w:rPr>
               <w:t xml:space="preserve">Unknown (676,611)</w:t>
             </w:r>
@@ -16750,8 +16904,8 @@
                 <w:b w:val="false"/>
                 <w:bCs w:val="false"/>
                 <w:color w:val="1F1F1F"/>
-                <w:sz w:val="17"/>
-                <w:szCs w:val="17"/>
+                <w:sz w:val="16"/>
+                <w:szCs w:val="16"/>
               </w:rPr>
               <w:t xml:space="preserve">0.64%</w:t>
             </w:r>
@@ -16790,8 +16944,8 @@
                 <w:b w:val="false"/>
                 <w:bCs w:val="false"/>
                 <w:color w:val="1F1F1F"/>
-                <w:sz w:val="17"/>
-                <w:szCs w:val="17"/>
+                <w:sz w:val="16"/>
+                <w:szCs w:val="16"/>
               </w:rPr>
               <w:t xml:space="preserve">Owner_Type</w:t>
             </w:r>
@@ -16825,8 +16979,8 @@
                 <w:b w:val="false"/>
                 <w:bCs w:val="false"/>
                 <w:color w:val="1F1F1F"/>
-                <w:sz w:val="17"/>
-                <w:szCs w:val="17"/>
+                <w:sz w:val="16"/>
+                <w:szCs w:val="16"/>
               </w:rPr>
               <w:t xml:space="preserve">4</w:t>
             </w:r>
@@ -16860,8 +17014,8 @@
                 <w:b w:val="false"/>
                 <w:bCs w:val="false"/>
                 <w:color w:val="1F1F1F"/>
-                <w:sz w:val="17"/>
-                <w:szCs w:val="17"/>
+                <w:sz w:val="16"/>
+                <w:szCs w:val="16"/>
               </w:rPr>
               <w:t xml:space="preserve">50,267 to 602,365</w:t>
             </w:r>
@@ -16895,8 +17049,8 @@
                 <w:b w:val="false"/>
                 <w:bCs w:val="false"/>
                 <w:color w:val="1F1F1F"/>
-                <w:sz w:val="17"/>
-                <w:szCs w:val="17"/>
+                <w:sz w:val="16"/>
+                <w:szCs w:val="16"/>
               </w:rPr>
               <w:t xml:space="preserve">Fourth+ (672,954)</w:t>
             </w:r>
@@ -16930,8 +17084,8 @@
                 <w:b w:val="false"/>
                 <w:bCs w:val="false"/>
                 <w:color w:val="1F1F1F"/>
-                <w:sz w:val="17"/>
-                <w:szCs w:val="17"/>
+                <w:sz w:val="16"/>
+                <w:szCs w:val="16"/>
               </w:rPr>
               <w:t xml:space="preserve">First (673,811)</w:t>
             </w:r>
@@ -16965,8 +17119,8 @@
                 <w:b w:val="false"/>
                 <w:bCs w:val="false"/>
                 <w:color w:val="1F1F1F"/>
-                <w:sz w:val="17"/>
-                <w:szCs w:val="17"/>
+                <w:sz w:val="16"/>
+                <w:szCs w:val="16"/>
               </w:rPr>
               <w:t xml:space="preserve">0.13%</w:t>
             </w:r>
@@ -17005,8 +17159,8 @@
                 <w:b w:val="false"/>
                 <w:bCs w:val="false"/>
                 <w:color w:val="1F1F1F"/>
-                <w:sz w:val="17"/>
-                <w:szCs w:val="17"/>
+                <w:sz w:val="16"/>
+                <w:szCs w:val="16"/>
               </w:rPr>
               <w:t xml:space="preserve">Color</w:t>
             </w:r>
@@ -17040,8 +17194,8 @@
                 <w:b w:val="false"/>
                 <w:bCs w:val="false"/>
                 <w:color w:val="1F1F1F"/>
-                <w:sz w:val="17"/>
-                <w:szCs w:val="17"/>
+                <w:sz w:val="16"/>
+                <w:szCs w:val="16"/>
               </w:rPr>
               <w:t xml:space="preserve">8</w:t>
             </w:r>
@@ -17075,8 +17229,8 @@
                 <w:b w:val="false"/>
                 <w:bCs w:val="false"/>
                 <w:color w:val="1F1F1F"/>
-                <w:sz w:val="17"/>
-                <w:szCs w:val="17"/>
+                <w:sz w:val="16"/>
+                <w:szCs w:val="16"/>
               </w:rPr>
               <w:t xml:space="preserve">80,419 to 132,535</w:t>
             </w:r>
@@ -17110,8 +17264,8 @@
                 <w:b w:val="false"/>
                 <w:bCs w:val="false"/>
                 <w:color w:val="1F1F1F"/>
-                <w:sz w:val="17"/>
-                <w:szCs w:val="17"/>
+                <w:sz w:val="16"/>
+                <w:szCs w:val="16"/>
               </w:rPr>
               <w:t xml:space="preserve">Red (671,579)</w:t>
             </w:r>
@@ -17145,8 +17299,8 @@
                 <w:b w:val="false"/>
                 <w:bCs w:val="false"/>
                 <w:color w:val="1F1F1F"/>
-                <w:sz w:val="17"/>
-                <w:szCs w:val="17"/>
+                <w:sz w:val="16"/>
+                <w:szCs w:val="16"/>
               </w:rPr>
               <w:t xml:space="preserve">Unknown (675,846)</w:t>
             </w:r>
@@ -17180,8 +17334,8 @@
                 <w:b w:val="false"/>
                 <w:bCs w:val="false"/>
                 <w:color w:val="1F1F1F"/>
-                <w:sz w:val="17"/>
-                <w:szCs w:val="17"/>
+                <w:sz w:val="16"/>
+                <w:szCs w:val="16"/>
               </w:rPr>
               <w:t xml:space="preserve">0.64%</w:t>
             </w:r>
@@ -17220,8 +17374,8 @@
                 <w:b w:val="false"/>
                 <w:bCs w:val="false"/>
                 <w:color w:val="1F1F1F"/>
-                <w:sz w:val="17"/>
-                <w:szCs w:val="17"/>
+                <w:sz w:val="16"/>
+                <w:szCs w:val="16"/>
               </w:rPr>
               <w:t xml:space="preserve">City</w:t>
             </w:r>
@@ -17255,8 +17409,8 @@
                 <w:b w:val="false"/>
                 <w:bCs w:val="false"/>
                 <w:color w:val="1F1F1F"/>
-                <w:sz w:val="17"/>
-                <w:szCs w:val="17"/>
+                <w:sz w:val="16"/>
+                <w:szCs w:val="16"/>
               </w:rPr>
               <w:t xml:space="preserve">9</w:t>
             </w:r>
@@ -17290,8 +17444,8 @@
                 <w:b w:val="false"/>
                 <w:bCs w:val="false"/>
                 <w:color w:val="1F1F1F"/>
-                <w:sz w:val="17"/>
-                <w:szCs w:val="17"/>
+                <w:sz w:val="16"/>
+                <w:szCs w:val="16"/>
               </w:rPr>
               <w:t xml:space="preserve">80,430 to 115,999</w:t>
             </w:r>
@@ -17325,8 +17479,8 @@
                 <w:b w:val="false"/>
                 <w:bCs w:val="false"/>
                 <w:color w:val="1F1F1F"/>
-                <w:sz w:val="17"/>
-                <w:szCs w:val="17"/>
+                <w:sz w:val="16"/>
+                <w:szCs w:val="16"/>
               </w:rPr>
               <w:t xml:space="preserve">Hyderabad (668,837)</w:t>
             </w:r>
@@ -17360,8 +17514,8 @@
                 <w:b w:val="false"/>
                 <w:bCs w:val="false"/>
                 <w:color w:val="1F1F1F"/>
-                <w:sz w:val="17"/>
-                <w:szCs w:val="17"/>
+                <w:sz w:val="16"/>
+                <w:szCs w:val="16"/>
               </w:rPr>
               <w:t xml:space="preserve">Unknown (679,097)</w:t>
             </w:r>
@@ -17395,8 +17549,8 @@
                 <w:b w:val="false"/>
                 <w:bCs w:val="false"/>
                 <w:color w:val="1F1F1F"/>
-                <w:sz w:val="17"/>
-                <w:szCs w:val="17"/>
+                <w:sz w:val="16"/>
+                <w:szCs w:val="16"/>
               </w:rPr>
               <w:t xml:space="preserve">1.53%</w:t>
             </w:r>
@@ -17435,8 +17589,8 @@
                 <w:b w:val="false"/>
                 <w:bCs w:val="false"/>
                 <w:color w:val="1F1F1F"/>
-                <w:sz w:val="17"/>
-                <w:szCs w:val="17"/>
+                <w:sz w:val="16"/>
+                <w:szCs w:val="16"/>
               </w:rPr>
               <w:t xml:space="preserve">Model</w:t>
             </w:r>
@@ -17470,8 +17624,8 @@
                 <w:b w:val="false"/>
                 <w:bCs w:val="false"/>
                 <w:color w:val="1F1F1F"/>
-                <w:sz w:val="17"/>
-                <w:szCs w:val="17"/>
+                <w:sz w:val="16"/>
+                <w:szCs w:val="16"/>
               </w:rPr>
               <w:t xml:space="preserve">39</w:t>
             </w:r>
@@ -17505,8 +17659,8 @@
                 <w:b w:val="false"/>
                 <w:bCs w:val="false"/>
                 <w:color w:val="1F1F1F"/>
-                <w:sz w:val="17"/>
-                <w:szCs w:val="17"/>
+                <w:sz w:val="16"/>
+                <w:szCs w:val="16"/>
               </w:rPr>
               <w:t xml:space="preserve">25,524 to 26,046</w:t>
             </w:r>
@@ -17540,8 +17694,8 @@
                 <w:b w:val="false"/>
                 <w:bCs w:val="false"/>
                 <w:color w:val="1F1F1F"/>
-                <w:sz w:val="17"/>
-                <w:szCs w:val="17"/>
+                <w:sz w:val="16"/>
+                <w:szCs w:val="16"/>
               </w:rPr>
               <w:t xml:space="preserve">Civic (660,261)</w:t>
             </w:r>
@@ -17575,8 +17729,8 @@
                 <w:b w:val="false"/>
                 <w:bCs w:val="false"/>
                 <w:color w:val="1F1F1F"/>
-                <w:sz w:val="17"/>
-                <w:szCs w:val="17"/>
+                <w:sz w:val="16"/>
+                <w:szCs w:val="16"/>
               </w:rPr>
               <w:t xml:space="preserve">Seltos (681,372)</w:t>
             </w:r>
@@ -17610,8 +17764,8 @@
                 <w:b w:val="false"/>
                 <w:bCs w:val="false"/>
                 <w:color w:val="1F1F1F"/>
-                <w:sz w:val="17"/>
-                <w:szCs w:val="17"/>
+                <w:sz w:val="16"/>
+                <w:szCs w:val="16"/>
               </w:rPr>
               <w:t xml:space="preserve">3.20%</w:t>
             </w:r>
@@ -17636,7 +17790,7 @@
     <w:p>
       <w:pPr>
         <w:keepNext/>
-        <w:spacing w:after="60" w:before="160"/>
+        <w:spacing w:after="60" w:before="100"/>
       </w:pPr>
       <w:r>
         <w:rPr>
@@ -17714,8 +17868,8 @@
                 <w:b/>
                 <w:bCs/>
                 <w:color w:val="1F1F1F"/>
-                <w:sz w:val="17"/>
-                <w:szCs w:val="17"/>
+                <w:sz w:val="16"/>
+                <w:szCs w:val="16"/>
               </w:rPr>
               <w:t xml:space="preserve">Scenario</w:t>
             </w:r>
@@ -17750,8 +17904,8 @@
                 <w:b/>
                 <w:bCs/>
                 <w:color w:val="1F1F1F"/>
-                <w:sz w:val="17"/>
-                <w:szCs w:val="17"/>
+                <w:sz w:val="16"/>
+                <w:szCs w:val="16"/>
               </w:rPr>
               <w:t xml:space="preserve">Rows</w:t>
             </w:r>
@@ -17786,8 +17940,8 @@
                 <w:b/>
                 <w:bCs/>
                 <w:color w:val="1F1F1F"/>
-                <w:sz w:val="17"/>
-                <w:szCs w:val="17"/>
+                <w:sz w:val="16"/>
+                <w:szCs w:val="16"/>
               </w:rPr>
               <w:t xml:space="preserve">Median price</w:t>
             </w:r>
@@ -17822,8 +17976,8 @@
                 <w:b/>
                 <w:bCs/>
                 <w:color w:val="1F1F1F"/>
-                <w:sz w:val="17"/>
-                <w:szCs w:val="17"/>
+                <w:sz w:val="16"/>
+                <w:szCs w:val="16"/>
               </w:rPr>
               <w:t xml:space="preserve">r (age)</w:t>
             </w:r>
@@ -17858,8 +18012,8 @@
                 <w:b/>
                 <w:bCs/>
                 <w:color w:val="1F1F1F"/>
-                <w:sz w:val="17"/>
-                <w:szCs w:val="17"/>
+                <w:sz w:val="16"/>
+                <w:szCs w:val="16"/>
               </w:rPr>
               <w:t xml:space="preserve">r (km)</w:t>
             </w:r>
@@ -17894,8 +18048,8 @@
                 <w:b/>
                 <w:bCs/>
                 <w:color w:val="1F1F1F"/>
-                <w:sz w:val="17"/>
-                <w:szCs w:val="17"/>
+                <w:sz w:val="16"/>
+                <w:szCs w:val="16"/>
               </w:rPr>
               <w:t xml:space="preserve">Luxury median gap</w:t>
             </w:r>
@@ -17934,8 +18088,8 @@
                 <w:b w:val="false"/>
                 <w:bCs w:val="false"/>
                 <w:color w:val="1F1F1F"/>
-                <w:sz w:val="17"/>
-                <w:szCs w:val="17"/>
+                <w:sz w:val="16"/>
+                <w:szCs w:val="16"/>
               </w:rPr>
               <w:t xml:space="preserve">All rows</w:t>
             </w:r>
@@ -17969,8 +18123,8 @@
                 <w:b w:val="false"/>
                 <w:bCs w:val="false"/>
                 <w:color w:val="1F1F1F"/>
-                <w:sz w:val="17"/>
-                <w:szCs w:val="17"/>
+                <w:sz w:val="16"/>
+                <w:szCs w:val="16"/>
               </w:rPr>
               <w:t xml:space="preserve">1,005,000</w:t>
             </w:r>
@@ -18004,8 +18158,8 @@
                 <w:b w:val="false"/>
                 <w:bCs w:val="false"/>
                 <w:color w:val="1F1F1F"/>
-                <w:sz w:val="17"/>
-                <w:szCs w:val="17"/>
+                <w:sz w:val="16"/>
+                <w:szCs w:val="16"/>
               </w:rPr>
               <w:t xml:space="preserve">673,522</w:t>
             </w:r>
@@ -18039,8 +18193,8 @@
                 <w:b w:val="false"/>
                 <w:bCs w:val="false"/>
                 <w:color w:val="1F1F1F"/>
-                <w:sz w:val="17"/>
-                <w:szCs w:val="17"/>
+                <w:sz w:val="16"/>
+                <w:szCs w:val="16"/>
               </w:rPr>
               <w:t xml:space="preserve">+0.00007</w:t>
             </w:r>
@@ -18074,8 +18228,8 @@
                 <w:b w:val="false"/>
                 <w:bCs w:val="false"/>
                 <w:color w:val="1F1F1F"/>
-                <w:sz w:val="17"/>
-                <w:szCs w:val="17"/>
+                <w:sz w:val="16"/>
+                <w:szCs w:val="16"/>
               </w:rPr>
               <w:t xml:space="preserve">−0.0510</w:t>
             </w:r>
@@ -18109,8 +18263,8 @@
                 <w:b w:val="false"/>
                 <w:bCs w:val="false"/>
                 <w:color w:val="1F1F1F"/>
-                <w:sz w:val="17"/>
-                <w:szCs w:val="17"/>
+                <w:sz w:val="16"/>
+                <w:szCs w:val="16"/>
               </w:rPr>
               <w:t xml:space="preserve">−0.17%</w:t>
             </w:r>
@@ -18149,8 +18303,8 @@
                 <w:b w:val="false"/>
                 <w:bCs w:val="false"/>
                 <w:color w:val="1F1F1F"/>
-                <w:sz w:val="17"/>
-                <w:szCs w:val="17"/>
+                <w:sz w:val="16"/>
+                <w:szCs w:val="16"/>
               </w:rPr>
               <w:t xml:space="preserve">Without rows containing Unknown</w:t>
             </w:r>
@@ -18184,8 +18338,8 @@
                 <w:b w:val="false"/>
                 <w:bCs w:val="false"/>
                 <w:color w:val="1F1F1F"/>
-                <w:sz w:val="17"/>
-                <w:szCs w:val="17"/>
+                <w:sz w:val="16"/>
+                <w:szCs w:val="16"/>
               </w:rPr>
               <w:t xml:space="preserve">721,352</w:t>
             </w:r>
@@ -18219,8 +18373,8 @@
                 <w:b w:val="false"/>
                 <w:bCs w:val="false"/>
                 <w:color w:val="1F1F1F"/>
-                <w:sz w:val="17"/>
-                <w:szCs w:val="17"/>
+                <w:sz w:val="16"/>
+                <w:szCs w:val="16"/>
               </w:rPr>
               <w:t xml:space="preserve">672,595</w:t>
             </w:r>
@@ -18254,8 +18408,8 @@
                 <w:b w:val="false"/>
                 <w:bCs w:val="false"/>
                 <w:color w:val="1F1F1F"/>
-                <w:sz w:val="17"/>
-                <w:szCs w:val="17"/>
+                <w:sz w:val="16"/>
+                <w:szCs w:val="16"/>
               </w:rPr>
               <w:t xml:space="preserve">+0.00057</w:t>
             </w:r>
@@ -18289,8 +18443,8 @@
                 <w:b w:val="false"/>
                 <w:bCs w:val="false"/>
                 <w:color w:val="1F1F1F"/>
-                <w:sz w:val="17"/>
-                <w:szCs w:val="17"/>
+                <w:sz w:val="16"/>
+                <w:szCs w:val="16"/>
               </w:rPr>
               <w:t xml:space="preserve">−0.0516</w:t>
             </w:r>
@@ -18324,8 +18478,8 @@
                 <w:b w:val="false"/>
                 <w:bCs w:val="false"/>
                 <w:color w:val="1F1F1F"/>
-                <w:sz w:val="17"/>
-                <w:szCs w:val="17"/>
+                <w:sz w:val="16"/>
+                <w:szCs w:val="16"/>
               </w:rPr>
               <w:t xml:space="preserve">+0.14%</w:t>
             </w:r>
@@ -18364,8 +18518,8 @@
                 <w:b w:val="false"/>
                 <w:bCs w:val="false"/>
                 <w:color w:val="1F1F1F"/>
-                <w:sz w:val="17"/>
-                <w:szCs w:val="17"/>
+                <w:sz w:val="16"/>
+                <w:szCs w:val="16"/>
               </w:rPr>
               <w:t xml:space="preserve">Without the 3 extreme prices</w:t>
             </w:r>
@@ -18399,8 +18553,8 @@
                 <w:b w:val="false"/>
                 <w:bCs w:val="false"/>
                 <w:color w:val="1F1F1F"/>
-                <w:sz w:val="17"/>
-                <w:szCs w:val="17"/>
+                <w:sz w:val="16"/>
+                <w:szCs w:val="16"/>
               </w:rPr>
               <w:t xml:space="preserve">1,004,997</w:t>
             </w:r>
@@ -18434,8 +18588,8 @@
                 <w:b w:val="false"/>
                 <w:bCs w:val="false"/>
                 <w:color w:val="1F1F1F"/>
-                <w:sz w:val="17"/>
-                <w:szCs w:val="17"/>
+                <w:sz w:val="16"/>
+                <w:szCs w:val="16"/>
               </w:rPr>
               <w:t xml:space="preserve">673,521</w:t>
             </w:r>
@@ -18469,8 +18623,8 @@
                 <w:b w:val="false"/>
                 <w:bCs w:val="false"/>
                 <w:color w:val="1F1F1F"/>
-                <w:sz w:val="17"/>
-                <w:szCs w:val="17"/>
+                <w:sz w:val="16"/>
+                <w:szCs w:val="16"/>
               </w:rPr>
               <w:t xml:space="preserve">−0.00002</w:t>
             </w:r>
@@ -18504,8 +18658,8 @@
                 <w:b w:val="false"/>
                 <w:bCs w:val="false"/>
                 <w:color w:val="1F1F1F"/>
-                <w:sz w:val="17"/>
-                <w:szCs w:val="17"/>
+                <w:sz w:val="16"/>
+                <w:szCs w:val="16"/>
               </w:rPr>
               <w:t xml:space="preserve">−0.0513</w:t>
             </w:r>
@@ -18539,8 +18693,8 @@
                 <w:b w:val="false"/>
                 <w:bCs w:val="false"/>
                 <w:color w:val="1F1F1F"/>
-                <w:sz w:val="17"/>
-                <w:szCs w:val="17"/>
+                <w:sz w:val="16"/>
+                <w:szCs w:val="16"/>
               </w:rPr>
               <w:t xml:space="preserve">−0.17%</w:t>
             </w:r>
@@ -18579,8 +18733,8 @@
                 <w:b w:val="false"/>
                 <w:bCs w:val="false"/>
                 <w:color w:val="1F1F1F"/>
-                <w:sz w:val="17"/>
-                <w:szCs w:val="17"/>
+                <w:sz w:val="16"/>
+                <w:szCs w:val="16"/>
               </w:rPr>
               <w:t xml:space="preserve">First row of each 15-field match only</w:t>
             </w:r>
@@ -18614,8 +18768,8 @@
                 <w:b w:val="false"/>
                 <w:bCs w:val="false"/>
                 <w:color w:val="1F1F1F"/>
-                <w:sz w:val="17"/>
-                <w:szCs w:val="17"/>
+                <w:sz w:val="16"/>
+                <w:szCs w:val="16"/>
               </w:rPr>
               <w:t xml:space="preserve">975,360</w:t>
             </w:r>
@@ -18649,8 +18803,8 @@
                 <w:b w:val="false"/>
                 <w:bCs w:val="false"/>
                 <w:color w:val="1F1F1F"/>
-                <w:sz w:val="17"/>
-                <w:szCs w:val="17"/>
+                <w:sz w:val="16"/>
+                <w:szCs w:val="16"/>
               </w:rPr>
               <w:t xml:space="preserve">673,436</w:t>
             </w:r>
@@ -18684,8 +18838,8 @@
                 <w:b w:val="false"/>
                 <w:bCs w:val="false"/>
                 <w:color w:val="1F1F1F"/>
-                <w:sz w:val="17"/>
-                <w:szCs w:val="17"/>
+                <w:sz w:val="16"/>
+                <w:szCs w:val="16"/>
               </w:rPr>
               <w:t xml:space="preserve"/>
             </w:r>
@@ -18719,8 +18873,8 @@
                 <w:b w:val="false"/>
                 <w:bCs w:val="false"/>
                 <w:color w:val="1F1F1F"/>
-                <w:sz w:val="17"/>
-                <w:szCs w:val="17"/>
+                <w:sz w:val="16"/>
+                <w:szCs w:val="16"/>
               </w:rPr>
               <w:t xml:space="preserve"/>
             </w:r>
@@ -18754,8 +18908,8 @@
                 <w:b w:val="false"/>
                 <w:bCs w:val="false"/>
                 <w:color w:val="1F1F1F"/>
-                <w:sz w:val="17"/>
-                <w:szCs w:val="17"/>
+                <w:sz w:val="16"/>
+                <w:szCs w:val="16"/>
               </w:rPr>
               <w:t xml:space="preserve">−0.19%</w:t>
             </w:r>
@@ -18794,8 +18948,8 @@
                 <w:b w:val="false"/>
                 <w:bCs w:val="false"/>
                 <w:color w:val="1F1F1F"/>
-                <w:sz w:val="17"/>
-                <w:szCs w:val="17"/>
+                <w:sz w:val="16"/>
+                <w:szCs w:val="16"/>
               </w:rPr>
               <w:t xml:space="preserve">Kms cap 500,000</w:t>
             </w:r>
@@ -18829,8 +18983,8 @@
                 <w:b w:val="false"/>
                 <w:bCs w:val="false"/>
                 <w:color w:val="1F1F1F"/>
-                <w:sz w:val="17"/>
-                <w:szCs w:val="17"/>
+                <w:sz w:val="16"/>
+                <w:szCs w:val="16"/>
               </w:rPr>
               <w:t xml:space="preserve">947,751</w:t>
             </w:r>
@@ -18864,8 +19018,8 @@
                 <w:b w:val="false"/>
                 <w:bCs w:val="false"/>
                 <w:color w:val="1F1F1F"/>
-                <w:sz w:val="17"/>
-                <w:szCs w:val="17"/>
+                <w:sz w:val="16"/>
+                <w:szCs w:val="16"/>
               </w:rPr>
               <w:t xml:space="preserve"/>
             </w:r>
@@ -18899,8 +19053,8 @@
                 <w:b w:val="false"/>
                 <w:bCs w:val="false"/>
                 <w:color w:val="1F1F1F"/>
-                <w:sz w:val="17"/>
-                <w:szCs w:val="17"/>
+                <w:sz w:val="16"/>
+                <w:szCs w:val="16"/>
               </w:rPr>
               <w:t xml:space="preserve"/>
             </w:r>
@@ -18934,8 +19088,8 @@
                 <w:b w:val="false"/>
                 <w:bCs w:val="false"/>
                 <w:color w:val="1F1F1F"/>
-                <w:sz w:val="17"/>
-                <w:szCs w:val="17"/>
+                <w:sz w:val="16"/>
+                <w:szCs w:val="16"/>
               </w:rPr>
               <w:t xml:space="preserve">−0.0487</w:t>
             </w:r>
@@ -18969,8 +19123,8 @@
                 <w:b w:val="false"/>
                 <w:bCs w:val="false"/>
                 <w:color w:val="1F1F1F"/>
-                <w:sz w:val="17"/>
-                <w:szCs w:val="17"/>
+                <w:sz w:val="16"/>
+                <w:szCs w:val="16"/>
               </w:rPr>
               <w:t xml:space="preserve"/>
             </w:r>
@@ -19009,8 +19163,8 @@
                 <w:b w:val="false"/>
                 <w:bCs w:val="false"/>
                 <w:color w:val="1F1F1F"/>
-                <w:sz w:val="17"/>
-                <w:szCs w:val="17"/>
+                <w:sz w:val="16"/>
+                <w:szCs w:val="16"/>
               </w:rPr>
               <w:t xml:space="preserve">Kms cap 750,000</w:t>
             </w:r>
@@ -19044,8 +19198,8 @@
                 <w:b w:val="false"/>
                 <w:bCs w:val="false"/>
                 <w:color w:val="1F1F1F"/>
-                <w:sz w:val="17"/>
-                <w:szCs w:val="17"/>
+                <w:sz w:val="16"/>
+                <w:szCs w:val="16"/>
               </w:rPr>
               <w:t xml:space="preserve">987,792</w:t>
             </w:r>
@@ -19079,8 +19233,8 @@
                 <w:b w:val="false"/>
                 <w:bCs w:val="false"/>
                 <w:color w:val="1F1F1F"/>
-                <w:sz w:val="17"/>
-                <w:szCs w:val="17"/>
+                <w:sz w:val="16"/>
+                <w:szCs w:val="16"/>
               </w:rPr>
               <w:t xml:space="preserve"/>
             </w:r>
@@ -19114,8 +19268,8 @@
                 <w:b w:val="false"/>
                 <w:bCs w:val="false"/>
                 <w:color w:val="1F1F1F"/>
-                <w:sz w:val="17"/>
-                <w:szCs w:val="17"/>
+                <w:sz w:val="16"/>
+                <w:szCs w:val="16"/>
               </w:rPr>
               <w:t xml:space="preserve"/>
             </w:r>
@@ -19149,8 +19303,8 @@
                 <w:b w:val="false"/>
                 <w:bCs w:val="false"/>
                 <w:color w:val="1F1F1F"/>
-                <w:sz w:val="17"/>
-                <w:szCs w:val="17"/>
+                <w:sz w:val="16"/>
+                <w:szCs w:val="16"/>
               </w:rPr>
               <w:t xml:space="preserve">−0.0503</w:t>
             </w:r>
@@ -19184,8 +19338,8 @@
                 <w:b w:val="false"/>
                 <w:bCs w:val="false"/>
                 <w:color w:val="1F1F1F"/>
-                <w:sz w:val="17"/>
-                <w:szCs w:val="17"/>
+                <w:sz w:val="16"/>
+                <w:szCs w:val="16"/>
               </w:rPr>
               <w:t xml:space="preserve"/>
             </w:r>
@@ -19224,8 +19378,8 @@
                 <w:b w:val="false"/>
                 <w:bCs w:val="false"/>
                 <w:color w:val="1F1F1F"/>
-                <w:sz w:val="17"/>
-                <w:szCs w:val="17"/>
+                <w:sz w:val="16"/>
+                <w:szCs w:val="16"/>
               </w:rPr>
               <w:t xml:space="preserve">Kms cap 1,500,000</w:t>
             </w:r>
@@ -19259,8 +19413,8 @@
                 <w:b w:val="false"/>
                 <w:bCs w:val="false"/>
                 <w:color w:val="1F1F1F"/>
-                <w:sz w:val="17"/>
-                <w:szCs w:val="17"/>
+                <w:sz w:val="16"/>
+                <w:szCs w:val="16"/>
               </w:rPr>
               <w:t xml:space="preserve">1,003,790</w:t>
             </w:r>
@@ -19294,8 +19448,8 @@
                 <w:b w:val="false"/>
                 <w:bCs w:val="false"/>
                 <w:color w:val="1F1F1F"/>
-                <w:sz w:val="17"/>
-                <w:szCs w:val="17"/>
+                <w:sz w:val="16"/>
+                <w:szCs w:val="16"/>
               </w:rPr>
               <w:t xml:space="preserve"/>
             </w:r>
@@ -19329,8 +19483,8 @@
                 <w:b w:val="false"/>
                 <w:bCs w:val="false"/>
                 <w:color w:val="1F1F1F"/>
-                <w:sz w:val="17"/>
-                <w:szCs w:val="17"/>
+                <w:sz w:val="16"/>
+                <w:szCs w:val="16"/>
               </w:rPr>
               <w:t xml:space="preserve"/>
             </w:r>
@@ -19364,8 +19518,8 @@
                 <w:b w:val="false"/>
                 <w:bCs w:val="false"/>
                 <w:color w:val="1F1F1F"/>
-                <w:sz w:val="17"/>
-                <w:szCs w:val="17"/>
+                <w:sz w:val="16"/>
+                <w:szCs w:val="16"/>
               </w:rPr>
               <w:t xml:space="preserve">−0.0507</w:t>
             </w:r>
@@ -19399,8 +19553,8 @@
                 <w:b w:val="false"/>
                 <w:bCs w:val="false"/>
                 <w:color w:val="1F1F1F"/>
-                <w:sz w:val="17"/>
-                <w:szCs w:val="17"/>
+                <w:sz w:val="16"/>
+                <w:szCs w:val="16"/>
               </w:rPr>
               <w:t xml:space="preserve"/>
             </w:r>
@@ -19439,8 +19593,8 @@
                 <w:b w:val="false"/>
                 <w:bCs w:val="false"/>
                 <w:color w:val="1F1F1F"/>
-                <w:sz w:val="17"/>
-                <w:szCs w:val="17"/>
+                <w:sz w:val="16"/>
+                <w:szCs w:val="16"/>
               </w:rPr>
               <w:t xml:space="preserve">No kms cap</w:t>
             </w:r>
@@ -19474,8 +19628,8 @@
                 <w:b w:val="false"/>
                 <w:bCs w:val="false"/>
                 <w:color w:val="1F1F1F"/>
-                <w:sz w:val="17"/>
-                <w:szCs w:val="17"/>
+                <w:sz w:val="16"/>
+                <w:szCs w:val="16"/>
               </w:rPr>
               <w:t xml:space="preserve">1,005,000</w:t>
             </w:r>
@@ -19509,8 +19663,8 @@
                 <w:b w:val="false"/>
                 <w:bCs w:val="false"/>
                 <w:color w:val="1F1F1F"/>
-                <w:sz w:val="17"/>
-                <w:szCs w:val="17"/>
+                <w:sz w:val="16"/>
+                <w:szCs w:val="16"/>
               </w:rPr>
               <w:t xml:space="preserve"/>
             </w:r>
@@ -19544,8 +19698,8 @@
                 <w:b w:val="false"/>
                 <w:bCs w:val="false"/>
                 <w:color w:val="1F1F1F"/>
-                <w:sz w:val="17"/>
-                <w:szCs w:val="17"/>
+                <w:sz w:val="16"/>
+                <w:szCs w:val="16"/>
               </w:rPr>
               <w:t xml:space="preserve"/>
             </w:r>
@@ -19579,8 +19733,8 @@
                 <w:b w:val="false"/>
                 <w:bCs w:val="false"/>
                 <w:color w:val="1F1F1F"/>
-                <w:sz w:val="17"/>
-                <w:szCs w:val="17"/>
+                <w:sz w:val="16"/>
+                <w:szCs w:val="16"/>
               </w:rPr>
               <w:t xml:space="preserve">−0.0493</w:t>
             </w:r>
@@ -19614,8 +19768,8 @@
                 <w:b w:val="false"/>
                 <w:bCs w:val="false"/>
                 <w:color w:val="1F1F1F"/>
-                <w:sz w:val="17"/>
-                <w:szCs w:val="17"/>
+                <w:sz w:val="16"/>
+                <w:szCs w:val="16"/>
               </w:rPr>
               <w:t xml:space="preserve"/>
             </w:r>
@@ -19634,7 +19788,7 @@
           <w:sz w:val="15"/>
           <w:szCs w:val="15"/>
         </w:rPr>
-        <w:t xml:space="preserve">Source: calculated from Stable Space (2026). The duplicate scenario uses a sorted copy that holds only price and segment, so correlations are not shown for it. Without Unknown rows the small luxury gap turns positive, but it stays trivial.</w:t>
+        <w:t xml:space="preserve">Source: calculated from Stable Space (2026). The duplicate scenario uses a sorted copy holding only price and segment.</w:t>
       </w:r>
     </w:p>
     <w:sectPr>

--- a/COMM5000/M1_final/01_Report/COMM5000_M1_Report.docx
+++ b/COMM5000/M1_final/01_Report/COMM5000_M1_Report.docx
@@ -46,7 +46,7 @@
           <w:sz w:val="18"/>
           <w:szCs w:val="18"/>
         </w:rPr>
-        <w:t xml:space="preserve">Word count: 983 (excluding tables, figures, captions and references)</w:t>
+        <w:t xml:space="preserve">Word count: 985 (excluding tables, figures, captions and references)</w:t>
       </w:r>
     </w:p>
     <w:p>
@@ -175,7 +175,7 @@
           <w:sz w:val="21"/>
           <w:szCs w:val="21"/>
         </w:rPr>
-        <w:t xml:space="preserve">The guide treats more than 1,000,000 km as implausible (UNSW Business School 2026, p. 7). These 6,134 listings match the 6,102 expected from a log-normal fit, so they may be a genuine tail, but were left out of the usage analysis. A few isolated values, such as 4.6 hp or a price of INR 8,043, are implausible for a car but too few to matter (Table 1).</w:t>
+        <w:t xml:space="preserve">The guide treats more than 1,000,000 km as implausible (UNSW Business School 2026, p. 7). These 6,134 listings are close to the 6,102 expected from a log-normal fit, so they may be a genuine tail, but were left out of the usage analysis. A few isolated values, such as 4.6 hp or a price of INR 8,043, are implausible for a car but too few to matter (Table 1).</w:t>
       </w:r>
     </w:p>
     <w:p>

--- a/COMM5000/M1_final/01_Report/COMM5000_M1_Report.docx
+++ b/COMM5000/M1_final/01_Report/COMM5000_M1_Report.docx
@@ -46,7 +46,7 @@
           <w:sz w:val="18"/>
           <w:szCs w:val="18"/>
         </w:rPr>
-        <w:t xml:space="preserve">Word count: 978 (excluding tables, figures, captions and references)</w:t>
+        <w:t xml:space="preserve">Word count: 987 (headings included; tables, figures, captions, notes, references and appendix excluded)</w:t>
       </w:r>
     </w:p>
     <w:p>
@@ -145,7 +145,7 @@
           <w:sz w:val="21"/>
           <w:szCs w:val="21"/>
         </w:rPr>
-        <w:t xml:space="preserve">The analysis uses the workbook as randomised on 26 September 2026 (Dataset sheet, cell B6), with every number calculated by Excel formulas. Labels were corrected only where the intended category was obvious, and no listing was deleted (Table 1). ‘Unknown’ entries were kept as a category because they affect 28.2% of rows and cannot be recovered. No cell is blank because the macro fills gaps (Stable Space 2026) and sets negative draws to zero, so technical zeros were treated as missing.</w:t>
+        <w:t xml:space="preserve">The analysis uses the workbook as randomised on 26 September 2026 (Dataset sheet, cell B6), with every number calculated by Excel formulas. Labels were corrected only where the intended category was obvious, and no listing was deleted (Table 1). ‘Unknown’ entries were kept as a category because they affect 28.2% of rows and cannot be recovered. No cell is blank because the macro fills gaps (Stable Space 2026, cell B4) and sets negative draws to zero, so technical zeros were treated as missing.</w:t>
       </w:r>
     </w:p>
     <w:p>
@@ -175,7 +175,7 @@
           <w:sz w:val="21"/>
           <w:szCs w:val="21"/>
         </w:rPr>
-        <w:t xml:space="preserve">The guide treats more than 1,000,000 km as implausible (UNSW Business School 2026, p. 7). These 6,134 listings are close to the 6,102 expected from a log-normal fit, so they may be a genuine tail, but were left out of the usage analysis. A few isolated values, such as 4.6 hp, are implausible but too few to matter (Table 1).</w:t>
+        <w:t xml:space="preserve">The guide treats more than 1,000,000 km as implausible (UNSW Business School 2026, p. 7). These 6,134 listings are close to the 6,102 expected from a log-normal fit, so they may be a genuine tail, but were left out of the usage analysis. A few isolated values, such as 4.6 hp, are extreme but too few to matter (Table 1).</w:t>
       </w:r>
     </w:p>
     <w:p>
@@ -2270,7 +2270,7 @@
           <w:sz w:val="15"/>
           <w:szCs w:val="15"/>
         </w:rPr>
-        <w:t xml:space="preserve">Source: calculated from Stable Space (2026). A group of k identical rows gives k(k − 1)/2 pairs and k − 1 repeat rows. The chance count multiplies, over 13 fields, the probability that two random rows share a category (sum of squared shares); Brand and Year are left out because Model and Registration_Age already fix them.</w:t>
+        <w:t xml:space="preserve">Source: calculated from Stable Space (2026). A group of k identical rows gives k(k − 1)/2 pairs and k − 1 repeat rows. The chance count multiplies, over 13 fields, the probability that two random rows share a category (sum of squared shares); Brand and Year are left out because Model and Registration_Age already fix them. Limits for isolated values are the edges of the dense main range of each frequency distribution.</w:t>
       </w:r>
     </w:p>
     <w:p>
@@ -2303,7 +2303,7 @@
           <w:sz w:val="21"/>
           <w:szCs w:val="21"/>
         </w:rPr>
-        <w:t xml:space="preserve">Table A1 describes all 20 fields. Car_Price is in Indian rupees (INR), and Year and Registration_Age carry the same information. Registration_Age is spread evenly over 1 to 25 years, and Engine_CC, Horsepower and Mileage_kmpl are almost flat across their main range, so their modes in Table 2 are not typical values.</w:t>
+        <w:t xml:space="preserve">Table A1 describes all 20 fields. Car_Price is in Indian rupees (INR), and Year and Registration_Age carry the same information. Registration_Age is spread evenly over 1 to 25 years, and Engine_CC, Horsepower and Mileage_kmpl are roughly flat across their main range, so their modes in Table 2 are not typical values.</w:t>
       </w:r>
     </w:p>
     <w:p>
@@ -9953,7 +9953,7 @@
           <w:sz w:val="21"/>
           <w:szCs w:val="21"/>
         </w:rPr>
-        <w:t xml:space="preserve">Price should be described by its median and modelled on a log scale. Usage has a weak negative association with price, Horsepower and Engine_CC weaker positive ones, and age, brand segment, model and the other fields none of practical size. A luxury premium in cash offers is therefore not supported. Table 4 sets out recommendations for the client, with their evidence and risks.</w:t>
+        <w:t xml:space="preserve">Price should be described by its median and modelled on a log scale. Usage has a weak negative association with price, Horsepower and Engine_CC weaker positive ones, and age, brand segment, model and the other fields none of practical size. A luxury premium in cash offers is therefore not supported. Table 4 sets out recommendations for the client, with their evidence and risks; Table A5 gives the price bands.</w:t>
       </w:r>
     </w:p>
     <w:p>
@@ -10221,7 +10221,7 @@
                 <w:sz w:val="17"/>
                 <w:szCs w:val="17"/>
               </w:rPr>
-              <w:t xml:space="preserve">Skewness 4.9; typical error 55% for the kilometre line (Table 2; Section 3.2)</w:t>
+              <w:t xml:space="preserve">Skewness 4.9; typical error 55% for the kilometre line (Sections 2.3 and 3.2)</w:t>
             </w:r>
           </w:p>
         </w:tc>
@@ -10621,7 +10621,7 @@
                 <w:sz w:val="17"/>
                 <w:szCs w:val="17"/>
               </w:rPr>
-              <w:t xml:space="preserve">Send listings priced outside the 5th to 95th percentile of their usage decile to an appraiser</w:t>
+              <w:t xml:space="preserve">Screen listings priced outside the 5th to 95th percentile of their usage decile for an appraiser</w:t>
             </w:r>
           </w:p>
         </w:tc>
@@ -10656,7 +10656,7 @@
                 <w:sz w:val="17"/>
                 <w:szCs w:val="17"/>
               </w:rPr>
-              <w:t xml:space="preserve">The bands in Table A5 flag 10.0% of listings</w:t>
+              <w:t xml:space="preserve">Band limits fall with usage (P95 INR 3,339,005 in D1, 2,638,995 in D10); by design 10.0% of listings fall outside (Table A5)</w:t>
             </w:r>
           </w:p>
         </w:tc>
@@ -10691,7 +10691,7 @@
                 <w:sz w:val="17"/>
                 <w:szCs w:val="17"/>
               </w:rPr>
-              <w:t xml:space="preserve">Needs appraiser time; bands must be refreshed as prices move</w:t>
+              <w:t xml:space="preserve">Flags unusual prices, not proven mispricing; bands need refreshing as prices move; listings above 1,000,000 km need their own check</w:t>
             </w:r>
           </w:p>
         </w:tc>
@@ -10726,7 +10726,7 @@
                 <w:sz w:val="17"/>
                 <w:szCs w:val="17"/>
               </w:rPr>
-              <w:t xml:space="preserve">Quicker decisions for about 90% of listings; effort goes to unusual prices</w:t>
+              <w:t xml:space="preserve">Appraiser time goes to the 10% most unusual prices; other offers keep the standard process until the hold-out test (last row)</w:t>
             </w:r>
           </w:p>
         </w:tc>
@@ -10981,7 +10981,7 @@
                 <w:sz w:val="17"/>
                 <w:szCs w:val="17"/>
               </w:rPr>
-              <w:t xml:space="preserve">This project may use only the supplied fields (Franch 2026, slide 3); collection has a cost</w:t>
+              <w:t xml:space="preserve">The project model must use only the supplied variables (Franch 2026, slide 3); collection has a cost</w:t>
             </w:r>
           </w:p>
         </w:tc>
@@ -11202,7 +11202,7 @@
           <w:sz w:val="21"/>
           <w:szCs w:val="21"/>
         </w:rPr>
-        <w:t xml:space="preserve">The data are simulated for assessment (UNSW Business School 2026, p. 4), and the macro’s code regenerates Mileage_kmpl, Engine_CC, Horsepower, Kms_Driven and Car_Price without reference to brand or age. This probably explains the missing associations. Each summary also looks at one variable at a time. A straight line of log price on log kilometres (Excel SLOPE and INTERCEPT), fitted and checked on the same listings, misses the listed price by a median of 55.2%, barely better than quoting the overall median (55.3%). On that line, 10% more kilometres means a price about 0.8% lower. A better approach would fit a multiple regression on log price, check it on a hold-out sample and quote a price range. Beyond this project, which may use only the supplied fields (Franch 2026, slide 3), the client could collect condition, trim and final sale price (Table 4).</w:t>
+        <w:t xml:space="preserve">The data are simulated for assessment (UNSW Business School 2026, p. 4), and the macro’s code regenerates Mileage_kmpl, Engine_CC, Horsepower, Kms_Driven and Car_Price without reference to brand or age. This probably explains the missing associations. Each summary also looks at one variable at a time. A straight line of log price on log kilometres (Excel SLOPE and INTERCEPT), fitted and checked on the same listings, misses the listed price by a median of 55.2%, barely better than quoting the overall median (55.3%). On that line, 10% more kilometres means a price about 0.8% lower. A better approach would fit a multiple regression on log price, check it on a hold-out sample and quote a price range. Beyond this project, whose model must use only the supplied variables (Franch 2026, slide 3), the client could collect condition, trim and final sale price (Table 4).</w:t>
       </w:r>
     </w:p>
     <w:p>
@@ -19085,7 +19085,7 @@
                 <w:sz w:val="17"/>
                 <w:szCs w:val="17"/>
               </w:rPr>
-              <w:t xml:space="preserve">Median price</w:t>
+              <w:t xml:space="preserve">Median price (INR)</w:t>
             </w:r>
           </w:p>
         </w:tc>
@@ -24138,7 +24138,7 @@
           <w:sz w:val="15"/>
           <w:szCs w:val="15"/>
         </w:rPr>
-        <w:t xml:space="preserve">Source: calculated from Stable Space (2026). Listings below P5 or above P95 of their own decile make up 10.0% of the total (manual-check rule in Table 4).</w:t>
+        <w:t xml:space="preserve">Source: calculated from Stable Space (2026). Listings below P5 or above P95 of their own decile make up 10.0% of the 998,866 listings in this table (screening rule in Table 4).</w:t>
       </w:r>
     </w:p>
     <w:sectPr>
